--- a/docs/Business_Rules.docx
+++ b/docs/Business_Rules.docx
@@ -9,23 +9,31 @@
       </w:pPr>
       <w:r>
         <w:rPr>
-          <w:b/>
+          <w:rFonts w:ascii="Arial" w:hAnsi="Arial"/>
+          <w:color w:val="17365D"/>
+          <w:sz w:val="44"/>
         </w:rPr>
         <w:t>BUSINESS RULES (BR)</w:t>
       </w:r>
     </w:p>
     <w:p>
       <w:pPr>
+        <w:spacing w:after="160"/>
         <w:jc w:val="center"/>
       </w:pPr>
       <w:r>
         <w:rPr>
-          <w:i/>
+          <w:rFonts w:ascii="Arial" w:hAnsi="Arial"/>
+          <w:b/>
+          <w:sz w:val="23"/>
         </w:rPr>
-        <w:t>Charm Recommendation &amp; Vietnam History Quiz Website — MVP Draft</w:t>
+        <w:t>Charm Recommendation &amp; Vietnam History Quiz Website — MVP Draft (Updated)</w:t>
       </w:r>
     </w:p>
     <w:p>
+      <w:pPr>
+        <w:spacing w:after="100"/>
+      </w:pPr>
       <w:r>
         <w:rPr>
           <w:b/>
@@ -33,12 +41,27 @@
         <w:t xml:space="preserve">Purpose: </w:t>
       </w:r>
       <w:r>
-        <w:t>Define the business constraints that govern recommendation, quiz, charm management, recommendation rules, and quiz JSON import. Items marked TBD require team confirmation before implementation.</w:t>
+        <w:t>Define the business constraints that govern customer profile derivation, grouped recommendation, AI/local fallback, charm catalog availability, real-time stock updates, Manager rules, quiz behavior, and quiz JSON import.</w:t>
+      </w:r>
+    </w:p>
+    <w:p>
+      <w:pPr>
+        <w:spacing w:after="200"/>
+      </w:pPr>
+      <w:r>
+        <w:rPr>
+          <w:b/>
+        </w:rPr>
+        <w:t xml:space="preserve">Revision note: </w:t>
+      </w:r>
+      <w:r>
+        <w:t>Updated to reflect grouped multi-charm recommendation, Manager-controlled stock and rule ordering, a public real-time charm catalog, and the Rule → AI → Local fallback strategy.</w:t>
       </w:r>
     </w:p>
     <w:p>
       <w:pPr>
         <w:pStyle w:val="Heading1"/>
+        <w:keepNext/>
       </w:pPr>
       <w:r>
         <w:t>1. Charm Recommendation Rules</w:t>
@@ -49,6 +72,7 @@
         <w:tblStyle w:val="TableGrid"/>
         <w:tblW w:type="auto" w:w="0"/>
         <w:jc w:val="center"/>
+        <w:tblLayout w:type="autofit"/>
         <w:tblLook w:firstColumn="1" w:firstRow="1" w:lastColumn="0" w:lastRow="0" w:noHBand="0" w:noVBand="1" w:val="04A0"/>
       </w:tblPr>
       <w:tblGrid>
@@ -57,16 +81,31 @@
         <w:gridCol w:w="3360"/>
       </w:tblGrid>
       <w:tr>
+        <w:trPr>
+          <w:tblHeader w:val="true"/>
+        </w:trPr>
         <w:tc>
           <w:tcPr>
-            <w:tcW w:type="dxa" w:w="3360"/>
+            <w:tcW w:type="dxa" w:w="1728"/>
             <w:shd w:fill="D9EAF7"/>
             <w:vAlign w:val="center"/>
+            <w:tcMar>
+              <w:top w:w="80" w:type="dxa"/>
+              <w:start w:w="100" w:type="dxa"/>
+              <w:bottom w:w="80" w:type="dxa"/>
+              <w:end w:w="100" w:type="dxa"/>
+            </w:tcMar>
           </w:tcPr>
           <w:p>
+            <w:pPr>
+              <w:spacing w:after="0" w:before="0" w:line="240" w:lineRule="auto"/>
+            </w:pPr>
             <w:r>
               <w:rPr>
+                <w:rFonts w:ascii="Arial" w:hAnsi="Arial"/>
                 <w:b/>
+                <w:color w:val="17365D"/>
+                <w:sz w:val="18"/>
               </w:rPr>
               <w:t>BR ID</w:t>
             </w:r>
@@ -74,14 +113,26 @@
         </w:tc>
         <w:tc>
           <w:tcPr>
-            <w:tcW w:type="dxa" w:w="3360"/>
+            <w:tcW w:type="dxa" w:w="7560"/>
             <w:shd w:fill="D9EAF7"/>
             <w:vAlign w:val="center"/>
+            <w:tcMar>
+              <w:top w:w="80" w:type="dxa"/>
+              <w:start w:w="100" w:type="dxa"/>
+              <w:bottom w:w="80" w:type="dxa"/>
+              <w:end w:w="100" w:type="dxa"/>
+            </w:tcMar>
           </w:tcPr>
           <w:p>
+            <w:pPr>
+              <w:spacing w:after="0" w:before="0" w:line="240" w:lineRule="auto"/>
+            </w:pPr>
             <w:r>
               <w:rPr>
+                <w:rFonts w:ascii="Arial" w:hAnsi="Arial"/>
                 <w:b/>
+                <w:color w:val="17365D"/>
+                <w:sz w:val="18"/>
               </w:rPr>
               <w:t>Business Rule</w:t>
             </w:r>
@@ -89,14 +140,26 @@
         </w:tc>
         <w:tc>
           <w:tcPr>
-            <w:tcW w:type="dxa" w:w="3360"/>
+            <w:tcW w:type="dxa" w:w="1656"/>
             <w:shd w:fill="D9EAF7"/>
             <w:vAlign w:val="center"/>
+            <w:tcMar>
+              <w:top w:w="80" w:type="dxa"/>
+              <w:start w:w="100" w:type="dxa"/>
+              <w:bottom w:w="80" w:type="dxa"/>
+              <w:end w:w="100" w:type="dxa"/>
+            </w:tcMar>
           </w:tcPr>
           <w:p>
+            <w:pPr>
+              <w:spacing w:after="0" w:before="0" w:line="240" w:lineRule="auto"/>
+            </w:pPr>
             <w:r>
               <w:rPr>
+                <w:rFonts w:ascii="Arial" w:hAnsi="Arial"/>
                 <w:b/>
+                <w:color w:val="17365D"/>
+                <w:sz w:val="18"/>
               </w:rPr>
               <w:t>Status</w:t>
             </w:r>
@@ -104,223 +167,1218 @@
         </w:tc>
       </w:tr>
       <w:tr>
+        <w:trPr>
+          <w:cantSplit/>
+        </w:trPr>
         <w:tc>
           <w:tcPr>
-            <w:tcW w:type="dxa" w:w="3360"/>
+            <w:tcW w:type="dxa" w:w="1728"/>
             <w:vAlign w:val="top"/>
+            <w:tcMar>
+              <w:top w:w="80" w:type="dxa"/>
+              <w:start w:w="100" w:type="dxa"/>
+              <w:bottom w:w="80" w:type="dxa"/>
+              <w:end w:w="100" w:type="dxa"/>
+            </w:tcMar>
           </w:tcPr>
           <w:p>
+            <w:pPr>
+              <w:spacing w:after="0" w:before="0" w:line="240" w:lineRule="auto"/>
+            </w:pPr>
             <w:r>
+              <w:rPr>
+                <w:rFonts w:ascii="Arial" w:hAnsi="Arial"/>
+                <w:b w:val="0"/>
+                <w:sz w:val="18"/>
+              </w:rPr>
               <w:t>BR-REC-01</w:t>
             </w:r>
           </w:p>
         </w:tc>
         <w:tc>
           <w:tcPr>
-            <w:tcW w:type="dxa" w:w="3360"/>
+            <w:tcW w:type="dxa" w:w="7560"/>
             <w:vAlign w:val="top"/>
+            <w:tcMar>
+              <w:top w:w="80" w:type="dxa"/>
+              <w:start w:w="100" w:type="dxa"/>
+              <w:bottom w:w="80" w:type="dxa"/>
+              <w:end w:w="100" w:type="dxa"/>
+            </w:tcMar>
           </w:tcPr>
           <w:p>
+            <w:pPr>
+              <w:spacing w:after="0" w:before="0" w:line="240" w:lineRule="auto"/>
+            </w:pPr>
             <w:r>
-              <w:t>Charm Recommendation may be performed only after the Customer provides all mandatory profile information.</w:t>
+              <w:rPr>
+                <w:rFonts w:ascii="Arial" w:hAnsi="Arial"/>
+                <w:b w:val="0"/>
+                <w:sz w:val="18"/>
+              </w:rPr>
+              <w:t>Recommendation processing may begin only after all profile fields defined as mandatory for the MVP have passed validation.</w:t>
             </w:r>
           </w:p>
         </w:tc>
         <w:tc>
           <w:tcPr>
-            <w:tcW w:type="dxa" w:w="3360"/>
+            <w:tcW w:type="dxa" w:w="1656"/>
             <w:vAlign w:val="top"/>
+            <w:tcMar>
+              <w:top w:w="80" w:type="dxa"/>
+              <w:start w:w="100" w:type="dxa"/>
+              <w:bottom w:w="80" w:type="dxa"/>
+              <w:end w:w="100" w:type="dxa"/>
+            </w:tcMar>
           </w:tcPr>
           <w:p>
+            <w:pPr>
+              <w:spacing w:after="0" w:before="0" w:line="240" w:lineRule="auto"/>
+            </w:pPr>
             <w:r>
+              <w:rPr>
+                <w:rFonts w:ascii="Arial" w:hAnsi="Arial"/>
+                <w:b w:val="0"/>
+                <w:sz w:val="18"/>
+              </w:rPr>
               <w:t>Draft</w:t>
             </w:r>
           </w:p>
         </w:tc>
       </w:tr>
       <w:tr>
+        <w:trPr>
+          <w:cantSplit/>
+        </w:trPr>
         <w:tc>
           <w:tcPr>
-            <w:tcW w:type="dxa" w:w="3360"/>
+            <w:tcW w:type="dxa" w:w="1728"/>
             <w:vAlign w:val="top"/>
+            <w:tcMar>
+              <w:top w:w="80" w:type="dxa"/>
+              <w:start w:w="100" w:type="dxa"/>
+              <w:bottom w:w="80" w:type="dxa"/>
+              <w:end w:w="100" w:type="dxa"/>
+            </w:tcMar>
           </w:tcPr>
           <w:p>
+            <w:pPr>
+              <w:spacing w:after="0" w:before="0" w:line="240" w:lineRule="auto"/>
+            </w:pPr>
             <w:r>
+              <w:rPr>
+                <w:rFonts w:ascii="Arial" w:hAnsi="Arial"/>
+                <w:b w:val="0"/>
+                <w:sz w:val="18"/>
+              </w:rPr>
               <w:t>BR-REC-02</w:t>
             </w:r>
           </w:p>
         </w:tc>
         <w:tc>
           <w:tcPr>
-            <w:tcW w:type="dxa" w:w="3360"/>
+            <w:tcW w:type="dxa" w:w="7560"/>
             <w:vAlign w:val="top"/>
+            <w:tcMar>
+              <w:top w:w="80" w:type="dxa"/>
+              <w:start w:w="100" w:type="dxa"/>
+              <w:bottom w:w="80" w:type="dxa"/>
+              <w:end w:w="100" w:type="dxa"/>
+            </w:tcMar>
           </w:tcPr>
           <w:p>
+            <w:pPr>
+              <w:spacing w:after="0" w:before="0" w:line="240" w:lineRule="auto"/>
+            </w:pPr>
             <w:r>
-              <w:t>Only Recommendation Rules with Active status may be used to generate recommendations.</w:t>
+              <w:rPr>
+                <w:rFonts w:ascii="Arial" w:hAnsi="Arial"/>
+                <w:b w:val="0"/>
+                <w:sz w:val="18"/>
+              </w:rPr>
+              <w:t>For letter-charm matching, the system shall use the final token of Full Name as the given-name token and derive its first alphabetic character as the name initial. Example: “Bảo Anh” → “Anh” → “A”.</w:t>
             </w:r>
           </w:p>
         </w:tc>
         <w:tc>
           <w:tcPr>
-            <w:tcW w:type="dxa" w:w="3360"/>
+            <w:tcW w:type="dxa" w:w="1656"/>
             <w:vAlign w:val="top"/>
+            <w:tcMar>
+              <w:top w:w="80" w:type="dxa"/>
+              <w:start w:w="100" w:type="dxa"/>
+              <w:bottom w:w="80" w:type="dxa"/>
+              <w:end w:w="100" w:type="dxa"/>
+            </w:tcMar>
           </w:tcPr>
           <w:p>
+            <w:pPr>
+              <w:spacing w:after="0" w:before="0" w:line="240" w:lineRule="auto"/>
+            </w:pPr>
             <w:r>
+              <w:rPr>
+                <w:rFonts w:ascii="Arial" w:hAnsi="Arial"/>
+                <w:b w:val="0"/>
+                <w:sz w:val="18"/>
+              </w:rPr>
               <w:t>Draft</w:t>
             </w:r>
           </w:p>
         </w:tc>
       </w:tr>
       <w:tr>
+        <w:trPr>
+          <w:cantSplit/>
+        </w:trPr>
         <w:tc>
           <w:tcPr>
-            <w:tcW w:type="dxa" w:w="3360"/>
+            <w:tcW w:type="dxa" w:w="1728"/>
             <w:vAlign w:val="top"/>
+            <w:tcMar>
+              <w:top w:w="80" w:type="dxa"/>
+              <w:start w:w="100" w:type="dxa"/>
+              <w:bottom w:w="80" w:type="dxa"/>
+              <w:end w:w="100" w:type="dxa"/>
+            </w:tcMar>
           </w:tcPr>
           <w:p>
+            <w:pPr>
+              <w:spacing w:after="0" w:before="0" w:line="240" w:lineRule="auto"/>
+            </w:pPr>
             <w:r>
+              <w:rPr>
+                <w:rFonts w:ascii="Arial" w:hAnsi="Arial"/>
+                <w:b w:val="0"/>
+                <w:sz w:val="18"/>
+              </w:rPr>
               <w:t>BR-REC-03</w:t>
             </w:r>
           </w:p>
         </w:tc>
         <w:tc>
           <w:tcPr>
-            <w:tcW w:type="dxa" w:w="3360"/>
+            <w:tcW w:type="dxa" w:w="7560"/>
             <w:vAlign w:val="top"/>
+            <w:tcMar>
+              <w:top w:w="80" w:type="dxa"/>
+              <w:start w:w="100" w:type="dxa"/>
+              <w:bottom w:w="80" w:type="dxa"/>
+              <w:end w:w="100" w:type="dxa"/>
+            </w:tcMar>
           </w:tcPr>
           <w:p>
+            <w:pPr>
+              <w:spacing w:after="0" w:before="0" w:line="240" w:lineRule="auto"/>
+            </w:pPr>
             <w:r>
-              <w:t>Rule-Based Recommendation is evaluated before AI Recommendation.</w:t>
+              <w:rPr>
+                <w:rFonts w:ascii="Arial" w:hAnsi="Arial"/>
+                <w:b w:val="0"/>
+                <w:sz w:val="18"/>
+              </w:rPr>
+              <w:t>Zodiac sign must be derived deterministically from the Customer's Birth Date; AI must not be used to determine the zodiac sign.</w:t>
             </w:r>
           </w:p>
         </w:tc>
         <w:tc>
           <w:tcPr>
-            <w:tcW w:type="dxa" w:w="3360"/>
+            <w:tcW w:type="dxa" w:w="1656"/>
             <w:vAlign w:val="top"/>
+            <w:tcMar>
+              <w:top w:w="80" w:type="dxa"/>
+              <w:start w:w="100" w:type="dxa"/>
+              <w:bottom w:w="80" w:type="dxa"/>
+              <w:end w:w="100" w:type="dxa"/>
+            </w:tcMar>
           </w:tcPr>
           <w:p>
+            <w:pPr>
+              <w:spacing w:after="0" w:before="0" w:line="240" w:lineRule="auto"/>
+            </w:pPr>
             <w:r>
+              <w:rPr>
+                <w:rFonts w:ascii="Arial" w:hAnsi="Arial"/>
+                <w:b w:val="0"/>
+                <w:sz w:val="18"/>
+              </w:rPr>
               <w:t>Draft</w:t>
             </w:r>
           </w:p>
         </w:tc>
       </w:tr>
       <w:tr>
+        <w:trPr>
+          <w:cantSplit/>
+        </w:trPr>
         <w:tc>
           <w:tcPr>
-            <w:tcW w:type="dxa" w:w="3360"/>
+            <w:tcW w:type="dxa" w:w="1728"/>
             <w:vAlign w:val="top"/>
+            <w:tcMar>
+              <w:top w:w="80" w:type="dxa"/>
+              <w:start w:w="100" w:type="dxa"/>
+              <w:bottom w:w="80" w:type="dxa"/>
+              <w:end w:w="100" w:type="dxa"/>
+            </w:tcMar>
           </w:tcPr>
           <w:p>
+            <w:pPr>
+              <w:spacing w:after="0" w:before="0" w:line="240" w:lineRule="auto"/>
+            </w:pPr>
             <w:r>
+              <w:rPr>
+                <w:rFonts w:ascii="Arial" w:hAnsi="Arial"/>
+                <w:b w:val="0"/>
+                <w:sz w:val="18"/>
+              </w:rPr>
               <w:t>BR-REC-04</w:t>
             </w:r>
           </w:p>
         </w:tc>
         <w:tc>
           <w:tcPr>
-            <w:tcW w:type="dxa" w:w="3360"/>
+            <w:tcW w:type="dxa" w:w="7560"/>
             <w:vAlign w:val="top"/>
+            <w:tcMar>
+              <w:top w:w="80" w:type="dxa"/>
+              <w:start w:w="100" w:type="dxa"/>
+              <w:bottom w:w="80" w:type="dxa"/>
+              <w:end w:w="100" w:type="dxa"/>
+            </w:tcMar>
           </w:tcPr>
           <w:p>
+            <w:pPr>
+              <w:spacing w:after="0" w:before="0" w:line="240" w:lineRule="auto"/>
+            </w:pPr>
             <w:r>
-              <w:t>AI Recommendation is used only when no suitable result is produced by Rule-Based Recommendation.</w:t>
+              <w:rPr>
+                <w:rFonts w:ascii="Arial" w:hAnsi="Arial"/>
+                <w:b w:val="0"/>
+                <w:sz w:val="18"/>
+              </w:rPr>
+              <w:t>Life-path / numerology number must be derived deterministically from Birth Date using one documented formula. Master-number handling remains TBD until finalized.</w:t>
             </w:r>
           </w:p>
         </w:tc>
         <w:tc>
           <w:tcPr>
-            <w:tcW w:type="dxa" w:w="3360"/>
+            <w:tcW w:type="dxa" w:w="1656"/>
             <w:vAlign w:val="top"/>
+            <w:tcMar>
+              <w:top w:w="80" w:type="dxa"/>
+              <w:start w:w="100" w:type="dxa"/>
+              <w:bottom w:w="80" w:type="dxa"/>
+              <w:end w:w="100" w:type="dxa"/>
+            </w:tcMar>
           </w:tcPr>
           <w:p>
+            <w:pPr>
+              <w:spacing w:after="0" w:before="0" w:line="240" w:lineRule="auto"/>
+            </w:pPr>
             <w:r>
+              <w:rPr>
+                <w:rFonts w:ascii="Arial" w:hAnsi="Arial"/>
+                <w:b w:val="0"/>
+                <w:sz w:val="18"/>
+              </w:rPr>
+              <w:t>TBD — formula detail</w:t>
+            </w:r>
+          </w:p>
+        </w:tc>
+      </w:tr>
+      <w:tr>
+        <w:trPr>
+          <w:cantSplit/>
+        </w:trPr>
+        <w:tc>
+          <w:tcPr>
+            <w:tcW w:type="dxa" w:w="1728"/>
+            <w:vAlign w:val="top"/>
+            <w:tcMar>
+              <w:top w:w="80" w:type="dxa"/>
+              <w:start w:w="100" w:type="dxa"/>
+              <w:bottom w:w="80" w:type="dxa"/>
+              <w:end w:w="100" w:type="dxa"/>
+            </w:tcMar>
+          </w:tcPr>
+          <w:p>
+            <w:pPr>
+              <w:spacing w:after="0" w:before="0" w:line="240" w:lineRule="auto"/>
+            </w:pPr>
+            <w:r>
+              <w:rPr>
+                <w:rFonts w:ascii="Arial" w:hAnsi="Arial"/>
+                <w:b w:val="0"/>
+                <w:sz w:val="18"/>
+              </w:rPr>
+              <w:t>BR-REC-05</w:t>
+            </w:r>
+          </w:p>
+        </w:tc>
+        <w:tc>
+          <w:tcPr>
+            <w:tcW w:type="dxa" w:w="7560"/>
+            <w:vAlign w:val="top"/>
+            <w:tcMar>
+              <w:top w:w="80" w:type="dxa"/>
+              <w:start w:w="100" w:type="dxa"/>
+              <w:bottom w:w="80" w:type="dxa"/>
+              <w:end w:w="100" w:type="dxa"/>
+            </w:tcMar>
+          </w:tcPr>
+          <w:p>
+            <w:pPr>
+              <w:spacing w:after="0" w:before="0" w:line="240" w:lineRule="auto"/>
+            </w:pPr>
+            <w:r>
+              <w:rPr>
+                <w:rFonts w:ascii="Arial" w:hAnsi="Arial"/>
+                <w:b w:val="0"/>
+                <w:sz w:val="18"/>
+              </w:rPr>
+              <w:t>Recommendation results must be organized by section: NAME, BIRTH_DATE, INTERESTS, FAVORITE_ANIMAL, and FAVORITE_COLOR.</w:t>
+            </w:r>
+          </w:p>
+        </w:tc>
+        <w:tc>
+          <w:tcPr>
+            <w:tcW w:type="dxa" w:w="1656"/>
+            <w:vAlign w:val="top"/>
+            <w:tcMar>
+              <w:top w:w="80" w:type="dxa"/>
+              <w:start w:w="100" w:type="dxa"/>
+              <w:bottom w:w="80" w:type="dxa"/>
+              <w:end w:w="100" w:type="dxa"/>
+            </w:tcMar>
+          </w:tcPr>
+          <w:p>
+            <w:pPr>
+              <w:spacing w:after="0" w:before="0" w:line="240" w:lineRule="auto"/>
+            </w:pPr>
+            <w:r>
+              <w:rPr>
+                <w:rFonts w:ascii="Arial" w:hAnsi="Arial"/>
+                <w:b w:val="0"/>
+                <w:sz w:val="18"/>
+              </w:rPr>
               <w:t>Draft</w:t>
             </w:r>
           </w:p>
         </w:tc>
       </w:tr>
       <w:tr>
+        <w:trPr>
+          <w:cantSplit/>
+        </w:trPr>
         <w:tc>
           <w:tcPr>
-            <w:tcW w:type="dxa" w:w="3360"/>
+            <w:tcW w:type="dxa" w:w="1728"/>
             <w:vAlign w:val="top"/>
+            <w:tcMar>
+              <w:top w:w="80" w:type="dxa"/>
+              <w:start w:w="100" w:type="dxa"/>
+              <w:bottom w:w="80" w:type="dxa"/>
+              <w:end w:w="100" w:type="dxa"/>
+            </w:tcMar>
           </w:tcPr>
           <w:p>
+            <w:pPr>
+              <w:spacing w:after="0" w:before="0" w:line="240" w:lineRule="auto"/>
+            </w:pPr>
             <w:r>
-              <w:t>BR-REC-05</w:t>
+              <w:rPr>
+                <w:rFonts w:ascii="Arial" w:hAnsi="Arial"/>
+                <w:b w:val="0"/>
+                <w:sz w:val="18"/>
+              </w:rPr>
+              <w:t>BR-REC-06</w:t>
             </w:r>
           </w:p>
         </w:tc>
         <w:tc>
           <w:tcPr>
-            <w:tcW w:type="dxa" w:w="3360"/>
+            <w:tcW w:type="dxa" w:w="7560"/>
             <w:vAlign w:val="top"/>
+            <w:tcMar>
+              <w:top w:w="80" w:type="dxa"/>
+              <w:start w:w="100" w:type="dxa"/>
+              <w:bottom w:w="80" w:type="dxa"/>
+              <w:end w:w="100" w:type="dxa"/>
+            </w:tcMar>
           </w:tcPr>
           <w:p>
+            <w:pPr>
+              <w:spacing w:after="0" w:before="0" w:line="240" w:lineRule="auto"/>
+            </w:pPr>
             <w:r>
-              <w:t>AI may recommend only charms that exist in the system's charm catalog.</w:t>
+              <w:rPr>
+                <w:rFonts w:ascii="Arial" w:hAnsi="Arial"/>
+                <w:b w:val="0"/>
+                <w:sz w:val="18"/>
+              </w:rPr>
+              <w:t>ACTIVE Rule-Based Recommendation must be evaluated before AI for each applicable recommendation section.</w:t>
             </w:r>
           </w:p>
         </w:tc>
         <w:tc>
           <w:tcPr>
-            <w:tcW w:type="dxa" w:w="3360"/>
+            <w:tcW w:type="dxa" w:w="1656"/>
             <w:vAlign w:val="top"/>
+            <w:tcMar>
+              <w:top w:w="80" w:type="dxa"/>
+              <w:start w:w="100" w:type="dxa"/>
+              <w:bottom w:w="80" w:type="dxa"/>
+              <w:end w:w="100" w:type="dxa"/>
+            </w:tcMar>
           </w:tcPr>
           <w:p>
+            <w:pPr>
+              <w:spacing w:after="0" w:before="0" w:line="240" w:lineRule="auto"/>
+            </w:pPr>
             <w:r>
+              <w:rPr>
+                <w:rFonts w:ascii="Arial" w:hAnsi="Arial"/>
+                <w:b w:val="0"/>
+                <w:sz w:val="18"/>
+              </w:rPr>
               <w:t>Draft</w:t>
             </w:r>
           </w:p>
         </w:tc>
       </w:tr>
       <w:tr>
+        <w:trPr>
+          <w:cantSplit/>
+        </w:trPr>
         <w:tc>
           <w:tcPr>
-            <w:tcW w:type="dxa" w:w="3360"/>
+            <w:tcW w:type="dxa" w:w="1728"/>
             <w:vAlign w:val="top"/>
+            <w:tcMar>
+              <w:top w:w="80" w:type="dxa"/>
+              <w:start w:w="100" w:type="dxa"/>
+              <w:bottom w:w="80" w:type="dxa"/>
+              <w:end w:w="100" w:type="dxa"/>
+            </w:tcMar>
           </w:tcPr>
           <w:p>
+            <w:pPr>
+              <w:spacing w:after="0" w:before="0" w:line="240" w:lineRule="auto"/>
+            </w:pPr>
             <w:r>
-              <w:t>BR-REC-06</w:t>
+              <w:rPr>
+                <w:rFonts w:ascii="Arial" w:hAnsi="Arial"/>
+                <w:b w:val="0"/>
+                <w:sz w:val="18"/>
+              </w:rPr>
+              <w:t>BR-REC-07</w:t>
             </w:r>
           </w:p>
         </w:tc>
         <w:tc>
           <w:tcPr>
-            <w:tcW w:type="dxa" w:w="3360"/>
+            <w:tcW w:type="dxa" w:w="7560"/>
             <w:vAlign w:val="top"/>
+            <w:tcMar>
+              <w:top w:w="80" w:type="dxa"/>
+              <w:start w:w="100" w:type="dxa"/>
+              <w:bottom w:w="80" w:type="dxa"/>
+              <w:end w:w="100" w:type="dxa"/>
+            </w:tcMar>
           </w:tcPr>
           <w:p>
+            <w:pPr>
+              <w:spacing w:after="0" w:before="0" w:line="240" w:lineRule="auto"/>
+            </w:pPr>
             <w:r>
-              <w:t>A charm that is inactive or unavailable must not be recommended to a Customer.</w:t>
+              <w:rPr>
+                <w:rFonts w:ascii="Arial" w:hAnsi="Arial"/>
+                <w:b w:val="0"/>
+                <w:sz w:val="18"/>
+              </w:rPr>
+              <w:t>A recommendation section may return multiple charms and the order must follow stored priority/rank.</w:t>
             </w:r>
           </w:p>
         </w:tc>
         <w:tc>
           <w:tcPr>
-            <w:tcW w:type="dxa" w:w="3360"/>
+            <w:tcW w:type="dxa" w:w="1656"/>
             <w:vAlign w:val="top"/>
+            <w:tcMar>
+              <w:top w:w="80" w:type="dxa"/>
+              <w:start w:w="100" w:type="dxa"/>
+              <w:bottom w:w="80" w:type="dxa"/>
+              <w:end w:w="100" w:type="dxa"/>
+            </w:tcMar>
           </w:tcPr>
           <w:p>
+            <w:pPr>
+              <w:spacing w:after="0" w:before="0" w:line="240" w:lineRule="auto"/>
+            </w:pPr>
             <w:r>
+              <w:rPr>
+                <w:rFonts w:ascii="Arial" w:hAnsi="Arial"/>
+                <w:b w:val="0"/>
+                <w:sz w:val="18"/>
+              </w:rPr>
+              <w:t>Draft</w:t>
+            </w:r>
+          </w:p>
+        </w:tc>
+      </w:tr>
+      <w:tr>
+        <w:trPr>
+          <w:cantSplit/>
+        </w:trPr>
+        <w:tc>
+          <w:tcPr>
+            <w:tcW w:type="dxa" w:w="1728"/>
+            <w:vAlign w:val="top"/>
+            <w:tcMar>
+              <w:top w:w="80" w:type="dxa"/>
+              <w:start w:w="100" w:type="dxa"/>
+              <w:bottom w:w="80" w:type="dxa"/>
+              <w:end w:w="100" w:type="dxa"/>
+            </w:tcMar>
+          </w:tcPr>
+          <w:p>
+            <w:pPr>
+              <w:spacing w:after="0" w:before="0" w:line="240" w:lineRule="auto"/>
+            </w:pPr>
+            <w:r>
+              <w:rPr>
+                <w:rFonts w:ascii="Arial" w:hAnsi="Arial"/>
+                <w:b w:val="0"/>
+                <w:sz w:val="18"/>
+              </w:rPr>
+              <w:t>BR-REC-08</w:t>
+            </w:r>
+          </w:p>
+        </w:tc>
+        <w:tc>
+          <w:tcPr>
+            <w:tcW w:type="dxa" w:w="7560"/>
+            <w:vAlign w:val="top"/>
+            <w:tcMar>
+              <w:top w:w="80" w:type="dxa"/>
+              <w:start w:w="100" w:type="dxa"/>
+              <w:bottom w:w="80" w:type="dxa"/>
+              <w:end w:w="100" w:type="dxa"/>
+            </w:tcMar>
+          </w:tcPr>
+          <w:p>
+            <w:pPr>
+              <w:spacing w:after="0" w:before="0" w:line="240" w:lineRule="auto"/>
+            </w:pPr>
+            <w:r>
+              <w:rPr>
+                <w:rFonts w:ascii="Arial" w:hAnsi="Arial"/>
+                <w:b w:val="0"/>
+                <w:sz w:val="18"/>
+              </w:rPr>
+              <w:t>The same charm must not appear more than once within the same recommendation section.</w:t>
+            </w:r>
+          </w:p>
+        </w:tc>
+        <w:tc>
+          <w:tcPr>
+            <w:tcW w:type="dxa" w:w="1656"/>
+            <w:vAlign w:val="top"/>
+            <w:tcMar>
+              <w:top w:w="80" w:type="dxa"/>
+              <w:start w:w="100" w:type="dxa"/>
+              <w:bottom w:w="80" w:type="dxa"/>
+              <w:end w:w="100" w:type="dxa"/>
+            </w:tcMar>
+          </w:tcPr>
+          <w:p>
+            <w:pPr>
+              <w:spacing w:after="0" w:before="0" w:line="240" w:lineRule="auto"/>
+            </w:pPr>
+            <w:r>
+              <w:rPr>
+                <w:rFonts w:ascii="Arial" w:hAnsi="Arial"/>
+                <w:b w:val="0"/>
+                <w:sz w:val="18"/>
+              </w:rPr>
+              <w:t>Draft</w:t>
+            </w:r>
+          </w:p>
+        </w:tc>
+      </w:tr>
+      <w:tr>
+        <w:trPr>
+          <w:cantSplit/>
+        </w:trPr>
+        <w:tc>
+          <w:tcPr>
+            <w:tcW w:type="dxa" w:w="1728"/>
+            <w:vAlign w:val="top"/>
+            <w:tcMar>
+              <w:top w:w="80" w:type="dxa"/>
+              <w:start w:w="100" w:type="dxa"/>
+              <w:bottom w:w="80" w:type="dxa"/>
+              <w:end w:w="100" w:type="dxa"/>
+            </w:tcMar>
+          </w:tcPr>
+          <w:p>
+            <w:pPr>
+              <w:spacing w:after="0" w:before="0" w:line="240" w:lineRule="auto"/>
+            </w:pPr>
+            <w:r>
+              <w:rPr>
+                <w:rFonts w:ascii="Arial" w:hAnsi="Arial"/>
+                <w:b w:val="0"/>
+                <w:sz w:val="18"/>
+              </w:rPr>
+              <w:t>BR-REC-09</w:t>
+            </w:r>
+          </w:p>
+        </w:tc>
+        <w:tc>
+          <w:tcPr>
+            <w:tcW w:type="dxa" w:w="7560"/>
+            <w:vAlign w:val="top"/>
+            <w:tcMar>
+              <w:top w:w="80" w:type="dxa"/>
+              <w:start w:w="100" w:type="dxa"/>
+              <w:bottom w:w="80" w:type="dxa"/>
+              <w:end w:w="100" w:type="dxa"/>
+            </w:tcMar>
+          </w:tcPr>
+          <w:p>
+            <w:pPr>
+              <w:spacing w:after="0" w:before="0" w:line="240" w:lineRule="auto"/>
+            </w:pPr>
+            <w:r>
+              <w:rPr>
+                <w:rFonts w:ascii="Arial" w:hAnsi="Arial"/>
+                <w:b w:val="0"/>
+                <w:sz w:val="18"/>
+              </w:rPr>
+              <w:t>Only charms that are both ACTIVE and IN_STOCK are eligible for recommendation.</w:t>
+            </w:r>
+          </w:p>
+        </w:tc>
+        <w:tc>
+          <w:tcPr>
+            <w:tcW w:type="dxa" w:w="1656"/>
+            <w:vAlign w:val="top"/>
+            <w:tcMar>
+              <w:top w:w="80" w:type="dxa"/>
+              <w:start w:w="100" w:type="dxa"/>
+              <w:bottom w:w="80" w:type="dxa"/>
+              <w:end w:w="100" w:type="dxa"/>
+            </w:tcMar>
+          </w:tcPr>
+          <w:p>
+            <w:pPr>
+              <w:spacing w:after="0" w:before="0" w:line="240" w:lineRule="auto"/>
+            </w:pPr>
+            <w:r>
+              <w:rPr>
+                <w:rFonts w:ascii="Arial" w:hAnsi="Arial"/>
+                <w:b w:val="0"/>
+                <w:sz w:val="18"/>
+              </w:rPr>
+              <w:t>Draft</w:t>
+            </w:r>
+          </w:p>
+        </w:tc>
+      </w:tr>
+      <w:tr>
+        <w:trPr>
+          <w:cantSplit/>
+        </w:trPr>
+        <w:tc>
+          <w:tcPr>
+            <w:tcW w:type="dxa" w:w="1728"/>
+            <w:vAlign w:val="top"/>
+            <w:tcMar>
+              <w:top w:w="80" w:type="dxa"/>
+              <w:start w:w="100" w:type="dxa"/>
+              <w:bottom w:w="80" w:type="dxa"/>
+              <w:end w:w="100" w:type="dxa"/>
+            </w:tcMar>
+          </w:tcPr>
+          <w:p>
+            <w:pPr>
+              <w:spacing w:after="0" w:before="0" w:line="240" w:lineRule="auto"/>
+            </w:pPr>
+            <w:r>
+              <w:rPr>
+                <w:rFonts w:ascii="Arial" w:hAnsi="Arial"/>
+                <w:b w:val="0"/>
+                <w:sz w:val="18"/>
+              </w:rPr>
+              <w:t>BR-REC-10</w:t>
+            </w:r>
+          </w:p>
+        </w:tc>
+        <w:tc>
+          <w:tcPr>
+            <w:tcW w:type="dxa" w:w="7560"/>
+            <w:vAlign w:val="top"/>
+            <w:tcMar>
+              <w:top w:w="80" w:type="dxa"/>
+              <w:start w:w="100" w:type="dxa"/>
+              <w:bottom w:w="80" w:type="dxa"/>
+              <w:end w:w="100" w:type="dxa"/>
+            </w:tcMar>
+          </w:tcPr>
+          <w:p>
+            <w:pPr>
+              <w:spacing w:after="0" w:before="0" w:line="240" w:lineRule="auto"/>
+            </w:pPr>
+            <w:r>
+              <w:rPr>
+                <w:rFonts w:ascii="Arial" w:hAnsi="Arial"/>
+                <w:b w:val="0"/>
+                <w:sz w:val="18"/>
+              </w:rPr>
+              <w:t>AI fallback may run only for a section that has no suitable Rule-Based result and only when semantic interpretation is applicable.</w:t>
+            </w:r>
+          </w:p>
+        </w:tc>
+        <w:tc>
+          <w:tcPr>
+            <w:tcW w:type="dxa" w:w="1656"/>
+            <w:vAlign w:val="top"/>
+            <w:tcMar>
+              <w:top w:w="80" w:type="dxa"/>
+              <w:start w:w="100" w:type="dxa"/>
+              <w:bottom w:w="80" w:type="dxa"/>
+              <w:end w:w="100" w:type="dxa"/>
+            </w:tcMar>
+          </w:tcPr>
+          <w:p>
+            <w:pPr>
+              <w:spacing w:after="0" w:before="0" w:line="240" w:lineRule="auto"/>
+            </w:pPr>
+            <w:r>
+              <w:rPr>
+                <w:rFonts w:ascii="Arial" w:hAnsi="Arial"/>
+                <w:b w:val="0"/>
+                <w:sz w:val="18"/>
+              </w:rPr>
+              <w:t>Draft</w:t>
+            </w:r>
+          </w:p>
+        </w:tc>
+      </w:tr>
+      <w:tr>
+        <w:trPr>
+          <w:cantSplit/>
+        </w:trPr>
+        <w:tc>
+          <w:tcPr>
+            <w:tcW w:type="dxa" w:w="1728"/>
+            <w:vAlign w:val="top"/>
+            <w:tcMar>
+              <w:top w:w="80" w:type="dxa"/>
+              <w:start w:w="100" w:type="dxa"/>
+              <w:bottom w:w="80" w:type="dxa"/>
+              <w:end w:w="100" w:type="dxa"/>
+            </w:tcMar>
+          </w:tcPr>
+          <w:p>
+            <w:pPr>
+              <w:spacing w:after="0" w:before="0" w:line="240" w:lineRule="auto"/>
+            </w:pPr>
+            <w:r>
+              <w:rPr>
+                <w:rFonts w:ascii="Arial" w:hAnsi="Arial"/>
+                <w:b w:val="0"/>
+                <w:sz w:val="18"/>
+              </w:rPr>
+              <w:t>BR-REC-11</w:t>
+            </w:r>
+          </w:p>
+        </w:tc>
+        <w:tc>
+          <w:tcPr>
+            <w:tcW w:type="dxa" w:w="7560"/>
+            <w:vAlign w:val="top"/>
+            <w:tcMar>
+              <w:top w:w="80" w:type="dxa"/>
+              <w:start w:w="100" w:type="dxa"/>
+              <w:bottom w:w="80" w:type="dxa"/>
+              <w:end w:w="100" w:type="dxa"/>
+            </w:tcMar>
+          </w:tcPr>
+          <w:p>
+            <w:pPr>
+              <w:spacing w:after="0" w:before="0" w:line="240" w:lineRule="auto"/>
+            </w:pPr>
+            <w:r>
+              <w:rPr>
+                <w:rFonts w:ascii="Arial" w:hAnsi="Arial"/>
+                <w:b w:val="0"/>
+                <w:sz w:val="18"/>
+              </w:rPr>
+              <w:t>AI may receive and choose only from the ACTIVE + IN_STOCK charm catalog supplied by the backend.</w:t>
+            </w:r>
+          </w:p>
+        </w:tc>
+        <w:tc>
+          <w:tcPr>
+            <w:tcW w:type="dxa" w:w="1656"/>
+            <w:vAlign w:val="top"/>
+            <w:tcMar>
+              <w:top w:w="80" w:type="dxa"/>
+              <w:start w:w="100" w:type="dxa"/>
+              <w:bottom w:w="80" w:type="dxa"/>
+              <w:end w:w="100" w:type="dxa"/>
+            </w:tcMar>
+          </w:tcPr>
+          <w:p>
+            <w:pPr>
+              <w:spacing w:after="0" w:before="0" w:line="240" w:lineRule="auto"/>
+            </w:pPr>
+            <w:r>
+              <w:rPr>
+                <w:rFonts w:ascii="Arial" w:hAnsi="Arial"/>
+                <w:b w:val="0"/>
+                <w:sz w:val="18"/>
+              </w:rPr>
+              <w:t>Draft</w:t>
+            </w:r>
+          </w:p>
+        </w:tc>
+      </w:tr>
+      <w:tr>
+        <w:trPr>
+          <w:cantSplit/>
+        </w:trPr>
+        <w:tc>
+          <w:tcPr>
+            <w:tcW w:type="dxa" w:w="1728"/>
+            <w:vAlign w:val="top"/>
+            <w:tcMar>
+              <w:top w:w="80" w:type="dxa"/>
+              <w:start w:w="100" w:type="dxa"/>
+              <w:bottom w:w="80" w:type="dxa"/>
+              <w:end w:w="100" w:type="dxa"/>
+            </w:tcMar>
+          </w:tcPr>
+          <w:p>
+            <w:pPr>
+              <w:spacing w:after="0" w:before="0" w:line="240" w:lineRule="auto"/>
+            </w:pPr>
+            <w:r>
+              <w:rPr>
+                <w:rFonts w:ascii="Arial" w:hAnsi="Arial"/>
+                <w:b w:val="0"/>
+                <w:sz w:val="18"/>
+              </w:rPr>
+              <w:t>BR-REC-12</w:t>
+            </w:r>
+          </w:p>
+        </w:tc>
+        <w:tc>
+          <w:tcPr>
+            <w:tcW w:type="dxa" w:w="7560"/>
+            <w:vAlign w:val="top"/>
+            <w:tcMar>
+              <w:top w:w="80" w:type="dxa"/>
+              <w:start w:w="100" w:type="dxa"/>
+              <w:bottom w:w="80" w:type="dxa"/>
+              <w:end w:w="100" w:type="dxa"/>
+            </w:tcMar>
+          </w:tcPr>
+          <w:p>
+            <w:pPr>
+              <w:spacing w:after="0" w:before="0" w:line="240" w:lineRule="auto"/>
+            </w:pPr>
+            <w:r>
+              <w:rPr>
+                <w:rFonts w:ascii="Arial" w:hAnsi="Arial"/>
+                <w:b w:val="0"/>
+                <w:sz w:val="18"/>
+              </w:rPr>
+              <w:t>Every charm identifier returned by AI must be validated by the backend against the same eligible catalog before the result is accepted.</w:t>
+            </w:r>
+          </w:p>
+        </w:tc>
+        <w:tc>
+          <w:tcPr>
+            <w:tcW w:type="dxa" w:w="1656"/>
+            <w:vAlign w:val="top"/>
+            <w:tcMar>
+              <w:top w:w="80" w:type="dxa"/>
+              <w:start w:w="100" w:type="dxa"/>
+              <w:bottom w:w="80" w:type="dxa"/>
+              <w:end w:w="100" w:type="dxa"/>
+            </w:tcMar>
+          </w:tcPr>
+          <w:p>
+            <w:pPr>
+              <w:spacing w:after="0" w:before="0" w:line="240" w:lineRule="auto"/>
+            </w:pPr>
+            <w:r>
+              <w:rPr>
+                <w:rFonts w:ascii="Arial" w:hAnsi="Arial"/>
+                <w:b w:val="0"/>
+                <w:sz w:val="18"/>
+              </w:rPr>
+              <w:t>Draft</w:t>
+            </w:r>
+          </w:p>
+        </w:tc>
+      </w:tr>
+      <w:tr>
+        <w:trPr>
+          <w:cantSplit/>
+        </w:trPr>
+        <w:tc>
+          <w:tcPr>
+            <w:tcW w:type="dxa" w:w="1728"/>
+            <w:vAlign w:val="top"/>
+            <w:tcMar>
+              <w:top w:w="80" w:type="dxa"/>
+              <w:start w:w="100" w:type="dxa"/>
+              <w:bottom w:w="80" w:type="dxa"/>
+              <w:end w:w="100" w:type="dxa"/>
+            </w:tcMar>
+          </w:tcPr>
+          <w:p>
+            <w:pPr>
+              <w:spacing w:after="0" w:before="0" w:line="240" w:lineRule="auto"/>
+            </w:pPr>
+            <w:r>
+              <w:rPr>
+                <w:rFonts w:ascii="Arial" w:hAnsi="Arial"/>
+                <w:b w:val="0"/>
+                <w:sz w:val="18"/>
+              </w:rPr>
+              <w:t>BR-REC-13</w:t>
+            </w:r>
+          </w:p>
+        </w:tc>
+        <w:tc>
+          <w:tcPr>
+            <w:tcW w:type="dxa" w:w="7560"/>
+            <w:vAlign w:val="top"/>
+            <w:tcMar>
+              <w:top w:w="80" w:type="dxa"/>
+              <w:start w:w="100" w:type="dxa"/>
+              <w:bottom w:w="80" w:type="dxa"/>
+              <w:end w:w="100" w:type="dxa"/>
+            </w:tcMar>
+          </w:tcPr>
+          <w:p>
+            <w:pPr>
+              <w:spacing w:after="0" w:before="0" w:line="240" w:lineRule="auto"/>
+            </w:pPr>
+            <w:r>
+              <w:rPr>
+                <w:rFonts w:ascii="Arial" w:hAnsi="Arial"/>
+                <w:b w:val="0"/>
+                <w:sz w:val="18"/>
+              </w:rPr>
+              <w:t>If AI times out, exceeds quota, is unavailable, returns malformed output, or selects an invalid charm, the system must use Local Deterministic fallback based on eligible charm metadata such as tags, category, and normalized keywords.</w:t>
+            </w:r>
+          </w:p>
+        </w:tc>
+        <w:tc>
+          <w:tcPr>
+            <w:tcW w:type="dxa" w:w="1656"/>
+            <w:vAlign w:val="top"/>
+            <w:tcMar>
+              <w:top w:w="80" w:type="dxa"/>
+              <w:start w:w="100" w:type="dxa"/>
+              <w:bottom w:w="80" w:type="dxa"/>
+              <w:end w:w="100" w:type="dxa"/>
+            </w:tcMar>
+          </w:tcPr>
+          <w:p>
+            <w:pPr>
+              <w:spacing w:after="0" w:before="0" w:line="240" w:lineRule="auto"/>
+            </w:pPr>
+            <w:r>
+              <w:rPr>
+                <w:rFonts w:ascii="Arial" w:hAnsi="Arial"/>
+                <w:b w:val="0"/>
+                <w:sz w:val="18"/>
+              </w:rPr>
+              <w:t>Draft</w:t>
+            </w:r>
+          </w:p>
+        </w:tc>
+      </w:tr>
+      <w:tr>
+        <w:trPr>
+          <w:cantSplit/>
+        </w:trPr>
+        <w:tc>
+          <w:tcPr>
+            <w:tcW w:type="dxa" w:w="1728"/>
+            <w:vAlign w:val="top"/>
+            <w:tcMar>
+              <w:top w:w="80" w:type="dxa"/>
+              <w:start w:w="100" w:type="dxa"/>
+              <w:bottom w:w="80" w:type="dxa"/>
+              <w:end w:w="100" w:type="dxa"/>
+            </w:tcMar>
+          </w:tcPr>
+          <w:p>
+            <w:pPr>
+              <w:spacing w:after="0" w:before="0" w:line="240" w:lineRule="auto"/>
+            </w:pPr>
+            <w:r>
+              <w:rPr>
+                <w:rFonts w:ascii="Arial" w:hAnsi="Arial"/>
+                <w:b w:val="0"/>
+                <w:sz w:val="18"/>
+              </w:rPr>
+              <w:t>BR-REC-14</w:t>
+            </w:r>
+          </w:p>
+        </w:tc>
+        <w:tc>
+          <w:tcPr>
+            <w:tcW w:type="dxa" w:w="7560"/>
+            <w:vAlign w:val="top"/>
+            <w:tcMar>
+              <w:top w:w="80" w:type="dxa"/>
+              <w:start w:w="100" w:type="dxa"/>
+              <w:bottom w:w="80" w:type="dxa"/>
+              <w:end w:w="100" w:type="dxa"/>
+            </w:tcMar>
+          </w:tcPr>
+          <w:p>
+            <w:pPr>
+              <w:spacing w:after="0" w:before="0" w:line="240" w:lineRule="auto"/>
+            </w:pPr>
+            <w:r>
+              <w:rPr>
+                <w:rFonts w:ascii="Arial" w:hAnsi="Arial"/>
+                <w:b w:val="0"/>
+                <w:sz w:val="18"/>
+              </w:rPr>
+              <w:t>AI failure must not cause a recommendation request to fail when a safe Rule-Based or Local Deterministic result can still be produced.</w:t>
+            </w:r>
+          </w:p>
+        </w:tc>
+        <w:tc>
+          <w:tcPr>
+            <w:tcW w:type="dxa" w:w="1656"/>
+            <w:vAlign w:val="top"/>
+            <w:tcMar>
+              <w:top w:w="80" w:type="dxa"/>
+              <w:start w:w="100" w:type="dxa"/>
+              <w:bottom w:w="80" w:type="dxa"/>
+              <w:end w:w="100" w:type="dxa"/>
+            </w:tcMar>
+          </w:tcPr>
+          <w:p>
+            <w:pPr>
+              <w:spacing w:after="0" w:before="0" w:line="240" w:lineRule="auto"/>
+            </w:pPr>
+            <w:r>
+              <w:rPr>
+                <w:rFonts w:ascii="Arial" w:hAnsi="Arial"/>
+                <w:b w:val="0"/>
+                <w:sz w:val="18"/>
+              </w:rPr>
+              <w:t>Draft</w:t>
+            </w:r>
+          </w:p>
+        </w:tc>
+      </w:tr>
+      <w:tr>
+        <w:trPr>
+          <w:cantSplit/>
+        </w:trPr>
+        <w:tc>
+          <w:tcPr>
+            <w:tcW w:type="dxa" w:w="1728"/>
+            <w:vAlign w:val="top"/>
+            <w:tcMar>
+              <w:top w:w="80" w:type="dxa"/>
+              <w:start w:w="100" w:type="dxa"/>
+              <w:bottom w:w="80" w:type="dxa"/>
+              <w:end w:w="100" w:type="dxa"/>
+            </w:tcMar>
+          </w:tcPr>
+          <w:p>
+            <w:pPr>
+              <w:spacing w:after="0" w:before="0" w:line="240" w:lineRule="auto"/>
+            </w:pPr>
+            <w:r>
+              <w:rPr>
+                <w:rFonts w:ascii="Arial" w:hAnsi="Arial"/>
+                <w:b w:val="0"/>
+                <w:sz w:val="18"/>
+              </w:rPr>
+              <w:t>BR-REC-15</w:t>
+            </w:r>
+          </w:p>
+        </w:tc>
+        <w:tc>
+          <w:tcPr>
+            <w:tcW w:type="dxa" w:w="7560"/>
+            <w:vAlign w:val="top"/>
+            <w:tcMar>
+              <w:top w:w="80" w:type="dxa"/>
+              <w:start w:w="100" w:type="dxa"/>
+              <w:bottom w:w="80" w:type="dxa"/>
+              <w:end w:w="100" w:type="dxa"/>
+            </w:tcMar>
+          </w:tcPr>
+          <w:p>
+            <w:pPr>
+              <w:spacing w:after="0" w:before="0" w:line="240" w:lineRule="auto"/>
+            </w:pPr>
+            <w:r>
+              <w:rPr>
+                <w:rFonts w:ascii="Arial" w:hAnsi="Arial"/>
+                <w:b w:val="0"/>
+                <w:sz w:val="18"/>
+              </w:rPr>
+              <w:t>Recommendation items should retain their source (RULE, AI, or LOCAL where applicable) and rank/order so the frontend can render grouped results consistently.</w:t>
+            </w:r>
+          </w:p>
+        </w:tc>
+        <w:tc>
+          <w:tcPr>
+            <w:tcW w:type="dxa" w:w="1656"/>
+            <w:vAlign w:val="top"/>
+            <w:tcMar>
+              <w:top w:w="80" w:type="dxa"/>
+              <w:start w:w="100" w:type="dxa"/>
+              <w:bottom w:w="80" w:type="dxa"/>
+              <w:end w:w="100" w:type="dxa"/>
+            </w:tcMar>
+          </w:tcPr>
+          <w:p>
+            <w:pPr>
+              <w:spacing w:after="0" w:before="0" w:line="240" w:lineRule="auto"/>
+            </w:pPr>
+            <w:r>
+              <w:rPr>
+                <w:rFonts w:ascii="Arial" w:hAnsi="Arial"/>
+                <w:b w:val="0"/>
+                <w:sz w:val="18"/>
+              </w:rPr>
               <w:t>Draft</w:t>
             </w:r>
           </w:p>
         </w:tc>
       </w:tr>
     </w:tbl>
-    <w:p/>
+    <w:p>
+      <w:pPr>
+        <w:spacing w:after="40"/>
+      </w:pPr>
+    </w:p>
     <w:p>
       <w:pPr>
         <w:pStyle w:val="Heading1"/>
+        <w:keepNext/>
       </w:pPr>
       <w:r>
-        <w:t>2. Quiz Rules</w:t>
+        <w:t>2. Customer Charm Catalog &amp; Availability Rules</w:t>
       </w:r>
     </w:p>
     <w:tbl>
@@ -328,6 +1386,7 @@
         <w:tblStyle w:val="TableGrid"/>
         <w:tblW w:type="auto" w:w="0"/>
         <w:jc w:val="center"/>
+        <w:tblLayout w:type="autofit"/>
         <w:tblLook w:firstColumn="1" w:firstRow="1" w:lastColumn="0" w:lastRow="0" w:noHBand="0" w:noVBand="1" w:val="04A0"/>
       </w:tblPr>
       <w:tblGrid>
@@ -336,16 +1395,31 @@
         <w:gridCol w:w="3360"/>
       </w:tblGrid>
       <w:tr>
+        <w:trPr>
+          <w:tblHeader w:val="true"/>
+        </w:trPr>
         <w:tc>
           <w:tcPr>
-            <w:tcW w:type="dxa" w:w="3360"/>
+            <w:tcW w:type="dxa" w:w="1728"/>
             <w:shd w:fill="D9EAF7"/>
             <w:vAlign w:val="center"/>
+            <w:tcMar>
+              <w:top w:w="80" w:type="dxa"/>
+              <w:start w:w="100" w:type="dxa"/>
+              <w:bottom w:w="80" w:type="dxa"/>
+              <w:end w:w="100" w:type="dxa"/>
+            </w:tcMar>
           </w:tcPr>
           <w:p>
+            <w:pPr>
+              <w:spacing w:after="0" w:before="0" w:line="240" w:lineRule="auto"/>
+            </w:pPr>
             <w:r>
               <w:rPr>
+                <w:rFonts w:ascii="Arial" w:hAnsi="Arial"/>
                 <w:b/>
+                <w:color w:val="17365D"/>
+                <w:sz w:val="18"/>
               </w:rPr>
               <w:t>BR ID</w:t>
             </w:r>
@@ -353,14 +1427,26 @@
         </w:tc>
         <w:tc>
           <w:tcPr>
-            <w:tcW w:type="dxa" w:w="3360"/>
+            <w:tcW w:type="dxa" w:w="7560"/>
             <w:shd w:fill="D9EAF7"/>
             <w:vAlign w:val="center"/>
+            <w:tcMar>
+              <w:top w:w="80" w:type="dxa"/>
+              <w:start w:w="100" w:type="dxa"/>
+              <w:bottom w:w="80" w:type="dxa"/>
+              <w:end w:w="100" w:type="dxa"/>
+            </w:tcMar>
           </w:tcPr>
           <w:p>
+            <w:pPr>
+              <w:spacing w:after="0" w:before="0" w:line="240" w:lineRule="auto"/>
+            </w:pPr>
             <w:r>
               <w:rPr>
+                <w:rFonts w:ascii="Arial" w:hAnsi="Arial"/>
                 <w:b/>
+                <w:color w:val="17365D"/>
+                <w:sz w:val="18"/>
               </w:rPr>
               <w:t>Business Rule</w:t>
             </w:r>
@@ -368,14 +1454,26 @@
         </w:tc>
         <w:tc>
           <w:tcPr>
-            <w:tcW w:type="dxa" w:w="3360"/>
+            <w:tcW w:type="dxa" w:w="1656"/>
             <w:shd w:fill="D9EAF7"/>
             <w:vAlign w:val="center"/>
+            <w:tcMar>
+              <w:top w:w="80" w:type="dxa"/>
+              <w:start w:w="100" w:type="dxa"/>
+              <w:bottom w:w="80" w:type="dxa"/>
+              <w:end w:w="100" w:type="dxa"/>
+            </w:tcMar>
           </w:tcPr>
           <w:p>
+            <w:pPr>
+              <w:spacing w:after="0" w:before="0" w:line="240" w:lineRule="auto"/>
+            </w:pPr>
             <w:r>
               <w:rPr>
+                <w:rFonts w:ascii="Arial" w:hAnsi="Arial"/>
                 <w:b/>
+                <w:color w:val="17365D"/>
+                <w:sz w:val="18"/>
               </w:rPr>
               <w:t>Status</w:t>
             </w:r>
@@ -383,363 +1481,418 @@
         </w:tc>
       </w:tr>
       <w:tr>
+        <w:trPr>
+          <w:cantSplit/>
+        </w:trPr>
         <w:tc>
           <w:tcPr>
-            <w:tcW w:type="dxa" w:w="3360"/>
+            <w:tcW w:type="dxa" w:w="1728"/>
             <w:vAlign w:val="top"/>
+            <w:tcMar>
+              <w:top w:w="80" w:type="dxa"/>
+              <w:start w:w="100" w:type="dxa"/>
+              <w:bottom w:w="80" w:type="dxa"/>
+              <w:end w:w="100" w:type="dxa"/>
+            </w:tcMar>
           </w:tcPr>
           <w:p>
+            <w:pPr>
+              <w:spacing w:after="0" w:before="0" w:line="240" w:lineRule="auto"/>
+            </w:pPr>
             <w:r>
-              <w:t>BR-QUIZ-01</w:t>
+              <w:rPr>
+                <w:rFonts w:ascii="Arial" w:hAnsi="Arial"/>
+                <w:b w:val="0"/>
+                <w:sz w:val="18"/>
+              </w:rPr>
+              <w:t>BR-CAT-01</w:t>
             </w:r>
           </w:p>
         </w:tc>
         <w:tc>
           <w:tcPr>
-            <w:tcW w:type="dxa" w:w="3360"/>
+            <w:tcW w:type="dxa" w:w="7560"/>
             <w:vAlign w:val="top"/>
+            <w:tcMar>
+              <w:top w:w="80" w:type="dxa"/>
+              <w:start w:w="100" w:type="dxa"/>
+              <w:bottom w:w="80" w:type="dxa"/>
+              <w:end w:w="100" w:type="dxa"/>
+            </w:tcMar>
           </w:tcPr>
           <w:p>
+            <w:pPr>
+              <w:spacing w:after="0" w:before="0" w:line="240" w:lineRule="auto"/>
+            </w:pPr>
             <w:r>
-              <w:t>Each Quiz Session contains exactly 10 questions.</w:t>
+              <w:rPr>
+                <w:rFonts w:ascii="Arial" w:hAnsi="Arial"/>
+                <w:b w:val="0"/>
+                <w:sz w:val="18"/>
+              </w:rPr>
+              <w:t>Only charms with visibility status ACTIVE may appear in the public Customer catalog.</w:t>
             </w:r>
           </w:p>
         </w:tc>
         <w:tc>
           <w:tcPr>
-            <w:tcW w:type="dxa" w:w="3360"/>
+            <w:tcW w:type="dxa" w:w="1656"/>
             <w:vAlign w:val="top"/>
+            <w:tcMar>
+              <w:top w:w="80" w:type="dxa"/>
+              <w:start w:w="100" w:type="dxa"/>
+              <w:bottom w:w="80" w:type="dxa"/>
+              <w:end w:w="100" w:type="dxa"/>
+            </w:tcMar>
           </w:tcPr>
           <w:p>
+            <w:pPr>
+              <w:spacing w:after="0" w:before="0" w:line="240" w:lineRule="auto"/>
+            </w:pPr>
             <w:r>
+              <w:rPr>
+                <w:rFonts w:ascii="Arial" w:hAnsi="Arial"/>
+                <w:b w:val="0"/>
+                <w:sz w:val="18"/>
+              </w:rPr>
               <w:t>Draft</w:t>
             </w:r>
           </w:p>
         </w:tc>
       </w:tr>
       <w:tr>
+        <w:trPr>
+          <w:cantSplit/>
+        </w:trPr>
         <w:tc>
           <w:tcPr>
-            <w:tcW w:type="dxa" w:w="3360"/>
+            <w:tcW w:type="dxa" w:w="1728"/>
             <w:vAlign w:val="top"/>
+            <w:tcMar>
+              <w:top w:w="80" w:type="dxa"/>
+              <w:start w:w="100" w:type="dxa"/>
+              <w:bottom w:w="80" w:type="dxa"/>
+              <w:end w:w="100" w:type="dxa"/>
+            </w:tcMar>
           </w:tcPr>
           <w:p>
+            <w:pPr>
+              <w:spacing w:after="0" w:before="0" w:line="240" w:lineRule="auto"/>
+            </w:pPr>
             <w:r>
-              <w:t>BR-QUIZ-02</w:t>
+              <w:rPr>
+                <w:rFonts w:ascii="Arial" w:hAnsi="Arial"/>
+                <w:b w:val="0"/>
+                <w:sz w:val="18"/>
+              </w:rPr>
+              <w:t>BR-CAT-02</w:t>
             </w:r>
           </w:p>
         </w:tc>
         <w:tc>
           <w:tcPr>
-            <w:tcW w:type="dxa" w:w="3360"/>
+            <w:tcW w:type="dxa" w:w="7560"/>
             <w:vAlign w:val="top"/>
+            <w:tcMar>
+              <w:top w:w="80" w:type="dxa"/>
+              <w:start w:w="100" w:type="dxa"/>
+              <w:bottom w:w="80" w:type="dxa"/>
+              <w:end w:w="100" w:type="dxa"/>
+            </w:tcMar>
           </w:tcPr>
           <w:p>
+            <w:pPr>
+              <w:spacing w:after="0" w:before="0" w:line="240" w:lineRule="auto"/>
+            </w:pPr>
             <w:r>
-              <w:t>Each quiz question contains exactly 4 answer options.</w:t>
+              <w:rPr>
+                <w:rFonts w:ascii="Arial" w:hAnsi="Arial"/>
+                <w:b w:val="0"/>
+                <w:sz w:val="18"/>
+              </w:rPr>
+              <w:t>An ACTIVE + IN_STOCK charm is public and eligible for recommendation.</w:t>
             </w:r>
           </w:p>
         </w:tc>
         <w:tc>
           <w:tcPr>
-            <w:tcW w:type="dxa" w:w="3360"/>
+            <w:tcW w:type="dxa" w:w="1656"/>
             <w:vAlign w:val="top"/>
+            <w:tcMar>
+              <w:top w:w="80" w:type="dxa"/>
+              <w:start w:w="100" w:type="dxa"/>
+              <w:bottom w:w="80" w:type="dxa"/>
+              <w:end w:w="100" w:type="dxa"/>
+            </w:tcMar>
           </w:tcPr>
           <w:p>
+            <w:pPr>
+              <w:spacing w:after="0" w:before="0" w:line="240" w:lineRule="auto"/>
+            </w:pPr>
             <w:r>
+              <w:rPr>
+                <w:rFonts w:ascii="Arial" w:hAnsi="Arial"/>
+                <w:b w:val="0"/>
+                <w:sz w:val="18"/>
+              </w:rPr>
               <w:t>Draft</w:t>
             </w:r>
           </w:p>
         </w:tc>
       </w:tr>
       <w:tr>
+        <w:trPr>
+          <w:cantSplit/>
+        </w:trPr>
         <w:tc>
           <w:tcPr>
-            <w:tcW w:type="dxa" w:w="3360"/>
+            <w:tcW w:type="dxa" w:w="1728"/>
             <w:vAlign w:val="top"/>
+            <w:tcMar>
+              <w:top w:w="80" w:type="dxa"/>
+              <w:start w:w="100" w:type="dxa"/>
+              <w:bottom w:w="80" w:type="dxa"/>
+              <w:end w:w="100" w:type="dxa"/>
+            </w:tcMar>
           </w:tcPr>
           <w:p>
+            <w:pPr>
+              <w:spacing w:after="0" w:before="0" w:line="240" w:lineRule="auto"/>
+            </w:pPr>
             <w:r>
-              <w:t>BR-QUIZ-03</w:t>
+              <w:rPr>
+                <w:rFonts w:ascii="Arial" w:hAnsi="Arial"/>
+                <w:b w:val="0"/>
+                <w:sz w:val="18"/>
+              </w:rPr>
+              <w:t>BR-CAT-03</w:t>
             </w:r>
           </w:p>
         </w:tc>
         <w:tc>
           <w:tcPr>
-            <w:tcW w:type="dxa" w:w="3360"/>
+            <w:tcW w:type="dxa" w:w="7560"/>
             <w:vAlign w:val="top"/>
+            <w:tcMar>
+              <w:top w:w="80" w:type="dxa"/>
+              <w:start w:w="100" w:type="dxa"/>
+              <w:bottom w:w="80" w:type="dxa"/>
+              <w:end w:w="100" w:type="dxa"/>
+            </w:tcMar>
           </w:tcPr>
           <w:p>
+            <w:pPr>
+              <w:spacing w:after="0" w:before="0" w:line="240" w:lineRule="auto"/>
+            </w:pPr>
             <w:r>
-              <w:t>Each quiz question has exactly 1 correct answer.</w:t>
+              <w:rPr>
+                <w:rFonts w:ascii="Arial" w:hAnsi="Arial"/>
+                <w:b w:val="0"/>
+                <w:sz w:val="18"/>
+              </w:rPr>
+              <w:t>An ACTIVE + OUT_OF_STOCK charm remains visible in the public catalog with a clear “Out of Stock” state but is not eligible for recommendation.</w:t>
             </w:r>
           </w:p>
         </w:tc>
         <w:tc>
           <w:tcPr>
-            <w:tcW w:type="dxa" w:w="3360"/>
+            <w:tcW w:type="dxa" w:w="1656"/>
             <w:vAlign w:val="top"/>
+            <w:tcMar>
+              <w:top w:w="80" w:type="dxa"/>
+              <w:start w:w="100" w:type="dxa"/>
+              <w:bottom w:w="80" w:type="dxa"/>
+              <w:end w:w="100" w:type="dxa"/>
+            </w:tcMar>
           </w:tcPr>
           <w:p>
+            <w:pPr>
+              <w:spacing w:after="0" w:before="0" w:line="240" w:lineRule="auto"/>
+            </w:pPr>
             <w:r>
+              <w:rPr>
+                <w:rFonts w:ascii="Arial" w:hAnsi="Arial"/>
+                <w:b w:val="0"/>
+                <w:sz w:val="18"/>
+              </w:rPr>
               <w:t>Draft</w:t>
             </w:r>
           </w:p>
         </w:tc>
       </w:tr>
       <w:tr>
+        <w:trPr>
+          <w:cantSplit/>
+        </w:trPr>
         <w:tc>
           <w:tcPr>
-            <w:tcW w:type="dxa" w:w="3360"/>
+            <w:tcW w:type="dxa" w:w="1728"/>
             <w:vAlign w:val="top"/>
+            <w:tcMar>
+              <w:top w:w="80" w:type="dxa"/>
+              <w:start w:w="100" w:type="dxa"/>
+              <w:bottom w:w="80" w:type="dxa"/>
+              <w:end w:w="100" w:type="dxa"/>
+            </w:tcMar>
           </w:tcPr>
           <w:p>
+            <w:pPr>
+              <w:spacing w:after="0" w:before="0" w:line="240" w:lineRule="auto"/>
+            </w:pPr>
             <w:r>
-              <w:t>BR-QUIZ-04</w:t>
+              <w:rPr>
+                <w:rFonts w:ascii="Arial" w:hAnsi="Arial"/>
+                <w:b w:val="0"/>
+                <w:sz w:val="18"/>
+              </w:rPr>
+              <w:t>BR-CAT-04</w:t>
             </w:r>
           </w:p>
         </w:tc>
         <w:tc>
           <w:tcPr>
-            <w:tcW w:type="dxa" w:w="3360"/>
+            <w:tcW w:type="dxa" w:w="7560"/>
             <w:vAlign w:val="top"/>
+            <w:tcMar>
+              <w:top w:w="80" w:type="dxa"/>
+              <w:start w:w="100" w:type="dxa"/>
+              <w:bottom w:w="80" w:type="dxa"/>
+              <w:end w:w="100" w:type="dxa"/>
+            </w:tcMar>
           </w:tcPr>
           <w:p>
+            <w:pPr>
+              <w:spacing w:after="0" w:before="0" w:line="240" w:lineRule="auto"/>
+            </w:pPr>
             <w:r>
-              <w:t>The order of the 4 answer options must be randomized before display.</w:t>
+              <w:rPr>
+                <w:rFonts w:ascii="Arial" w:hAnsi="Arial"/>
+                <w:b w:val="0"/>
+                <w:sz w:val="18"/>
+              </w:rPr>
+              <w:t>An INACTIVE charm must not appear in the public Customer catalog and must not be recommended, regardless of stock status.</w:t>
             </w:r>
           </w:p>
         </w:tc>
         <w:tc>
           <w:tcPr>
-            <w:tcW w:type="dxa" w:w="3360"/>
+            <w:tcW w:type="dxa" w:w="1656"/>
             <w:vAlign w:val="top"/>
+            <w:tcMar>
+              <w:top w:w="80" w:type="dxa"/>
+              <w:start w:w="100" w:type="dxa"/>
+              <w:bottom w:w="80" w:type="dxa"/>
+              <w:end w:w="100" w:type="dxa"/>
+            </w:tcMar>
           </w:tcPr>
           <w:p>
+            <w:pPr>
+              <w:spacing w:after="0" w:before="0" w:line="240" w:lineRule="auto"/>
+            </w:pPr>
             <w:r>
+              <w:rPr>
+                <w:rFonts w:ascii="Arial" w:hAnsi="Arial"/>
+                <w:b w:val="0"/>
+                <w:sz w:val="18"/>
+              </w:rPr>
               <w:t>Draft</w:t>
             </w:r>
           </w:p>
         </w:tc>
       </w:tr>
       <w:tr>
+        <w:trPr>
+          <w:cantSplit/>
+        </w:trPr>
         <w:tc>
           <w:tcPr>
-            <w:tcW w:type="dxa" w:w="3360"/>
+            <w:tcW w:type="dxa" w:w="1728"/>
             <w:vAlign w:val="top"/>
+            <w:tcMar>
+              <w:top w:w="80" w:type="dxa"/>
+              <w:start w:w="100" w:type="dxa"/>
+              <w:bottom w:w="80" w:type="dxa"/>
+              <w:end w:w="100" w:type="dxa"/>
+            </w:tcMar>
           </w:tcPr>
           <w:p>
+            <w:pPr>
+              <w:spacing w:after="0" w:before="0" w:line="240" w:lineRule="auto"/>
+            </w:pPr>
             <w:r>
-              <w:t>BR-QUIZ-05</w:t>
+              <w:rPr>
+                <w:rFonts w:ascii="Arial" w:hAnsi="Arial"/>
+                <w:b w:val="0"/>
+                <w:sz w:val="18"/>
+              </w:rPr>
+              <w:t>BR-CAT-05</w:t>
             </w:r>
           </w:p>
         </w:tc>
         <w:tc>
           <w:tcPr>
-            <w:tcW w:type="dxa" w:w="3360"/>
+            <w:tcW w:type="dxa" w:w="7560"/>
             <w:vAlign w:val="top"/>
+            <w:tcMar>
+              <w:top w:w="80" w:type="dxa"/>
+              <w:start w:w="100" w:type="dxa"/>
+              <w:bottom w:w="80" w:type="dxa"/>
+              <w:end w:w="100" w:type="dxa"/>
+            </w:tcMar>
           </w:tcPr>
           <w:p>
+            <w:pPr>
+              <w:spacing w:after="0" w:before="0" w:line="240" w:lineRule="auto"/>
+            </w:pPr>
             <w:r>
-              <w:t>Randomizing answer options must not change which answer is correct.</w:t>
+              <w:rPr>
+                <w:rFonts w:ascii="Arial" w:hAnsi="Arial"/>
+                <w:b w:val="0"/>
+                <w:sz w:val="18"/>
+              </w:rPr>
+              <w:t>Visibility status and stock availability are separate concepts and must not be represented by one ambiguous status value.</w:t>
             </w:r>
           </w:p>
         </w:tc>
         <w:tc>
           <w:tcPr>
-            <w:tcW w:type="dxa" w:w="3360"/>
+            <w:tcW w:type="dxa" w:w="1656"/>
             <w:vAlign w:val="top"/>
+            <w:tcMar>
+              <w:top w:w="80" w:type="dxa"/>
+              <w:start w:w="100" w:type="dxa"/>
+              <w:bottom w:w="80" w:type="dxa"/>
+              <w:end w:w="100" w:type="dxa"/>
+            </w:tcMar>
           </w:tcPr>
           <w:p>
+            <w:pPr>
+              <w:spacing w:after="0" w:before="0" w:line="240" w:lineRule="auto"/>
+            </w:pPr>
             <w:r>
-              <w:t>Draft</w:t>
-            </w:r>
-          </w:p>
-        </w:tc>
-      </w:tr>
-      <w:tr>
-        <w:tc>
-          <w:tcPr>
-            <w:tcW w:type="dxa" w:w="3360"/>
-            <w:vAlign w:val="top"/>
-          </w:tcPr>
-          <w:p>
-            <w:r>
-              <w:t>BR-QUIZ-06</w:t>
-            </w:r>
-          </w:p>
-        </w:tc>
-        <w:tc>
-          <w:tcPr>
-            <w:tcW w:type="dxa" w:w="3360"/>
-            <w:vAlign w:val="top"/>
-          </w:tcPr>
-          <w:p>
-            <w:r>
-              <w:t>Each correct answer is worth 1 point; each incorrect answer is worth 0 points.</w:t>
-            </w:r>
-          </w:p>
-        </w:tc>
-        <w:tc>
-          <w:tcPr>
-            <w:tcW w:type="dxa" w:w="3360"/>
-            <w:vAlign w:val="top"/>
-          </w:tcPr>
-          <w:p>
-            <w:r>
-              <w:t>Draft</w:t>
-            </w:r>
-          </w:p>
-        </w:tc>
-      </w:tr>
-      <w:tr>
-        <w:tc>
-          <w:tcPr>
-            <w:tcW w:type="dxa" w:w="3360"/>
-            <w:vAlign w:val="top"/>
-          </w:tcPr>
-          <w:p>
-            <w:r>
-              <w:t>BR-QUIZ-07</w:t>
-            </w:r>
-          </w:p>
-        </w:tc>
-        <w:tc>
-          <w:tcPr>
-            <w:tcW w:type="dxa" w:w="3360"/>
-            <w:vAlign w:val="top"/>
-          </w:tcPr>
-          <w:p>
-            <w:r>
-              <w:t>The maximum score for one Quiz Session is 10 points.</w:t>
-            </w:r>
-          </w:p>
-        </w:tc>
-        <w:tc>
-          <w:tcPr>
-            <w:tcW w:type="dxa" w:w="3360"/>
-            <w:vAlign w:val="top"/>
-          </w:tcPr>
-          <w:p>
-            <w:r>
-              <w:t>Draft</w:t>
-            </w:r>
-          </w:p>
-        </w:tc>
-      </w:tr>
-      <w:tr>
-        <w:tc>
-          <w:tcPr>
-            <w:tcW w:type="dxa" w:w="3360"/>
-            <w:vAlign w:val="top"/>
-          </w:tcPr>
-          <w:p>
-            <w:r>
-              <w:t>BR-QUIZ-08</w:t>
-            </w:r>
-          </w:p>
-        </w:tc>
-        <w:tc>
-          <w:tcPr>
-            <w:tcW w:type="dxa" w:w="3360"/>
-            <w:vAlign w:val="top"/>
-          </w:tcPr>
-          <w:p>
-            <w:r>
-              <w:t>A Customer scoring 6/10 or higher is eligible to receive a reward.</w:t>
-            </w:r>
-          </w:p>
-        </w:tc>
-        <w:tc>
-          <w:tcPr>
-            <w:tcW w:type="dxa" w:w="3360"/>
-            <w:vAlign w:val="top"/>
-          </w:tcPr>
-          <w:p>
-            <w:r>
-              <w:t>Draft</w:t>
-            </w:r>
-          </w:p>
-        </w:tc>
-      </w:tr>
-      <w:tr>
-        <w:tc>
-          <w:tcPr>
-            <w:tcW w:type="dxa" w:w="3360"/>
-            <w:vAlign w:val="top"/>
-          </w:tcPr>
-          <w:p>
-            <w:r>
-              <w:t>BR-QUIZ-09</w:t>
-            </w:r>
-          </w:p>
-        </w:tc>
-        <w:tc>
-          <w:tcPr>
-            <w:tcW w:type="dxa" w:w="3360"/>
-            <w:vAlign w:val="top"/>
-          </w:tcPr>
-          <w:p>
-            <w:r>
-              <w:t>The Customer must complete the quiz before the final result is displayed.</w:t>
-            </w:r>
-          </w:p>
-        </w:tc>
-        <w:tc>
-          <w:tcPr>
-            <w:tcW w:type="dxa" w:w="3360"/>
-            <w:vAlign w:val="top"/>
-          </w:tcPr>
-          <w:p>
-            <w:r>
-              <w:t>Draft</w:t>
-            </w:r>
-          </w:p>
-        </w:tc>
-      </w:tr>
-      <w:tr>
-        <w:tc>
-          <w:tcPr>
-            <w:tcW w:type="dxa" w:w="3360"/>
-            <w:vAlign w:val="top"/>
-          </w:tcPr>
-          <w:p>
-            <w:r>
-              <w:t>BR-QUIZ-10</w:t>
-            </w:r>
-          </w:p>
-        </w:tc>
-        <w:tc>
-          <w:tcPr>
-            <w:tcW w:type="dxa" w:w="3360"/>
-            <w:vAlign w:val="top"/>
-          </w:tcPr>
-          <w:p>
-            <w:r>
-              <w:t>The final result must identify incorrectly answered questions and their corresponding correct answers.</w:t>
-            </w:r>
-          </w:p>
-        </w:tc>
-        <w:tc>
-          <w:tcPr>
-            <w:tcW w:type="dxa" w:w="3360"/>
-            <w:vAlign w:val="top"/>
-          </w:tcPr>
-          <w:p>
-            <w:r>
+              <w:rPr>
+                <w:rFonts w:ascii="Arial" w:hAnsi="Arial"/>
+                <w:b w:val="0"/>
+                <w:sz w:val="18"/>
+              </w:rPr>
               <w:t>Draft</w:t>
             </w:r>
           </w:p>
         </w:tc>
       </w:tr>
     </w:tbl>
-    <w:p/>
+    <w:p>
+      <w:pPr>
+        <w:spacing w:after="40"/>
+      </w:pPr>
+    </w:p>
     <w:p>
       <w:pPr>
         <w:pStyle w:val="Heading1"/>
+        <w:keepNext/>
       </w:pPr>
       <w:r>
-        <w:t>3. Charm Management Rules</w:t>
+        <w:t>3. Real-Time Availability Rules</w:t>
       </w:r>
     </w:p>
     <w:tbl>
@@ -747,6 +1900,7 @@
         <w:tblStyle w:val="TableGrid"/>
         <w:tblW w:type="auto" w:w="0"/>
         <w:jc w:val="center"/>
+        <w:tblLayout w:type="autofit"/>
         <w:tblLook w:firstColumn="1" w:firstRow="1" w:lastColumn="0" w:lastRow="0" w:noHBand="0" w:noVBand="1" w:val="04A0"/>
       </w:tblPr>
       <w:tblGrid>
@@ -755,16 +1909,31 @@
         <w:gridCol w:w="3360"/>
       </w:tblGrid>
       <w:tr>
+        <w:trPr>
+          <w:tblHeader w:val="true"/>
+        </w:trPr>
         <w:tc>
           <w:tcPr>
-            <w:tcW w:type="dxa" w:w="3360"/>
+            <w:tcW w:type="dxa" w:w="1728"/>
             <w:shd w:fill="D9EAF7"/>
             <w:vAlign w:val="center"/>
+            <w:tcMar>
+              <w:top w:w="80" w:type="dxa"/>
+              <w:start w:w="100" w:type="dxa"/>
+              <w:bottom w:w="80" w:type="dxa"/>
+              <w:end w:w="100" w:type="dxa"/>
+            </w:tcMar>
           </w:tcPr>
           <w:p>
+            <w:pPr>
+              <w:spacing w:after="0" w:before="0" w:line="240" w:lineRule="auto"/>
+            </w:pPr>
             <w:r>
               <w:rPr>
+                <w:rFonts w:ascii="Arial" w:hAnsi="Arial"/>
                 <w:b/>
+                <w:color w:val="17365D"/>
+                <w:sz w:val="18"/>
               </w:rPr>
               <w:t>BR ID</w:t>
             </w:r>
@@ -772,14 +1941,26 @@
         </w:tc>
         <w:tc>
           <w:tcPr>
-            <w:tcW w:type="dxa" w:w="3360"/>
+            <w:tcW w:type="dxa" w:w="7560"/>
             <w:shd w:fill="D9EAF7"/>
             <w:vAlign w:val="center"/>
+            <w:tcMar>
+              <w:top w:w="80" w:type="dxa"/>
+              <w:start w:w="100" w:type="dxa"/>
+              <w:bottom w:w="80" w:type="dxa"/>
+              <w:end w:w="100" w:type="dxa"/>
+            </w:tcMar>
           </w:tcPr>
           <w:p>
+            <w:pPr>
+              <w:spacing w:after="0" w:before="0" w:line="240" w:lineRule="auto"/>
+            </w:pPr>
             <w:r>
               <w:rPr>
+                <w:rFonts w:ascii="Arial" w:hAnsi="Arial"/>
                 <w:b/>
+                <w:color w:val="17365D"/>
+                <w:sz w:val="18"/>
               </w:rPr>
               <w:t>Business Rule</w:t>
             </w:r>
@@ -787,14 +1968,26 @@
         </w:tc>
         <w:tc>
           <w:tcPr>
-            <w:tcW w:type="dxa" w:w="3360"/>
+            <w:tcW w:type="dxa" w:w="1656"/>
             <w:shd w:fill="D9EAF7"/>
             <w:vAlign w:val="center"/>
+            <w:tcMar>
+              <w:top w:w="80" w:type="dxa"/>
+              <w:start w:w="100" w:type="dxa"/>
+              <w:bottom w:w="80" w:type="dxa"/>
+              <w:end w:w="100" w:type="dxa"/>
+            </w:tcMar>
           </w:tcPr>
           <w:p>
+            <w:pPr>
+              <w:spacing w:after="0" w:before="0" w:line="240" w:lineRule="auto"/>
+            </w:pPr>
             <w:r>
               <w:rPr>
+                <w:rFonts w:ascii="Arial" w:hAnsi="Arial"/>
                 <w:b/>
+                <w:color w:val="17365D"/>
+                <w:sz w:val="18"/>
               </w:rPr>
               <w:t>Status</w:t>
             </w:r>
@@ -802,118 +1995,258 @@
         </w:tc>
       </w:tr>
       <w:tr>
+        <w:trPr>
+          <w:cantSplit/>
+        </w:trPr>
         <w:tc>
           <w:tcPr>
-            <w:tcW w:type="dxa" w:w="3360"/>
+            <w:tcW w:type="dxa" w:w="1728"/>
             <w:vAlign w:val="top"/>
+            <w:tcMar>
+              <w:top w:w="80" w:type="dxa"/>
+              <w:start w:w="100" w:type="dxa"/>
+              <w:bottom w:w="80" w:type="dxa"/>
+              <w:end w:w="100" w:type="dxa"/>
+            </w:tcMar>
           </w:tcPr>
           <w:p>
+            <w:pPr>
+              <w:spacing w:after="0" w:before="0" w:line="240" w:lineRule="auto"/>
+            </w:pPr>
             <w:r>
-              <w:t>BR-CHARM-01</w:t>
+              <w:rPr>
+                <w:rFonts w:ascii="Arial" w:hAnsi="Arial"/>
+                <w:b w:val="0"/>
+                <w:sz w:val="18"/>
+              </w:rPr>
+              <w:t>BR-RT-01</w:t>
             </w:r>
           </w:p>
         </w:tc>
         <w:tc>
           <w:tcPr>
-            <w:tcW w:type="dxa" w:w="3360"/>
+            <w:tcW w:type="dxa" w:w="7560"/>
             <w:vAlign w:val="top"/>
+            <w:tcMar>
+              <w:top w:w="80" w:type="dxa"/>
+              <w:start w:w="100" w:type="dxa"/>
+              <w:bottom w:w="80" w:type="dxa"/>
+              <w:end w:w="100" w:type="dxa"/>
+            </w:tcMar>
           </w:tcPr>
           <w:p>
+            <w:pPr>
+              <w:spacing w:after="0" w:before="0" w:line="240" w:lineRule="auto"/>
+            </w:pPr>
             <w:r>
-              <w:t>Each charm must contain at least a name, an image, and a status.</w:t>
+              <w:rPr>
+                <w:rFonts w:ascii="Arial" w:hAnsi="Arial"/>
+                <w:b w:val="0"/>
+                <w:sz w:val="18"/>
+              </w:rPr>
+              <w:t>When a Manager changes an ACTIVE charm between IN_STOCK and OUT_OF_STOCK, connected Customer catalog views must receive the new state without requiring a manual page refresh.</w:t>
             </w:r>
           </w:p>
         </w:tc>
         <w:tc>
           <w:tcPr>
-            <w:tcW w:type="dxa" w:w="3360"/>
+            <w:tcW w:type="dxa" w:w="1656"/>
             <w:vAlign w:val="top"/>
+            <w:tcMar>
+              <w:top w:w="80" w:type="dxa"/>
+              <w:start w:w="100" w:type="dxa"/>
+              <w:bottom w:w="80" w:type="dxa"/>
+              <w:end w:w="100" w:type="dxa"/>
+            </w:tcMar>
           </w:tcPr>
           <w:p>
+            <w:pPr>
+              <w:spacing w:after="0" w:before="0" w:line="240" w:lineRule="auto"/>
+            </w:pPr>
             <w:r>
+              <w:rPr>
+                <w:rFonts w:ascii="Arial" w:hAnsi="Arial"/>
+                <w:b w:val="0"/>
+                <w:sz w:val="18"/>
+              </w:rPr>
               <w:t>Draft</w:t>
             </w:r>
           </w:p>
         </w:tc>
       </w:tr>
       <w:tr>
+        <w:trPr>
+          <w:cantSplit/>
+        </w:trPr>
         <w:tc>
           <w:tcPr>
-            <w:tcW w:type="dxa" w:w="3360"/>
+            <w:tcW w:type="dxa" w:w="1728"/>
             <w:vAlign w:val="top"/>
+            <w:tcMar>
+              <w:top w:w="80" w:type="dxa"/>
+              <w:start w:w="100" w:type="dxa"/>
+              <w:bottom w:w="80" w:type="dxa"/>
+              <w:end w:w="100" w:type="dxa"/>
+            </w:tcMar>
           </w:tcPr>
           <w:p>
+            <w:pPr>
+              <w:spacing w:after="0" w:before="0" w:line="240" w:lineRule="auto"/>
+            </w:pPr>
             <w:r>
-              <w:t>BR-CHARM-02</w:t>
+              <w:rPr>
+                <w:rFonts w:ascii="Arial" w:hAnsi="Arial"/>
+                <w:b w:val="0"/>
+                <w:sz w:val="18"/>
+              </w:rPr>
+              <w:t>BR-RT-02</w:t>
             </w:r>
           </w:p>
         </w:tc>
         <w:tc>
           <w:tcPr>
-            <w:tcW w:type="dxa" w:w="3360"/>
+            <w:tcW w:type="dxa" w:w="7560"/>
             <w:vAlign w:val="top"/>
+            <w:tcMar>
+              <w:top w:w="80" w:type="dxa"/>
+              <w:start w:w="100" w:type="dxa"/>
+              <w:bottom w:w="80" w:type="dxa"/>
+              <w:end w:w="100" w:type="dxa"/>
+            </w:tcMar>
           </w:tcPr>
           <w:p>
+            <w:pPr>
+              <w:spacing w:after="0" w:before="0" w:line="240" w:lineRule="auto"/>
+            </w:pPr>
             <w:r>
-              <w:t>Only charms with Active/Available status may participate in Charm Recommendation.</w:t>
+              <w:rPr>
+                <w:rFonts w:ascii="Arial" w:hAnsi="Arial"/>
+                <w:b w:val="0"/>
+                <w:sz w:val="18"/>
+              </w:rPr>
+              <w:t>A charm changed to OUT_OF_STOCK must become ineligible for new recommendation processing immediately after the stock update is accepted by the system.</w:t>
             </w:r>
           </w:p>
         </w:tc>
         <w:tc>
           <w:tcPr>
-            <w:tcW w:type="dxa" w:w="3360"/>
+            <w:tcW w:type="dxa" w:w="1656"/>
             <w:vAlign w:val="top"/>
+            <w:tcMar>
+              <w:top w:w="80" w:type="dxa"/>
+              <w:start w:w="100" w:type="dxa"/>
+              <w:bottom w:w="80" w:type="dxa"/>
+              <w:end w:w="100" w:type="dxa"/>
+            </w:tcMar>
           </w:tcPr>
           <w:p>
+            <w:pPr>
+              <w:spacing w:after="0" w:before="0" w:line="240" w:lineRule="auto"/>
+            </w:pPr>
             <w:r>
+              <w:rPr>
+                <w:rFonts w:ascii="Arial" w:hAnsi="Arial"/>
+                <w:b w:val="0"/>
+                <w:sz w:val="18"/>
+              </w:rPr>
               <w:t>Draft</w:t>
             </w:r>
           </w:p>
         </w:tc>
       </w:tr>
       <w:tr>
+        <w:trPr>
+          <w:cantSplit/>
+        </w:trPr>
         <w:tc>
           <w:tcPr>
-            <w:tcW w:type="dxa" w:w="3360"/>
+            <w:tcW w:type="dxa" w:w="1728"/>
             <w:vAlign w:val="top"/>
+            <w:tcMar>
+              <w:top w:w="80" w:type="dxa"/>
+              <w:start w:w="100" w:type="dxa"/>
+              <w:bottom w:w="80" w:type="dxa"/>
+              <w:end w:w="100" w:type="dxa"/>
+            </w:tcMar>
           </w:tcPr>
           <w:p>
+            <w:pPr>
+              <w:spacing w:after="0" w:before="0" w:line="240" w:lineRule="auto"/>
+            </w:pPr>
             <w:r>
-              <w:t>BR-CHARM-03</w:t>
+              <w:rPr>
+                <w:rFonts w:ascii="Arial" w:hAnsi="Arial"/>
+                <w:b w:val="0"/>
+                <w:sz w:val="18"/>
+              </w:rPr>
+              <w:t>BR-RT-03</w:t>
             </w:r>
           </w:p>
         </w:tc>
         <w:tc>
           <w:tcPr>
-            <w:tcW w:type="dxa" w:w="3360"/>
+            <w:tcW w:type="dxa" w:w="7560"/>
             <w:vAlign w:val="top"/>
+            <w:tcMar>
+              <w:top w:w="80" w:type="dxa"/>
+              <w:start w:w="100" w:type="dxa"/>
+              <w:bottom w:w="80" w:type="dxa"/>
+              <w:end w:w="100" w:type="dxa"/>
+            </w:tcMar>
           </w:tcPr>
           <w:p>
+            <w:pPr>
+              <w:spacing w:after="0" w:before="0" w:line="240" w:lineRule="auto"/>
+            </w:pPr>
             <w:r>
-              <w:t>A charm referenced by a Recommendation Rule should not be permanently deleted; it should be changed to Inactive to preserve data integrity.</w:t>
+              <w:rPr>
+                <w:rFonts w:ascii="Arial" w:hAnsi="Arial"/>
+                <w:b w:val="0"/>
+                <w:sz w:val="18"/>
+              </w:rPr>
+              <w:t>If a charm currently displayed in a Customer recommendation becomes OUT_OF_STOCK while the page is open, the UI should update its availability state so it is not presented as currently available for purchase.</w:t>
             </w:r>
           </w:p>
         </w:tc>
         <w:tc>
           <w:tcPr>
-            <w:tcW w:type="dxa" w:w="3360"/>
+            <w:tcW w:type="dxa" w:w="1656"/>
             <w:vAlign w:val="top"/>
+            <w:tcMar>
+              <w:top w:w="80" w:type="dxa"/>
+              <w:start w:w="100" w:type="dxa"/>
+              <w:bottom w:w="80" w:type="dxa"/>
+              <w:end w:w="100" w:type="dxa"/>
+            </w:tcMar>
           </w:tcPr>
           <w:p>
+            <w:pPr>
+              <w:spacing w:after="0" w:before="0" w:line="240" w:lineRule="auto"/>
+            </w:pPr>
             <w:r>
+              <w:rPr>
+                <w:rFonts w:ascii="Arial" w:hAnsi="Arial"/>
+                <w:b w:val="0"/>
+                <w:sz w:val="18"/>
+              </w:rPr>
               <w:t>Draft</w:t>
             </w:r>
           </w:p>
         </w:tc>
       </w:tr>
     </w:tbl>
-    <w:p/>
+    <w:p>
+      <w:pPr>
+        <w:spacing w:after="40"/>
+      </w:pPr>
+    </w:p>
     <w:p>
       <w:pPr>
         <w:pStyle w:val="Heading1"/>
+        <w:keepNext/>
       </w:pPr>
       <w:r>
-        <w:t>4. Recommendation Rule Management</w:t>
+        <w:t>4. Quiz Rules</w:t>
       </w:r>
     </w:p>
     <w:tbl>
@@ -921,6 +2254,7 @@
         <w:tblStyle w:val="TableGrid"/>
         <w:tblW w:type="auto" w:w="0"/>
         <w:jc w:val="center"/>
+        <w:tblLayout w:type="autofit"/>
         <w:tblLook w:firstColumn="1" w:firstRow="1" w:lastColumn="0" w:lastRow="0" w:noHBand="0" w:noVBand="1" w:val="04A0"/>
       </w:tblPr>
       <w:tblGrid>
@@ -929,16 +2263,31 @@
         <w:gridCol w:w="3360"/>
       </w:tblGrid>
       <w:tr>
+        <w:trPr>
+          <w:tblHeader w:val="true"/>
+        </w:trPr>
         <w:tc>
           <w:tcPr>
-            <w:tcW w:type="dxa" w:w="3360"/>
+            <w:tcW w:type="dxa" w:w="1728"/>
             <w:shd w:fill="D9EAF7"/>
             <w:vAlign w:val="center"/>
+            <w:tcMar>
+              <w:top w:w="80" w:type="dxa"/>
+              <w:start w:w="100" w:type="dxa"/>
+              <w:bottom w:w="80" w:type="dxa"/>
+              <w:end w:w="100" w:type="dxa"/>
+            </w:tcMar>
           </w:tcPr>
           <w:p>
+            <w:pPr>
+              <w:spacing w:after="0" w:before="0" w:line="240" w:lineRule="auto"/>
+            </w:pPr>
             <w:r>
               <w:rPr>
+                <w:rFonts w:ascii="Arial" w:hAnsi="Arial"/>
                 <w:b/>
+                <w:color w:val="17365D"/>
+                <w:sz w:val="18"/>
               </w:rPr>
               <w:t>BR ID</w:t>
             </w:r>
@@ -946,14 +2295,26 @@
         </w:tc>
         <w:tc>
           <w:tcPr>
-            <w:tcW w:type="dxa" w:w="3360"/>
+            <w:tcW w:type="dxa" w:w="7560"/>
             <w:shd w:fill="D9EAF7"/>
             <w:vAlign w:val="center"/>
+            <w:tcMar>
+              <w:top w:w="80" w:type="dxa"/>
+              <w:start w:w="100" w:type="dxa"/>
+              <w:bottom w:w="80" w:type="dxa"/>
+              <w:end w:w="100" w:type="dxa"/>
+            </w:tcMar>
           </w:tcPr>
           <w:p>
+            <w:pPr>
+              <w:spacing w:after="0" w:before="0" w:line="240" w:lineRule="auto"/>
+            </w:pPr>
             <w:r>
               <w:rPr>
+                <w:rFonts w:ascii="Arial" w:hAnsi="Arial"/>
                 <w:b/>
+                <w:color w:val="17365D"/>
+                <w:sz w:val="18"/>
               </w:rPr>
               <w:t>Business Rule</w:t>
             </w:r>
@@ -961,14 +2322,26 @@
         </w:tc>
         <w:tc>
           <w:tcPr>
-            <w:tcW w:type="dxa" w:w="3360"/>
+            <w:tcW w:type="dxa" w:w="1656"/>
             <w:shd w:fill="D9EAF7"/>
             <w:vAlign w:val="center"/>
+            <w:tcMar>
+              <w:top w:w="80" w:type="dxa"/>
+              <w:start w:w="100" w:type="dxa"/>
+              <w:bottom w:w="80" w:type="dxa"/>
+              <w:end w:w="100" w:type="dxa"/>
+            </w:tcMar>
           </w:tcPr>
           <w:p>
+            <w:pPr>
+              <w:spacing w:after="0" w:before="0" w:line="240" w:lineRule="auto"/>
+            </w:pPr>
             <w:r>
               <w:rPr>
+                <w:rFonts w:ascii="Arial" w:hAnsi="Arial"/>
                 <w:b/>
+                <w:color w:val="17365D"/>
+                <w:sz w:val="18"/>
               </w:rPr>
               <w:t>Status</w:t>
             </w:r>
@@ -976,153 +2349,818 @@
         </w:tc>
       </w:tr>
       <w:tr>
+        <w:trPr>
+          <w:cantSplit/>
+        </w:trPr>
         <w:tc>
           <w:tcPr>
-            <w:tcW w:type="dxa" w:w="3360"/>
+            <w:tcW w:type="dxa" w:w="1728"/>
             <w:vAlign w:val="top"/>
+            <w:tcMar>
+              <w:top w:w="80" w:type="dxa"/>
+              <w:start w:w="100" w:type="dxa"/>
+              <w:bottom w:w="80" w:type="dxa"/>
+              <w:end w:w="100" w:type="dxa"/>
+            </w:tcMar>
           </w:tcPr>
           <w:p>
+            <w:pPr>
+              <w:spacing w:after="0" w:before="0" w:line="240" w:lineRule="auto"/>
+            </w:pPr>
             <w:r>
-              <w:t>BR-RULE-01</w:t>
+              <w:rPr>
+                <w:rFonts w:ascii="Arial" w:hAnsi="Arial"/>
+                <w:b w:val="0"/>
+                <w:sz w:val="18"/>
+              </w:rPr>
+              <w:t>BR-QUIZ-01</w:t>
             </w:r>
           </w:p>
         </w:tc>
         <w:tc>
           <w:tcPr>
-            <w:tcW w:type="dxa" w:w="3360"/>
+            <w:tcW w:type="dxa" w:w="7560"/>
             <w:vAlign w:val="top"/>
+            <w:tcMar>
+              <w:top w:w="80" w:type="dxa"/>
+              <w:start w:w="100" w:type="dxa"/>
+              <w:bottom w:w="80" w:type="dxa"/>
+              <w:end w:w="100" w:type="dxa"/>
+            </w:tcMar>
           </w:tcPr>
           <w:p>
+            <w:pPr>
+              <w:spacing w:after="0" w:before="0" w:line="240" w:lineRule="auto"/>
+            </w:pPr>
             <w:r>
-              <w:t>Each Recommendation Rule must contain at least one condition and one resulting charm.</w:t>
+              <w:rPr>
+                <w:rFonts w:ascii="Arial" w:hAnsi="Arial"/>
+                <w:b w:val="0"/>
+                <w:sz w:val="18"/>
+              </w:rPr>
+              <w:t>Each Quiz Session contains exactly 10 questions.</w:t>
             </w:r>
           </w:p>
         </w:tc>
         <w:tc>
           <w:tcPr>
-            <w:tcW w:type="dxa" w:w="3360"/>
+            <w:tcW w:type="dxa" w:w="1656"/>
             <w:vAlign w:val="top"/>
+            <w:tcMar>
+              <w:top w:w="80" w:type="dxa"/>
+              <w:start w:w="100" w:type="dxa"/>
+              <w:bottom w:w="80" w:type="dxa"/>
+              <w:end w:w="100" w:type="dxa"/>
+            </w:tcMar>
           </w:tcPr>
           <w:p>
+            <w:pPr>
+              <w:spacing w:after="0" w:before="0" w:line="240" w:lineRule="auto"/>
+            </w:pPr>
             <w:r>
+              <w:rPr>
+                <w:rFonts w:ascii="Arial" w:hAnsi="Arial"/>
+                <w:b w:val="0"/>
+                <w:sz w:val="18"/>
+              </w:rPr>
               <w:t>Draft</w:t>
             </w:r>
           </w:p>
         </w:tc>
       </w:tr>
       <w:tr>
+        <w:trPr>
+          <w:cantSplit/>
+        </w:trPr>
         <w:tc>
           <w:tcPr>
-            <w:tcW w:type="dxa" w:w="3360"/>
+            <w:tcW w:type="dxa" w:w="1728"/>
             <w:vAlign w:val="top"/>
+            <w:tcMar>
+              <w:top w:w="80" w:type="dxa"/>
+              <w:start w:w="100" w:type="dxa"/>
+              <w:bottom w:w="80" w:type="dxa"/>
+              <w:end w:w="100" w:type="dxa"/>
+            </w:tcMar>
           </w:tcPr>
           <w:p>
+            <w:pPr>
+              <w:spacing w:after="0" w:before="0" w:line="240" w:lineRule="auto"/>
+            </w:pPr>
             <w:r>
-              <w:t>BR-RULE-02</w:t>
+              <w:rPr>
+                <w:rFonts w:ascii="Arial" w:hAnsi="Arial"/>
+                <w:b w:val="0"/>
+                <w:sz w:val="18"/>
+              </w:rPr>
+              <w:t>BR-QUIZ-02</w:t>
             </w:r>
           </w:p>
         </w:tc>
         <w:tc>
           <w:tcPr>
-            <w:tcW w:type="dxa" w:w="3360"/>
+            <w:tcW w:type="dxa" w:w="7560"/>
             <w:vAlign w:val="top"/>
+            <w:tcMar>
+              <w:top w:w="80" w:type="dxa"/>
+              <w:start w:w="100" w:type="dxa"/>
+              <w:bottom w:w="80" w:type="dxa"/>
+              <w:end w:w="100" w:type="dxa"/>
+            </w:tcMar>
           </w:tcPr>
           <w:p>
+            <w:pPr>
+              <w:spacing w:after="0" w:before="0" w:line="240" w:lineRule="auto"/>
+            </w:pPr>
             <w:r>
-              <w:t>A Recommendation Rule is effective only while its status is Active.</w:t>
+              <w:rPr>
+                <w:rFonts w:ascii="Arial" w:hAnsi="Arial"/>
+                <w:b w:val="0"/>
+                <w:sz w:val="18"/>
+              </w:rPr>
+              <w:t>Each quiz question contains exactly 4 answer options.</w:t>
             </w:r>
           </w:p>
         </w:tc>
         <w:tc>
           <w:tcPr>
-            <w:tcW w:type="dxa" w:w="3360"/>
+            <w:tcW w:type="dxa" w:w="1656"/>
             <w:vAlign w:val="top"/>
+            <w:tcMar>
+              <w:top w:w="80" w:type="dxa"/>
+              <w:start w:w="100" w:type="dxa"/>
+              <w:bottom w:w="80" w:type="dxa"/>
+              <w:end w:w="100" w:type="dxa"/>
+            </w:tcMar>
           </w:tcPr>
           <w:p>
+            <w:pPr>
+              <w:spacing w:after="0" w:before="0" w:line="240" w:lineRule="auto"/>
+            </w:pPr>
             <w:r>
+              <w:rPr>
+                <w:rFonts w:ascii="Arial" w:hAnsi="Arial"/>
+                <w:b w:val="0"/>
+                <w:sz w:val="18"/>
+              </w:rPr>
               <w:t>Draft</w:t>
             </w:r>
           </w:p>
         </w:tc>
       </w:tr>
       <w:tr>
+        <w:trPr>
+          <w:cantSplit/>
+        </w:trPr>
         <w:tc>
           <w:tcPr>
-            <w:tcW w:type="dxa" w:w="3360"/>
+            <w:tcW w:type="dxa" w:w="1728"/>
             <w:vAlign w:val="top"/>
+            <w:tcMar>
+              <w:top w:w="80" w:type="dxa"/>
+              <w:start w:w="100" w:type="dxa"/>
+              <w:bottom w:w="80" w:type="dxa"/>
+              <w:end w:w="100" w:type="dxa"/>
+            </w:tcMar>
           </w:tcPr>
           <w:p>
+            <w:pPr>
+              <w:spacing w:after="0" w:before="0" w:line="240" w:lineRule="auto"/>
+            </w:pPr>
             <w:r>
-              <w:t>BR-RULE-03</w:t>
+              <w:rPr>
+                <w:rFonts w:ascii="Arial" w:hAnsi="Arial"/>
+                <w:b w:val="0"/>
+                <w:sz w:val="18"/>
+              </w:rPr>
+              <w:t>BR-QUIZ-03</w:t>
             </w:r>
           </w:p>
         </w:tc>
         <w:tc>
           <w:tcPr>
-            <w:tcW w:type="dxa" w:w="3360"/>
+            <w:tcW w:type="dxa" w:w="7560"/>
             <w:vAlign w:val="top"/>
+            <w:tcMar>
+              <w:top w:w="80" w:type="dxa"/>
+              <w:start w:w="100" w:type="dxa"/>
+              <w:bottom w:w="80" w:type="dxa"/>
+              <w:end w:w="100" w:type="dxa"/>
+            </w:tcMar>
           </w:tcPr>
           <w:p>
+            <w:pPr>
+              <w:spacing w:after="0" w:before="0" w:line="240" w:lineRule="auto"/>
+            </w:pPr>
             <w:r>
-              <w:t>A Recommendation Rule must not return a charm that is Inactive/Unavailable.</w:t>
+              <w:rPr>
+                <w:rFonts w:ascii="Arial" w:hAnsi="Arial"/>
+                <w:b w:val="0"/>
+                <w:sz w:val="18"/>
+              </w:rPr>
+              <w:t>Each quiz question has exactly 1 correct answer.</w:t>
             </w:r>
           </w:p>
         </w:tc>
         <w:tc>
           <w:tcPr>
-            <w:tcW w:type="dxa" w:w="3360"/>
+            <w:tcW w:type="dxa" w:w="1656"/>
             <w:vAlign w:val="top"/>
+            <w:tcMar>
+              <w:top w:w="80" w:type="dxa"/>
+              <w:start w:w="100" w:type="dxa"/>
+              <w:bottom w:w="80" w:type="dxa"/>
+              <w:end w:w="100" w:type="dxa"/>
+            </w:tcMar>
           </w:tcPr>
           <w:p>
+            <w:pPr>
+              <w:spacing w:after="0" w:before="0" w:line="240" w:lineRule="auto"/>
+            </w:pPr>
             <w:r>
+              <w:rPr>
+                <w:rFonts w:ascii="Arial" w:hAnsi="Arial"/>
+                <w:b w:val="0"/>
+                <w:sz w:val="18"/>
+              </w:rPr>
               <w:t>Draft</w:t>
             </w:r>
           </w:p>
         </w:tc>
       </w:tr>
       <w:tr>
+        <w:trPr>
+          <w:cantSplit/>
+        </w:trPr>
         <w:tc>
           <w:tcPr>
-            <w:tcW w:type="dxa" w:w="3360"/>
+            <w:tcW w:type="dxa" w:w="1728"/>
             <w:vAlign w:val="top"/>
+            <w:tcMar>
+              <w:top w:w="80" w:type="dxa"/>
+              <w:start w:w="100" w:type="dxa"/>
+              <w:bottom w:w="80" w:type="dxa"/>
+              <w:end w:w="100" w:type="dxa"/>
+            </w:tcMar>
           </w:tcPr>
           <w:p>
+            <w:pPr>
+              <w:spacing w:after="0" w:before="0" w:line="240" w:lineRule="auto"/>
+            </w:pPr>
             <w:r>
-              <w:t>BR-RULE-04</w:t>
+              <w:rPr>
+                <w:rFonts w:ascii="Arial" w:hAnsi="Arial"/>
+                <w:b w:val="0"/>
+                <w:sz w:val="18"/>
+              </w:rPr>
+              <w:t>BR-QUIZ-04</w:t>
             </w:r>
           </w:p>
         </w:tc>
         <w:tc>
           <w:tcPr>
-            <w:tcW w:type="dxa" w:w="3360"/>
+            <w:tcW w:type="dxa" w:w="7560"/>
             <w:vAlign w:val="top"/>
+            <w:tcMar>
+              <w:top w:w="80" w:type="dxa"/>
+              <w:start w:w="100" w:type="dxa"/>
+              <w:bottom w:w="80" w:type="dxa"/>
+              <w:end w:w="100" w:type="dxa"/>
+            </w:tcMar>
           </w:tcPr>
           <w:p>
+            <w:pPr>
+              <w:spacing w:after="0" w:before="0" w:line="240" w:lineRule="auto"/>
+            </w:pPr>
             <w:r>
-              <w:t>When multiple Recommendation Rules match the same Customer profile, the system must apply a defined conflict-resolution mechanism to determine the recommendation result.</w:t>
+              <w:rPr>
+                <w:rFonts w:ascii="Arial" w:hAnsi="Arial"/>
+                <w:b w:val="0"/>
+                <w:sz w:val="18"/>
+              </w:rPr>
+              <w:t>The order of the 4 answer options must be randomized before display.</w:t>
             </w:r>
           </w:p>
         </w:tc>
         <w:tc>
           <w:tcPr>
-            <w:tcW w:type="dxa" w:w="3360"/>
+            <w:tcW w:type="dxa" w:w="1656"/>
             <w:vAlign w:val="top"/>
+            <w:tcMar>
+              <w:top w:w="80" w:type="dxa"/>
+              <w:start w:w="100" w:type="dxa"/>
+              <w:bottom w:w="80" w:type="dxa"/>
+              <w:end w:w="100" w:type="dxa"/>
+            </w:tcMar>
           </w:tcPr>
           <w:p>
+            <w:pPr>
+              <w:spacing w:after="0" w:before="0" w:line="240" w:lineRule="auto"/>
+            </w:pPr>
             <w:r>
-              <w:t>TBD — team must choose priority, scoring, or multiple results</w:t>
+              <w:rPr>
+                <w:rFonts w:ascii="Arial" w:hAnsi="Arial"/>
+                <w:b w:val="0"/>
+                <w:sz w:val="18"/>
+              </w:rPr>
+              <w:t>Draft</w:t>
+            </w:r>
+          </w:p>
+        </w:tc>
+      </w:tr>
+      <w:tr>
+        <w:trPr>
+          <w:cantSplit/>
+        </w:trPr>
+        <w:tc>
+          <w:tcPr>
+            <w:tcW w:type="dxa" w:w="1728"/>
+            <w:vAlign w:val="top"/>
+            <w:tcMar>
+              <w:top w:w="80" w:type="dxa"/>
+              <w:start w:w="100" w:type="dxa"/>
+              <w:bottom w:w="80" w:type="dxa"/>
+              <w:end w:w="100" w:type="dxa"/>
+            </w:tcMar>
+          </w:tcPr>
+          <w:p>
+            <w:pPr>
+              <w:spacing w:after="0" w:before="0" w:line="240" w:lineRule="auto"/>
+            </w:pPr>
+            <w:r>
+              <w:rPr>
+                <w:rFonts w:ascii="Arial" w:hAnsi="Arial"/>
+                <w:b w:val="0"/>
+                <w:sz w:val="18"/>
+              </w:rPr>
+              <w:t>BR-QUIZ-05</w:t>
+            </w:r>
+          </w:p>
+        </w:tc>
+        <w:tc>
+          <w:tcPr>
+            <w:tcW w:type="dxa" w:w="7560"/>
+            <w:vAlign w:val="top"/>
+            <w:tcMar>
+              <w:top w:w="80" w:type="dxa"/>
+              <w:start w:w="100" w:type="dxa"/>
+              <w:bottom w:w="80" w:type="dxa"/>
+              <w:end w:w="100" w:type="dxa"/>
+            </w:tcMar>
+          </w:tcPr>
+          <w:p>
+            <w:pPr>
+              <w:spacing w:after="0" w:before="0" w:line="240" w:lineRule="auto"/>
+            </w:pPr>
+            <w:r>
+              <w:rPr>
+                <w:rFonts w:ascii="Arial" w:hAnsi="Arial"/>
+                <w:b w:val="0"/>
+                <w:sz w:val="18"/>
+              </w:rPr>
+              <w:t>Randomizing answer options must not change which answer is correct.</w:t>
+            </w:r>
+          </w:p>
+        </w:tc>
+        <w:tc>
+          <w:tcPr>
+            <w:tcW w:type="dxa" w:w="1656"/>
+            <w:vAlign w:val="top"/>
+            <w:tcMar>
+              <w:top w:w="80" w:type="dxa"/>
+              <w:start w:w="100" w:type="dxa"/>
+              <w:bottom w:w="80" w:type="dxa"/>
+              <w:end w:w="100" w:type="dxa"/>
+            </w:tcMar>
+          </w:tcPr>
+          <w:p>
+            <w:pPr>
+              <w:spacing w:after="0" w:before="0" w:line="240" w:lineRule="auto"/>
+            </w:pPr>
+            <w:r>
+              <w:rPr>
+                <w:rFonts w:ascii="Arial" w:hAnsi="Arial"/>
+                <w:b w:val="0"/>
+                <w:sz w:val="18"/>
+              </w:rPr>
+              <w:t>Draft</w:t>
+            </w:r>
+          </w:p>
+        </w:tc>
+      </w:tr>
+      <w:tr>
+        <w:trPr>
+          <w:cantSplit/>
+        </w:trPr>
+        <w:tc>
+          <w:tcPr>
+            <w:tcW w:type="dxa" w:w="1728"/>
+            <w:vAlign w:val="top"/>
+            <w:tcMar>
+              <w:top w:w="80" w:type="dxa"/>
+              <w:start w:w="100" w:type="dxa"/>
+              <w:bottom w:w="80" w:type="dxa"/>
+              <w:end w:w="100" w:type="dxa"/>
+            </w:tcMar>
+          </w:tcPr>
+          <w:p>
+            <w:pPr>
+              <w:spacing w:after="0" w:before="0" w:line="240" w:lineRule="auto"/>
+            </w:pPr>
+            <w:r>
+              <w:rPr>
+                <w:rFonts w:ascii="Arial" w:hAnsi="Arial"/>
+                <w:b w:val="0"/>
+                <w:sz w:val="18"/>
+              </w:rPr>
+              <w:t>BR-QUIZ-06</w:t>
+            </w:r>
+          </w:p>
+        </w:tc>
+        <w:tc>
+          <w:tcPr>
+            <w:tcW w:type="dxa" w:w="7560"/>
+            <w:vAlign w:val="top"/>
+            <w:tcMar>
+              <w:top w:w="80" w:type="dxa"/>
+              <w:start w:w="100" w:type="dxa"/>
+              <w:bottom w:w="80" w:type="dxa"/>
+              <w:end w:w="100" w:type="dxa"/>
+            </w:tcMar>
+          </w:tcPr>
+          <w:p>
+            <w:pPr>
+              <w:spacing w:after="0" w:before="0" w:line="240" w:lineRule="auto"/>
+            </w:pPr>
+            <w:r>
+              <w:rPr>
+                <w:rFonts w:ascii="Arial" w:hAnsi="Arial"/>
+                <w:b w:val="0"/>
+                <w:sz w:val="18"/>
+              </w:rPr>
+              <w:t>Each correct answer is worth 1 point; each incorrect answer is worth 0 points.</w:t>
+            </w:r>
+          </w:p>
+        </w:tc>
+        <w:tc>
+          <w:tcPr>
+            <w:tcW w:type="dxa" w:w="1656"/>
+            <w:vAlign w:val="top"/>
+            <w:tcMar>
+              <w:top w:w="80" w:type="dxa"/>
+              <w:start w:w="100" w:type="dxa"/>
+              <w:bottom w:w="80" w:type="dxa"/>
+              <w:end w:w="100" w:type="dxa"/>
+            </w:tcMar>
+          </w:tcPr>
+          <w:p>
+            <w:pPr>
+              <w:spacing w:after="0" w:before="0" w:line="240" w:lineRule="auto"/>
+            </w:pPr>
+            <w:r>
+              <w:rPr>
+                <w:rFonts w:ascii="Arial" w:hAnsi="Arial"/>
+                <w:b w:val="0"/>
+                <w:sz w:val="18"/>
+              </w:rPr>
+              <w:t>Draft</w:t>
+            </w:r>
+          </w:p>
+        </w:tc>
+      </w:tr>
+      <w:tr>
+        <w:trPr>
+          <w:cantSplit/>
+        </w:trPr>
+        <w:tc>
+          <w:tcPr>
+            <w:tcW w:type="dxa" w:w="1728"/>
+            <w:vAlign w:val="top"/>
+            <w:tcMar>
+              <w:top w:w="80" w:type="dxa"/>
+              <w:start w:w="100" w:type="dxa"/>
+              <w:bottom w:w="80" w:type="dxa"/>
+              <w:end w:w="100" w:type="dxa"/>
+            </w:tcMar>
+          </w:tcPr>
+          <w:p>
+            <w:pPr>
+              <w:spacing w:after="0" w:before="0" w:line="240" w:lineRule="auto"/>
+            </w:pPr>
+            <w:r>
+              <w:rPr>
+                <w:rFonts w:ascii="Arial" w:hAnsi="Arial"/>
+                <w:b w:val="0"/>
+                <w:sz w:val="18"/>
+              </w:rPr>
+              <w:t>BR-QUIZ-07</w:t>
+            </w:r>
+          </w:p>
+        </w:tc>
+        <w:tc>
+          <w:tcPr>
+            <w:tcW w:type="dxa" w:w="7560"/>
+            <w:vAlign w:val="top"/>
+            <w:tcMar>
+              <w:top w:w="80" w:type="dxa"/>
+              <w:start w:w="100" w:type="dxa"/>
+              <w:bottom w:w="80" w:type="dxa"/>
+              <w:end w:w="100" w:type="dxa"/>
+            </w:tcMar>
+          </w:tcPr>
+          <w:p>
+            <w:pPr>
+              <w:spacing w:after="0" w:before="0" w:line="240" w:lineRule="auto"/>
+            </w:pPr>
+            <w:r>
+              <w:rPr>
+                <w:rFonts w:ascii="Arial" w:hAnsi="Arial"/>
+                <w:b w:val="0"/>
+                <w:sz w:val="18"/>
+              </w:rPr>
+              <w:t>The maximum score for one Quiz Session is 10 points.</w:t>
+            </w:r>
+          </w:p>
+        </w:tc>
+        <w:tc>
+          <w:tcPr>
+            <w:tcW w:type="dxa" w:w="1656"/>
+            <w:vAlign w:val="top"/>
+            <w:tcMar>
+              <w:top w:w="80" w:type="dxa"/>
+              <w:start w:w="100" w:type="dxa"/>
+              <w:bottom w:w="80" w:type="dxa"/>
+              <w:end w:w="100" w:type="dxa"/>
+            </w:tcMar>
+          </w:tcPr>
+          <w:p>
+            <w:pPr>
+              <w:spacing w:after="0" w:before="0" w:line="240" w:lineRule="auto"/>
+            </w:pPr>
+            <w:r>
+              <w:rPr>
+                <w:rFonts w:ascii="Arial" w:hAnsi="Arial"/>
+                <w:b w:val="0"/>
+                <w:sz w:val="18"/>
+              </w:rPr>
+              <w:t>Draft</w:t>
+            </w:r>
+          </w:p>
+        </w:tc>
+      </w:tr>
+      <w:tr>
+        <w:trPr>
+          <w:cantSplit/>
+        </w:trPr>
+        <w:tc>
+          <w:tcPr>
+            <w:tcW w:type="dxa" w:w="1728"/>
+            <w:vAlign w:val="top"/>
+            <w:tcMar>
+              <w:top w:w="80" w:type="dxa"/>
+              <w:start w:w="100" w:type="dxa"/>
+              <w:bottom w:w="80" w:type="dxa"/>
+              <w:end w:w="100" w:type="dxa"/>
+            </w:tcMar>
+          </w:tcPr>
+          <w:p>
+            <w:pPr>
+              <w:spacing w:after="0" w:before="0" w:line="240" w:lineRule="auto"/>
+            </w:pPr>
+            <w:r>
+              <w:rPr>
+                <w:rFonts w:ascii="Arial" w:hAnsi="Arial"/>
+                <w:b w:val="0"/>
+                <w:sz w:val="18"/>
+              </w:rPr>
+              <w:t>BR-QUIZ-08</w:t>
+            </w:r>
+          </w:p>
+        </w:tc>
+        <w:tc>
+          <w:tcPr>
+            <w:tcW w:type="dxa" w:w="7560"/>
+            <w:vAlign w:val="top"/>
+            <w:tcMar>
+              <w:top w:w="80" w:type="dxa"/>
+              <w:start w:w="100" w:type="dxa"/>
+              <w:bottom w:w="80" w:type="dxa"/>
+              <w:end w:w="100" w:type="dxa"/>
+            </w:tcMar>
+          </w:tcPr>
+          <w:p>
+            <w:pPr>
+              <w:spacing w:after="0" w:before="0" w:line="240" w:lineRule="auto"/>
+            </w:pPr>
+            <w:r>
+              <w:rPr>
+                <w:rFonts w:ascii="Arial" w:hAnsi="Arial"/>
+                <w:b w:val="0"/>
+                <w:sz w:val="18"/>
+              </w:rPr>
+              <w:t>A Customer scoring 6/10 or higher is eligible to receive a reward.</w:t>
+            </w:r>
+          </w:p>
+        </w:tc>
+        <w:tc>
+          <w:tcPr>
+            <w:tcW w:type="dxa" w:w="1656"/>
+            <w:vAlign w:val="top"/>
+            <w:tcMar>
+              <w:top w:w="80" w:type="dxa"/>
+              <w:start w:w="100" w:type="dxa"/>
+              <w:bottom w:w="80" w:type="dxa"/>
+              <w:end w:w="100" w:type="dxa"/>
+            </w:tcMar>
+          </w:tcPr>
+          <w:p>
+            <w:pPr>
+              <w:spacing w:after="0" w:before="0" w:line="240" w:lineRule="auto"/>
+            </w:pPr>
+            <w:r>
+              <w:rPr>
+                <w:rFonts w:ascii="Arial" w:hAnsi="Arial"/>
+                <w:b w:val="0"/>
+                <w:sz w:val="18"/>
+              </w:rPr>
+              <w:t>Draft</w:t>
+            </w:r>
+          </w:p>
+        </w:tc>
+      </w:tr>
+      <w:tr>
+        <w:trPr>
+          <w:cantSplit/>
+        </w:trPr>
+        <w:tc>
+          <w:tcPr>
+            <w:tcW w:type="dxa" w:w="1728"/>
+            <w:vAlign w:val="top"/>
+            <w:tcMar>
+              <w:top w:w="80" w:type="dxa"/>
+              <w:start w:w="100" w:type="dxa"/>
+              <w:bottom w:w="80" w:type="dxa"/>
+              <w:end w:w="100" w:type="dxa"/>
+            </w:tcMar>
+          </w:tcPr>
+          <w:p>
+            <w:pPr>
+              <w:spacing w:after="0" w:before="0" w:line="240" w:lineRule="auto"/>
+            </w:pPr>
+            <w:r>
+              <w:rPr>
+                <w:rFonts w:ascii="Arial" w:hAnsi="Arial"/>
+                <w:b w:val="0"/>
+                <w:sz w:val="18"/>
+              </w:rPr>
+              <w:t>BR-QUIZ-09</w:t>
+            </w:r>
+          </w:p>
+        </w:tc>
+        <w:tc>
+          <w:tcPr>
+            <w:tcW w:type="dxa" w:w="7560"/>
+            <w:vAlign w:val="top"/>
+            <w:tcMar>
+              <w:top w:w="80" w:type="dxa"/>
+              <w:start w:w="100" w:type="dxa"/>
+              <w:bottom w:w="80" w:type="dxa"/>
+              <w:end w:w="100" w:type="dxa"/>
+            </w:tcMar>
+          </w:tcPr>
+          <w:p>
+            <w:pPr>
+              <w:spacing w:after="0" w:before="0" w:line="240" w:lineRule="auto"/>
+            </w:pPr>
+            <w:r>
+              <w:rPr>
+                <w:rFonts w:ascii="Arial" w:hAnsi="Arial"/>
+                <w:b w:val="0"/>
+                <w:sz w:val="18"/>
+              </w:rPr>
+              <w:t>The Customer must complete the quiz before the final result is displayed.</w:t>
+            </w:r>
+          </w:p>
+        </w:tc>
+        <w:tc>
+          <w:tcPr>
+            <w:tcW w:type="dxa" w:w="1656"/>
+            <w:vAlign w:val="top"/>
+            <w:tcMar>
+              <w:top w:w="80" w:type="dxa"/>
+              <w:start w:w="100" w:type="dxa"/>
+              <w:bottom w:w="80" w:type="dxa"/>
+              <w:end w:w="100" w:type="dxa"/>
+            </w:tcMar>
+          </w:tcPr>
+          <w:p>
+            <w:pPr>
+              <w:spacing w:after="0" w:before="0" w:line="240" w:lineRule="auto"/>
+            </w:pPr>
+            <w:r>
+              <w:rPr>
+                <w:rFonts w:ascii="Arial" w:hAnsi="Arial"/>
+                <w:b w:val="0"/>
+                <w:sz w:val="18"/>
+              </w:rPr>
+              <w:t>Draft</w:t>
+            </w:r>
+          </w:p>
+        </w:tc>
+      </w:tr>
+      <w:tr>
+        <w:trPr>
+          <w:cantSplit/>
+        </w:trPr>
+        <w:tc>
+          <w:tcPr>
+            <w:tcW w:type="dxa" w:w="1728"/>
+            <w:vAlign w:val="top"/>
+            <w:tcMar>
+              <w:top w:w="80" w:type="dxa"/>
+              <w:start w:w="100" w:type="dxa"/>
+              <w:bottom w:w="80" w:type="dxa"/>
+              <w:end w:w="100" w:type="dxa"/>
+            </w:tcMar>
+          </w:tcPr>
+          <w:p>
+            <w:pPr>
+              <w:spacing w:after="0" w:before="0" w:line="240" w:lineRule="auto"/>
+            </w:pPr>
+            <w:r>
+              <w:rPr>
+                <w:rFonts w:ascii="Arial" w:hAnsi="Arial"/>
+                <w:b w:val="0"/>
+                <w:sz w:val="18"/>
+              </w:rPr>
+              <w:t>BR-QUIZ-10</w:t>
+            </w:r>
+          </w:p>
+        </w:tc>
+        <w:tc>
+          <w:tcPr>
+            <w:tcW w:type="dxa" w:w="7560"/>
+            <w:vAlign w:val="top"/>
+            <w:tcMar>
+              <w:top w:w="80" w:type="dxa"/>
+              <w:start w:w="100" w:type="dxa"/>
+              <w:bottom w:w="80" w:type="dxa"/>
+              <w:end w:w="100" w:type="dxa"/>
+            </w:tcMar>
+          </w:tcPr>
+          <w:p>
+            <w:pPr>
+              <w:spacing w:after="0" w:before="0" w:line="240" w:lineRule="auto"/>
+            </w:pPr>
+            <w:r>
+              <w:rPr>
+                <w:rFonts w:ascii="Arial" w:hAnsi="Arial"/>
+                <w:b w:val="0"/>
+                <w:sz w:val="18"/>
+              </w:rPr>
+              <w:t>The final result must identify incorrectly answered questions and their corresponding correct answers.</w:t>
+            </w:r>
+          </w:p>
+        </w:tc>
+        <w:tc>
+          <w:tcPr>
+            <w:tcW w:type="dxa" w:w="1656"/>
+            <w:vAlign w:val="top"/>
+            <w:tcMar>
+              <w:top w:w="80" w:type="dxa"/>
+              <w:start w:w="100" w:type="dxa"/>
+              <w:bottom w:w="80" w:type="dxa"/>
+              <w:end w:w="100" w:type="dxa"/>
+            </w:tcMar>
+          </w:tcPr>
+          <w:p>
+            <w:pPr>
+              <w:spacing w:after="0" w:before="0" w:line="240" w:lineRule="auto"/>
+            </w:pPr>
+            <w:r>
+              <w:rPr>
+                <w:rFonts w:ascii="Arial" w:hAnsi="Arial"/>
+                <w:b w:val="0"/>
+                <w:sz w:val="18"/>
+              </w:rPr>
+              <w:t>Draft</w:t>
             </w:r>
           </w:p>
         </w:tc>
       </w:tr>
     </w:tbl>
-    <w:p/>
+    <w:p>
+      <w:pPr>
+        <w:spacing w:after="40"/>
+      </w:pPr>
+    </w:p>
     <w:p>
       <w:pPr>
         <w:pStyle w:val="Heading1"/>
+        <w:keepNext/>
       </w:pPr>
       <w:r>
-        <w:t>5. Quiz JSON Import Rules</w:t>
+        <w:t>5. Charm Management Rules</w:t>
       </w:r>
     </w:p>
     <w:tbl>
@@ -1130,6 +3168,7 @@
         <w:tblStyle w:val="TableGrid"/>
         <w:tblW w:type="auto" w:w="0"/>
         <w:jc w:val="center"/>
+        <w:tblLayout w:type="autofit"/>
         <w:tblLook w:firstColumn="1" w:firstRow="1" w:lastColumn="0" w:lastRow="0" w:noHBand="0" w:noVBand="1" w:val="04A0"/>
       </w:tblPr>
       <w:tblGrid>
@@ -1138,16 +3177,31 @@
         <w:gridCol w:w="3360"/>
       </w:tblGrid>
       <w:tr>
+        <w:trPr>
+          <w:tblHeader w:val="true"/>
+        </w:trPr>
         <w:tc>
           <w:tcPr>
-            <w:tcW w:type="dxa" w:w="3360"/>
+            <w:tcW w:type="dxa" w:w="1728"/>
             <w:shd w:fill="D9EAF7"/>
             <w:vAlign w:val="center"/>
+            <w:tcMar>
+              <w:top w:w="80" w:type="dxa"/>
+              <w:start w:w="100" w:type="dxa"/>
+              <w:bottom w:w="80" w:type="dxa"/>
+              <w:end w:w="100" w:type="dxa"/>
+            </w:tcMar>
           </w:tcPr>
           <w:p>
+            <w:pPr>
+              <w:spacing w:after="0" w:before="0" w:line="240" w:lineRule="auto"/>
+            </w:pPr>
             <w:r>
               <w:rPr>
+                <w:rFonts w:ascii="Arial" w:hAnsi="Arial"/>
                 <w:b/>
+                <w:color w:val="17365D"/>
+                <w:sz w:val="18"/>
               </w:rPr>
               <w:t>BR ID</w:t>
             </w:r>
@@ -1155,14 +3209,26 @@
         </w:tc>
         <w:tc>
           <w:tcPr>
-            <w:tcW w:type="dxa" w:w="3360"/>
+            <w:tcW w:type="dxa" w:w="7560"/>
             <w:shd w:fill="D9EAF7"/>
             <w:vAlign w:val="center"/>
+            <w:tcMar>
+              <w:top w:w="80" w:type="dxa"/>
+              <w:start w:w="100" w:type="dxa"/>
+              <w:bottom w:w="80" w:type="dxa"/>
+              <w:end w:w="100" w:type="dxa"/>
+            </w:tcMar>
           </w:tcPr>
           <w:p>
+            <w:pPr>
+              <w:spacing w:after="0" w:before="0" w:line="240" w:lineRule="auto"/>
+            </w:pPr>
             <w:r>
               <w:rPr>
+                <w:rFonts w:ascii="Arial" w:hAnsi="Arial"/>
                 <w:b/>
+                <w:color w:val="17365D"/>
+                <w:sz w:val="18"/>
               </w:rPr>
               <w:t>Business Rule</w:t>
             </w:r>
@@ -1170,14 +3236,26 @@
         </w:tc>
         <w:tc>
           <w:tcPr>
-            <w:tcW w:type="dxa" w:w="3360"/>
+            <w:tcW w:type="dxa" w:w="1656"/>
             <w:shd w:fill="D9EAF7"/>
             <w:vAlign w:val="center"/>
+            <w:tcMar>
+              <w:top w:w="80" w:type="dxa"/>
+              <w:start w:w="100" w:type="dxa"/>
+              <w:bottom w:w="80" w:type="dxa"/>
+              <w:end w:w="100" w:type="dxa"/>
+            </w:tcMar>
           </w:tcPr>
           <w:p>
+            <w:pPr>
+              <w:spacing w:after="0" w:before="0" w:line="240" w:lineRule="auto"/>
+            </w:pPr>
             <w:r>
               <w:rPr>
+                <w:rFonts w:ascii="Arial" w:hAnsi="Arial"/>
                 <w:b/>
+                <w:color w:val="17365D"/>
+                <w:sz w:val="18"/>
               </w:rPr>
               <w:t>Status</w:t>
             </w:r>
@@ -1185,193 +3263,1775 @@
         </w:tc>
       </w:tr>
       <w:tr>
+        <w:trPr>
+          <w:cantSplit/>
+        </w:trPr>
         <w:tc>
           <w:tcPr>
-            <w:tcW w:type="dxa" w:w="3360"/>
+            <w:tcW w:type="dxa" w:w="1728"/>
             <w:vAlign w:val="top"/>
+            <w:tcMar>
+              <w:top w:w="80" w:type="dxa"/>
+              <w:start w:w="100" w:type="dxa"/>
+              <w:bottom w:w="80" w:type="dxa"/>
+              <w:end w:w="100" w:type="dxa"/>
+            </w:tcMar>
           </w:tcPr>
           <w:p>
+            <w:pPr>
+              <w:spacing w:after="0" w:before="0" w:line="240" w:lineRule="auto"/>
+            </w:pPr>
             <w:r>
+              <w:rPr>
+                <w:rFonts w:ascii="Arial" w:hAnsi="Arial"/>
+                <w:b w:val="0"/>
+                <w:sz w:val="18"/>
+              </w:rPr>
+              <w:t>BR-CHARM-01</w:t>
+            </w:r>
+          </w:p>
+        </w:tc>
+        <w:tc>
+          <w:tcPr>
+            <w:tcW w:type="dxa" w:w="7560"/>
+            <w:vAlign w:val="top"/>
+            <w:tcMar>
+              <w:top w:w="80" w:type="dxa"/>
+              <w:start w:w="100" w:type="dxa"/>
+              <w:bottom w:w="80" w:type="dxa"/>
+              <w:end w:w="100" w:type="dxa"/>
+            </w:tcMar>
+          </w:tcPr>
+          <w:p>
+            <w:pPr>
+              <w:spacing w:after="0" w:before="0" w:line="240" w:lineRule="auto"/>
+            </w:pPr>
+            <w:r>
+              <w:rPr>
+                <w:rFonts w:ascii="Arial" w:hAnsi="Arial"/>
+                <w:b w:val="0"/>
+                <w:sz w:val="18"/>
+              </w:rPr>
+              <w:t>Each charm must contain at least a name, image, visibility status, and stock availability status.</w:t>
+            </w:r>
+          </w:p>
+        </w:tc>
+        <w:tc>
+          <w:tcPr>
+            <w:tcW w:type="dxa" w:w="1656"/>
+            <w:vAlign w:val="top"/>
+            <w:tcMar>
+              <w:top w:w="80" w:type="dxa"/>
+              <w:start w:w="100" w:type="dxa"/>
+              <w:bottom w:w="80" w:type="dxa"/>
+              <w:end w:w="100" w:type="dxa"/>
+            </w:tcMar>
+          </w:tcPr>
+          <w:p>
+            <w:pPr>
+              <w:spacing w:after="0" w:before="0" w:line="240" w:lineRule="auto"/>
+            </w:pPr>
+            <w:r>
+              <w:rPr>
+                <w:rFonts w:ascii="Arial" w:hAnsi="Arial"/>
+                <w:b w:val="0"/>
+                <w:sz w:val="18"/>
+              </w:rPr>
+              <w:t>Draft</w:t>
+            </w:r>
+          </w:p>
+        </w:tc>
+      </w:tr>
+      <w:tr>
+        <w:trPr>
+          <w:cantSplit/>
+        </w:trPr>
+        <w:tc>
+          <w:tcPr>
+            <w:tcW w:type="dxa" w:w="1728"/>
+            <w:vAlign w:val="top"/>
+            <w:tcMar>
+              <w:top w:w="80" w:type="dxa"/>
+              <w:start w:w="100" w:type="dxa"/>
+              <w:bottom w:w="80" w:type="dxa"/>
+              <w:end w:w="100" w:type="dxa"/>
+            </w:tcMar>
+          </w:tcPr>
+          <w:p>
+            <w:pPr>
+              <w:spacing w:after="0" w:before="0" w:line="240" w:lineRule="auto"/>
+            </w:pPr>
+            <w:r>
+              <w:rPr>
+                <w:rFonts w:ascii="Arial" w:hAnsi="Arial"/>
+                <w:b w:val="0"/>
+                <w:sz w:val="18"/>
+              </w:rPr>
+              <w:t>BR-CHARM-02</w:t>
+            </w:r>
+          </w:p>
+        </w:tc>
+        <w:tc>
+          <w:tcPr>
+            <w:tcW w:type="dxa" w:w="7560"/>
+            <w:vAlign w:val="top"/>
+            <w:tcMar>
+              <w:top w:w="80" w:type="dxa"/>
+              <w:start w:w="100" w:type="dxa"/>
+              <w:bottom w:w="80" w:type="dxa"/>
+              <w:end w:w="100" w:type="dxa"/>
+            </w:tcMar>
+          </w:tcPr>
+          <w:p>
+            <w:pPr>
+              <w:spacing w:after="0" w:before="0" w:line="240" w:lineRule="auto"/>
+            </w:pPr>
+            <w:r>
+              <w:rPr>
+                <w:rFonts w:ascii="Arial" w:hAnsi="Arial"/>
+                <w:b w:val="0"/>
+                <w:sz w:val="18"/>
+              </w:rPr>
+              <w:t>Visibility status shall use at least ACTIVE / INACTIVE, while stock availability shall use at least IN_STOCK / OUT_OF_STOCK.</w:t>
+            </w:r>
+          </w:p>
+        </w:tc>
+        <w:tc>
+          <w:tcPr>
+            <w:tcW w:type="dxa" w:w="1656"/>
+            <w:vAlign w:val="top"/>
+            <w:tcMar>
+              <w:top w:w="80" w:type="dxa"/>
+              <w:start w:w="100" w:type="dxa"/>
+              <w:bottom w:w="80" w:type="dxa"/>
+              <w:end w:w="100" w:type="dxa"/>
+            </w:tcMar>
+          </w:tcPr>
+          <w:p>
+            <w:pPr>
+              <w:spacing w:after="0" w:before="0" w:line="240" w:lineRule="auto"/>
+            </w:pPr>
+            <w:r>
+              <w:rPr>
+                <w:rFonts w:ascii="Arial" w:hAnsi="Arial"/>
+                <w:b w:val="0"/>
+                <w:sz w:val="18"/>
+              </w:rPr>
+              <w:t>Draft</w:t>
+            </w:r>
+          </w:p>
+        </w:tc>
+      </w:tr>
+      <w:tr>
+        <w:trPr>
+          <w:cantSplit/>
+        </w:trPr>
+        <w:tc>
+          <w:tcPr>
+            <w:tcW w:type="dxa" w:w="1728"/>
+            <w:vAlign w:val="top"/>
+            <w:tcMar>
+              <w:top w:w="80" w:type="dxa"/>
+              <w:start w:w="100" w:type="dxa"/>
+              <w:bottom w:w="80" w:type="dxa"/>
+              <w:end w:w="100" w:type="dxa"/>
+            </w:tcMar>
+          </w:tcPr>
+          <w:p>
+            <w:pPr>
+              <w:spacing w:after="0" w:before="0" w:line="240" w:lineRule="auto"/>
+            </w:pPr>
+            <w:r>
+              <w:rPr>
+                <w:rFonts w:ascii="Arial" w:hAnsi="Arial"/>
+                <w:b w:val="0"/>
+                <w:sz w:val="18"/>
+              </w:rPr>
+              <w:t>BR-CHARM-03</w:t>
+            </w:r>
+          </w:p>
+        </w:tc>
+        <w:tc>
+          <w:tcPr>
+            <w:tcW w:type="dxa" w:w="7560"/>
+            <w:vAlign w:val="top"/>
+            <w:tcMar>
+              <w:top w:w="80" w:type="dxa"/>
+              <w:start w:w="100" w:type="dxa"/>
+              <w:bottom w:w="80" w:type="dxa"/>
+              <w:end w:w="100" w:type="dxa"/>
+            </w:tcMar>
+          </w:tcPr>
+          <w:p>
+            <w:pPr>
+              <w:spacing w:after="0" w:before="0" w:line="240" w:lineRule="auto"/>
+            </w:pPr>
+            <w:r>
+              <w:rPr>
+                <w:rFonts w:ascii="Arial" w:hAnsi="Arial"/>
+                <w:b w:val="0"/>
+                <w:sz w:val="18"/>
+              </w:rPr>
+              <w:t>Only ACTIVE + IN_STOCK charms may participate in Recommendation.</w:t>
+            </w:r>
+          </w:p>
+        </w:tc>
+        <w:tc>
+          <w:tcPr>
+            <w:tcW w:type="dxa" w:w="1656"/>
+            <w:vAlign w:val="top"/>
+            <w:tcMar>
+              <w:top w:w="80" w:type="dxa"/>
+              <w:start w:w="100" w:type="dxa"/>
+              <w:bottom w:w="80" w:type="dxa"/>
+              <w:end w:w="100" w:type="dxa"/>
+            </w:tcMar>
+          </w:tcPr>
+          <w:p>
+            <w:pPr>
+              <w:spacing w:after="0" w:before="0" w:line="240" w:lineRule="auto"/>
+            </w:pPr>
+            <w:r>
+              <w:rPr>
+                <w:rFonts w:ascii="Arial" w:hAnsi="Arial"/>
+                <w:b w:val="0"/>
+                <w:sz w:val="18"/>
+              </w:rPr>
+              <w:t>Draft</w:t>
+            </w:r>
+          </w:p>
+        </w:tc>
+      </w:tr>
+      <w:tr>
+        <w:trPr>
+          <w:cantSplit/>
+        </w:trPr>
+        <w:tc>
+          <w:tcPr>
+            <w:tcW w:type="dxa" w:w="1728"/>
+            <w:vAlign w:val="top"/>
+            <w:tcMar>
+              <w:top w:w="80" w:type="dxa"/>
+              <w:start w:w="100" w:type="dxa"/>
+              <w:bottom w:w="80" w:type="dxa"/>
+              <w:end w:w="100" w:type="dxa"/>
+            </w:tcMar>
+          </w:tcPr>
+          <w:p>
+            <w:pPr>
+              <w:spacing w:after="0" w:before="0" w:line="240" w:lineRule="auto"/>
+            </w:pPr>
+            <w:r>
+              <w:rPr>
+                <w:rFonts w:ascii="Arial" w:hAnsi="Arial"/>
+                <w:b w:val="0"/>
+                <w:sz w:val="18"/>
+              </w:rPr>
+              <w:t>BR-CHARM-04</w:t>
+            </w:r>
+          </w:p>
+        </w:tc>
+        <w:tc>
+          <w:tcPr>
+            <w:tcW w:type="dxa" w:w="7560"/>
+            <w:vAlign w:val="top"/>
+            <w:tcMar>
+              <w:top w:w="80" w:type="dxa"/>
+              <w:start w:w="100" w:type="dxa"/>
+              <w:bottom w:w="80" w:type="dxa"/>
+              <w:end w:w="100" w:type="dxa"/>
+            </w:tcMar>
+          </w:tcPr>
+          <w:p>
+            <w:pPr>
+              <w:spacing w:after="0" w:before="0" w:line="240" w:lineRule="auto"/>
+            </w:pPr>
+            <w:r>
+              <w:rPr>
+                <w:rFonts w:ascii="Arial" w:hAnsi="Arial"/>
+                <w:b w:val="0"/>
+                <w:sz w:val="18"/>
+              </w:rPr>
+              <w:t>An ACTIVE + OUT_OF_STOCK charm may remain visible in the Customer catalog but must not participate in Recommendation.</w:t>
+            </w:r>
+          </w:p>
+        </w:tc>
+        <w:tc>
+          <w:tcPr>
+            <w:tcW w:type="dxa" w:w="1656"/>
+            <w:vAlign w:val="top"/>
+            <w:tcMar>
+              <w:top w:w="80" w:type="dxa"/>
+              <w:start w:w="100" w:type="dxa"/>
+              <w:bottom w:w="80" w:type="dxa"/>
+              <w:end w:w="100" w:type="dxa"/>
+            </w:tcMar>
+          </w:tcPr>
+          <w:p>
+            <w:pPr>
+              <w:spacing w:after="0" w:before="0" w:line="240" w:lineRule="auto"/>
+            </w:pPr>
+            <w:r>
+              <w:rPr>
+                <w:rFonts w:ascii="Arial" w:hAnsi="Arial"/>
+                <w:b w:val="0"/>
+                <w:sz w:val="18"/>
+              </w:rPr>
+              <w:t>Draft</w:t>
+            </w:r>
+          </w:p>
+        </w:tc>
+      </w:tr>
+      <w:tr>
+        <w:trPr>
+          <w:cantSplit/>
+        </w:trPr>
+        <w:tc>
+          <w:tcPr>
+            <w:tcW w:type="dxa" w:w="1728"/>
+            <w:vAlign w:val="top"/>
+            <w:tcMar>
+              <w:top w:w="80" w:type="dxa"/>
+              <w:start w:w="100" w:type="dxa"/>
+              <w:bottom w:w="80" w:type="dxa"/>
+              <w:end w:w="100" w:type="dxa"/>
+            </w:tcMar>
+          </w:tcPr>
+          <w:p>
+            <w:pPr>
+              <w:spacing w:after="0" w:before="0" w:line="240" w:lineRule="auto"/>
+            </w:pPr>
+            <w:r>
+              <w:rPr>
+                <w:rFonts w:ascii="Arial" w:hAnsi="Arial"/>
+                <w:b w:val="0"/>
+                <w:sz w:val="18"/>
+              </w:rPr>
+              <w:t>BR-CHARM-05</w:t>
+            </w:r>
+          </w:p>
+        </w:tc>
+        <w:tc>
+          <w:tcPr>
+            <w:tcW w:type="dxa" w:w="7560"/>
+            <w:vAlign w:val="top"/>
+            <w:tcMar>
+              <w:top w:w="80" w:type="dxa"/>
+              <w:start w:w="100" w:type="dxa"/>
+              <w:bottom w:w="80" w:type="dxa"/>
+              <w:end w:w="100" w:type="dxa"/>
+            </w:tcMar>
+          </w:tcPr>
+          <w:p>
+            <w:pPr>
+              <w:spacing w:after="0" w:before="0" w:line="240" w:lineRule="auto"/>
+            </w:pPr>
+            <w:r>
+              <w:rPr>
+                <w:rFonts w:ascii="Arial" w:hAnsi="Arial"/>
+                <w:b w:val="0"/>
+                <w:sz w:val="18"/>
+              </w:rPr>
+              <w:t>A charm referenced by a Recommendation Rule should not be permanently deleted; it should be changed to INACTIVE when removal from the public system is required.</w:t>
+            </w:r>
+          </w:p>
+        </w:tc>
+        <w:tc>
+          <w:tcPr>
+            <w:tcW w:type="dxa" w:w="1656"/>
+            <w:vAlign w:val="top"/>
+            <w:tcMar>
+              <w:top w:w="80" w:type="dxa"/>
+              <w:start w:w="100" w:type="dxa"/>
+              <w:bottom w:w="80" w:type="dxa"/>
+              <w:end w:w="100" w:type="dxa"/>
+            </w:tcMar>
+          </w:tcPr>
+          <w:p>
+            <w:pPr>
+              <w:spacing w:after="0" w:before="0" w:line="240" w:lineRule="auto"/>
+            </w:pPr>
+            <w:r>
+              <w:rPr>
+                <w:rFonts w:ascii="Arial" w:hAnsi="Arial"/>
+                <w:b w:val="0"/>
+                <w:sz w:val="18"/>
+              </w:rPr>
+              <w:t>Draft</w:t>
+            </w:r>
+          </w:p>
+        </w:tc>
+      </w:tr>
+      <w:tr>
+        <w:trPr>
+          <w:cantSplit/>
+        </w:trPr>
+        <w:tc>
+          <w:tcPr>
+            <w:tcW w:type="dxa" w:w="1728"/>
+            <w:vAlign w:val="top"/>
+            <w:tcMar>
+              <w:top w:w="80" w:type="dxa"/>
+              <w:start w:w="100" w:type="dxa"/>
+              <w:bottom w:w="80" w:type="dxa"/>
+              <w:end w:w="100" w:type="dxa"/>
+            </w:tcMar>
+          </w:tcPr>
+          <w:p>
+            <w:pPr>
+              <w:spacing w:after="0" w:before="0" w:line="240" w:lineRule="auto"/>
+            </w:pPr>
+            <w:r>
+              <w:rPr>
+                <w:rFonts w:ascii="Arial" w:hAnsi="Arial"/>
+                <w:b w:val="0"/>
+                <w:sz w:val="18"/>
+              </w:rPr>
+              <w:t>BR-CHARM-06</w:t>
+            </w:r>
+          </w:p>
+        </w:tc>
+        <w:tc>
+          <w:tcPr>
+            <w:tcW w:type="dxa" w:w="7560"/>
+            <w:vAlign w:val="top"/>
+            <w:tcMar>
+              <w:top w:w="80" w:type="dxa"/>
+              <w:start w:w="100" w:type="dxa"/>
+              <w:bottom w:w="80" w:type="dxa"/>
+              <w:end w:w="100" w:type="dxa"/>
+            </w:tcMar>
+          </w:tcPr>
+          <w:p>
+            <w:pPr>
+              <w:spacing w:after="0" w:before="0" w:line="240" w:lineRule="auto"/>
+            </w:pPr>
+            <w:r>
+              <w:rPr>
+                <w:rFonts w:ascii="Arial" w:hAnsi="Arial"/>
+                <w:b w:val="0"/>
+                <w:sz w:val="18"/>
+              </w:rPr>
+              <w:t>Manager stock changes must be performed through management functionality and must not require source-code changes.</w:t>
+            </w:r>
+          </w:p>
+        </w:tc>
+        <w:tc>
+          <w:tcPr>
+            <w:tcW w:type="dxa" w:w="1656"/>
+            <w:vAlign w:val="top"/>
+            <w:tcMar>
+              <w:top w:w="80" w:type="dxa"/>
+              <w:start w:w="100" w:type="dxa"/>
+              <w:bottom w:w="80" w:type="dxa"/>
+              <w:end w:w="100" w:type="dxa"/>
+            </w:tcMar>
+          </w:tcPr>
+          <w:p>
+            <w:pPr>
+              <w:spacing w:after="0" w:before="0" w:line="240" w:lineRule="auto"/>
+            </w:pPr>
+            <w:r>
+              <w:rPr>
+                <w:rFonts w:ascii="Arial" w:hAnsi="Arial"/>
+                <w:b w:val="0"/>
+                <w:sz w:val="18"/>
+              </w:rPr>
+              <w:t>Draft</w:t>
+            </w:r>
+          </w:p>
+        </w:tc>
+      </w:tr>
+      <w:tr>
+        <w:trPr>
+          <w:cantSplit/>
+        </w:trPr>
+        <w:tc>
+          <w:tcPr>
+            <w:tcW w:type="dxa" w:w="1728"/>
+            <w:vAlign w:val="top"/>
+            <w:tcMar>
+              <w:top w:w="80" w:type="dxa"/>
+              <w:start w:w="100" w:type="dxa"/>
+              <w:bottom w:w="80" w:type="dxa"/>
+              <w:end w:w="100" w:type="dxa"/>
+            </w:tcMar>
+          </w:tcPr>
+          <w:p>
+            <w:pPr>
+              <w:spacing w:after="0" w:before="0" w:line="240" w:lineRule="auto"/>
+            </w:pPr>
+            <w:r>
+              <w:rPr>
+                <w:rFonts w:ascii="Arial" w:hAnsi="Arial"/>
+                <w:b w:val="0"/>
+                <w:sz w:val="18"/>
+              </w:rPr>
+              <w:t>BR-CHARM-07</w:t>
+            </w:r>
+          </w:p>
+        </w:tc>
+        <w:tc>
+          <w:tcPr>
+            <w:tcW w:type="dxa" w:w="7560"/>
+            <w:vAlign w:val="top"/>
+            <w:tcMar>
+              <w:top w:w="80" w:type="dxa"/>
+              <w:start w:w="100" w:type="dxa"/>
+              <w:bottom w:w="80" w:type="dxa"/>
+              <w:end w:w="100" w:type="dxa"/>
+            </w:tcMar>
+          </w:tcPr>
+          <w:p>
+            <w:pPr>
+              <w:spacing w:after="0" w:before="0" w:line="240" w:lineRule="auto"/>
+            </w:pPr>
+            <w:r>
+              <w:rPr>
+                <w:rFonts w:ascii="Arial" w:hAnsi="Arial"/>
+                <w:b w:val="0"/>
+                <w:sz w:val="18"/>
+              </w:rPr>
+              <w:t>Updating stock availability must not alter the charm image, name, category, tags, or stored Recommendation Rule relationships.</w:t>
+            </w:r>
+          </w:p>
+        </w:tc>
+        <w:tc>
+          <w:tcPr>
+            <w:tcW w:type="dxa" w:w="1656"/>
+            <w:vAlign w:val="top"/>
+            <w:tcMar>
+              <w:top w:w="80" w:type="dxa"/>
+              <w:start w:w="100" w:type="dxa"/>
+              <w:bottom w:w="80" w:type="dxa"/>
+              <w:end w:w="100" w:type="dxa"/>
+            </w:tcMar>
+          </w:tcPr>
+          <w:p>
+            <w:pPr>
+              <w:spacing w:after="0" w:before="0" w:line="240" w:lineRule="auto"/>
+            </w:pPr>
+            <w:r>
+              <w:rPr>
+                <w:rFonts w:ascii="Arial" w:hAnsi="Arial"/>
+                <w:b w:val="0"/>
+                <w:sz w:val="18"/>
+              </w:rPr>
+              <w:t>Draft</w:t>
+            </w:r>
+          </w:p>
+        </w:tc>
+      </w:tr>
+    </w:tbl>
+    <w:p>
+      <w:pPr>
+        <w:spacing w:after="40"/>
+      </w:pPr>
+    </w:p>
+    <w:p>
+      <w:pPr>
+        <w:pStyle w:val="Heading1"/>
+        <w:keepNext/>
+      </w:pPr>
+      <w:r>
+        <w:t>6. Recommendation Rule Management</w:t>
+      </w:r>
+    </w:p>
+    <w:tbl>
+      <w:tblPr>
+        <w:tblStyle w:val="TableGrid"/>
+        <w:tblW w:type="auto" w:w="0"/>
+        <w:jc w:val="center"/>
+        <w:tblLayout w:type="autofit"/>
+        <w:tblLook w:firstColumn="1" w:firstRow="1" w:lastColumn="0" w:lastRow="0" w:noHBand="0" w:noVBand="1" w:val="04A0"/>
+      </w:tblPr>
+      <w:tblGrid>
+        <w:gridCol w:w="3360"/>
+        <w:gridCol w:w="3360"/>
+        <w:gridCol w:w="3360"/>
+      </w:tblGrid>
+      <w:tr>
+        <w:trPr>
+          <w:tblHeader w:val="true"/>
+        </w:trPr>
+        <w:tc>
+          <w:tcPr>
+            <w:tcW w:type="dxa" w:w="1728"/>
+            <w:shd w:fill="D9EAF7"/>
+            <w:vAlign w:val="center"/>
+            <w:tcMar>
+              <w:top w:w="80" w:type="dxa"/>
+              <w:start w:w="100" w:type="dxa"/>
+              <w:bottom w:w="80" w:type="dxa"/>
+              <w:end w:w="100" w:type="dxa"/>
+            </w:tcMar>
+          </w:tcPr>
+          <w:p>
+            <w:pPr>
+              <w:spacing w:after="0" w:before="0" w:line="240" w:lineRule="auto"/>
+            </w:pPr>
+            <w:r>
+              <w:rPr>
+                <w:rFonts w:ascii="Arial" w:hAnsi="Arial"/>
+                <w:b/>
+                <w:color w:val="17365D"/>
+                <w:sz w:val="18"/>
+              </w:rPr>
+              <w:t>BR ID</w:t>
+            </w:r>
+          </w:p>
+        </w:tc>
+        <w:tc>
+          <w:tcPr>
+            <w:tcW w:type="dxa" w:w="7560"/>
+            <w:shd w:fill="D9EAF7"/>
+            <w:vAlign w:val="center"/>
+            <w:tcMar>
+              <w:top w:w="80" w:type="dxa"/>
+              <w:start w:w="100" w:type="dxa"/>
+              <w:bottom w:w="80" w:type="dxa"/>
+              <w:end w:w="100" w:type="dxa"/>
+            </w:tcMar>
+          </w:tcPr>
+          <w:p>
+            <w:pPr>
+              <w:spacing w:after="0" w:before="0" w:line="240" w:lineRule="auto"/>
+            </w:pPr>
+            <w:r>
+              <w:rPr>
+                <w:rFonts w:ascii="Arial" w:hAnsi="Arial"/>
+                <w:b/>
+                <w:color w:val="17365D"/>
+                <w:sz w:val="18"/>
+              </w:rPr>
+              <w:t>Business Rule</w:t>
+            </w:r>
+          </w:p>
+        </w:tc>
+        <w:tc>
+          <w:tcPr>
+            <w:tcW w:type="dxa" w:w="1656"/>
+            <w:shd w:fill="D9EAF7"/>
+            <w:vAlign w:val="center"/>
+            <w:tcMar>
+              <w:top w:w="80" w:type="dxa"/>
+              <w:start w:w="100" w:type="dxa"/>
+              <w:bottom w:w="80" w:type="dxa"/>
+              <w:end w:w="100" w:type="dxa"/>
+            </w:tcMar>
+          </w:tcPr>
+          <w:p>
+            <w:pPr>
+              <w:spacing w:after="0" w:before="0" w:line="240" w:lineRule="auto"/>
+            </w:pPr>
+            <w:r>
+              <w:rPr>
+                <w:rFonts w:ascii="Arial" w:hAnsi="Arial"/>
+                <w:b/>
+                <w:color w:val="17365D"/>
+                <w:sz w:val="18"/>
+              </w:rPr>
+              <w:t>Status</w:t>
+            </w:r>
+          </w:p>
+        </w:tc>
+      </w:tr>
+      <w:tr>
+        <w:trPr>
+          <w:cantSplit/>
+        </w:trPr>
+        <w:tc>
+          <w:tcPr>
+            <w:tcW w:type="dxa" w:w="1728"/>
+            <w:vAlign w:val="top"/>
+            <w:tcMar>
+              <w:top w:w="80" w:type="dxa"/>
+              <w:start w:w="100" w:type="dxa"/>
+              <w:bottom w:w="80" w:type="dxa"/>
+              <w:end w:w="100" w:type="dxa"/>
+            </w:tcMar>
+          </w:tcPr>
+          <w:p>
+            <w:pPr>
+              <w:spacing w:after="0" w:before="0" w:line="240" w:lineRule="auto"/>
+            </w:pPr>
+            <w:r>
+              <w:rPr>
+                <w:rFonts w:ascii="Arial" w:hAnsi="Arial"/>
+                <w:b w:val="0"/>
+                <w:sz w:val="18"/>
+              </w:rPr>
+              <w:t>BR-RULE-01</w:t>
+            </w:r>
+          </w:p>
+        </w:tc>
+        <w:tc>
+          <w:tcPr>
+            <w:tcW w:type="dxa" w:w="7560"/>
+            <w:vAlign w:val="top"/>
+            <w:tcMar>
+              <w:top w:w="80" w:type="dxa"/>
+              <w:start w:w="100" w:type="dxa"/>
+              <w:bottom w:w="80" w:type="dxa"/>
+              <w:end w:w="100" w:type="dxa"/>
+            </w:tcMar>
+          </w:tcPr>
+          <w:p>
+            <w:pPr>
+              <w:spacing w:after="0" w:before="0" w:line="240" w:lineRule="auto"/>
+            </w:pPr>
+            <w:r>
+              <w:rPr>
+                <w:rFonts w:ascii="Arial" w:hAnsi="Arial"/>
+                <w:b w:val="0"/>
+                <w:sz w:val="18"/>
+              </w:rPr>
+              <w:t>Each Recommendation Rule must contain at least one supported condition and at least one resulting charm mapping.</w:t>
+            </w:r>
+          </w:p>
+        </w:tc>
+        <w:tc>
+          <w:tcPr>
+            <w:tcW w:type="dxa" w:w="1656"/>
+            <w:vAlign w:val="top"/>
+            <w:tcMar>
+              <w:top w:w="80" w:type="dxa"/>
+              <w:start w:w="100" w:type="dxa"/>
+              <w:bottom w:w="80" w:type="dxa"/>
+              <w:end w:w="100" w:type="dxa"/>
+            </w:tcMar>
+          </w:tcPr>
+          <w:p>
+            <w:pPr>
+              <w:spacing w:after="0" w:before="0" w:line="240" w:lineRule="auto"/>
+            </w:pPr>
+            <w:r>
+              <w:rPr>
+                <w:rFonts w:ascii="Arial" w:hAnsi="Arial"/>
+                <w:b w:val="0"/>
+                <w:sz w:val="18"/>
+              </w:rPr>
+              <w:t>Draft</w:t>
+            </w:r>
+          </w:p>
+        </w:tc>
+      </w:tr>
+      <w:tr>
+        <w:trPr>
+          <w:cantSplit/>
+        </w:trPr>
+        <w:tc>
+          <w:tcPr>
+            <w:tcW w:type="dxa" w:w="1728"/>
+            <w:vAlign w:val="top"/>
+            <w:tcMar>
+              <w:top w:w="80" w:type="dxa"/>
+              <w:start w:w="100" w:type="dxa"/>
+              <w:bottom w:w="80" w:type="dxa"/>
+              <w:end w:w="100" w:type="dxa"/>
+            </w:tcMar>
+          </w:tcPr>
+          <w:p>
+            <w:pPr>
+              <w:spacing w:after="0" w:before="0" w:line="240" w:lineRule="auto"/>
+            </w:pPr>
+            <w:r>
+              <w:rPr>
+                <w:rFonts w:ascii="Arial" w:hAnsi="Arial"/>
+                <w:b w:val="0"/>
+                <w:sz w:val="18"/>
+              </w:rPr>
+              <w:t>BR-RULE-02</w:t>
+            </w:r>
+          </w:p>
+        </w:tc>
+        <w:tc>
+          <w:tcPr>
+            <w:tcW w:type="dxa" w:w="7560"/>
+            <w:vAlign w:val="top"/>
+            <w:tcMar>
+              <w:top w:w="80" w:type="dxa"/>
+              <w:start w:w="100" w:type="dxa"/>
+              <w:bottom w:w="80" w:type="dxa"/>
+              <w:end w:w="100" w:type="dxa"/>
+            </w:tcMar>
+          </w:tcPr>
+          <w:p>
+            <w:pPr>
+              <w:spacing w:after="0" w:before="0" w:line="240" w:lineRule="auto"/>
+            </w:pPr>
+            <w:r>
+              <w:rPr>
+                <w:rFonts w:ascii="Arial" w:hAnsi="Arial"/>
+                <w:b w:val="0"/>
+                <w:sz w:val="18"/>
+              </w:rPr>
+              <w:t>A Recommendation Rule is effective only while its status is ACTIVE.</w:t>
+            </w:r>
+          </w:p>
+        </w:tc>
+        <w:tc>
+          <w:tcPr>
+            <w:tcW w:type="dxa" w:w="1656"/>
+            <w:vAlign w:val="top"/>
+            <w:tcMar>
+              <w:top w:w="80" w:type="dxa"/>
+              <w:start w:w="100" w:type="dxa"/>
+              <w:bottom w:w="80" w:type="dxa"/>
+              <w:end w:w="100" w:type="dxa"/>
+            </w:tcMar>
+          </w:tcPr>
+          <w:p>
+            <w:pPr>
+              <w:spacing w:after="0" w:before="0" w:line="240" w:lineRule="auto"/>
+            </w:pPr>
+            <w:r>
+              <w:rPr>
+                <w:rFonts w:ascii="Arial" w:hAnsi="Arial"/>
+                <w:b w:val="0"/>
+                <w:sz w:val="18"/>
+              </w:rPr>
+              <w:t>Draft</w:t>
+            </w:r>
+          </w:p>
+        </w:tc>
+      </w:tr>
+      <w:tr>
+        <w:trPr>
+          <w:cantSplit/>
+        </w:trPr>
+        <w:tc>
+          <w:tcPr>
+            <w:tcW w:type="dxa" w:w="1728"/>
+            <w:vAlign w:val="top"/>
+            <w:tcMar>
+              <w:top w:w="80" w:type="dxa"/>
+              <w:start w:w="100" w:type="dxa"/>
+              <w:bottom w:w="80" w:type="dxa"/>
+              <w:end w:w="100" w:type="dxa"/>
+            </w:tcMar>
+          </w:tcPr>
+          <w:p>
+            <w:pPr>
+              <w:spacing w:after="0" w:before="0" w:line="240" w:lineRule="auto"/>
+            </w:pPr>
+            <w:r>
+              <w:rPr>
+                <w:rFonts w:ascii="Arial" w:hAnsi="Arial"/>
+                <w:b w:val="0"/>
+                <w:sz w:val="18"/>
+              </w:rPr>
+              <w:t>BR-RULE-03</w:t>
+            </w:r>
+          </w:p>
+        </w:tc>
+        <w:tc>
+          <w:tcPr>
+            <w:tcW w:type="dxa" w:w="7560"/>
+            <w:vAlign w:val="top"/>
+            <w:tcMar>
+              <w:top w:w="80" w:type="dxa"/>
+              <w:start w:w="100" w:type="dxa"/>
+              <w:bottom w:w="80" w:type="dxa"/>
+              <w:end w:w="100" w:type="dxa"/>
+            </w:tcMar>
+          </w:tcPr>
+          <w:p>
+            <w:pPr>
+              <w:spacing w:after="0" w:before="0" w:line="240" w:lineRule="auto"/>
+            </w:pPr>
+            <w:r>
+              <w:rPr>
+                <w:rFonts w:ascii="Arial" w:hAnsi="Arial"/>
+                <w:b w:val="0"/>
+                <w:sz w:val="18"/>
+              </w:rPr>
+              <w:t>The same condition/value may map to multiple charms; each result must have an explicit priority/rank.</w:t>
+            </w:r>
+          </w:p>
+        </w:tc>
+        <w:tc>
+          <w:tcPr>
+            <w:tcW w:type="dxa" w:w="1656"/>
+            <w:vAlign w:val="top"/>
+            <w:tcMar>
+              <w:top w:w="80" w:type="dxa"/>
+              <w:start w:w="100" w:type="dxa"/>
+              <w:bottom w:w="80" w:type="dxa"/>
+              <w:end w:w="100" w:type="dxa"/>
+            </w:tcMar>
+          </w:tcPr>
+          <w:p>
+            <w:pPr>
+              <w:spacing w:after="0" w:before="0" w:line="240" w:lineRule="auto"/>
+            </w:pPr>
+            <w:r>
+              <w:rPr>
+                <w:rFonts w:ascii="Arial" w:hAnsi="Arial"/>
+                <w:b w:val="0"/>
+                <w:sz w:val="18"/>
+              </w:rPr>
+              <w:t>Draft</w:t>
+            </w:r>
+          </w:p>
+        </w:tc>
+      </w:tr>
+      <w:tr>
+        <w:trPr>
+          <w:cantSplit/>
+        </w:trPr>
+        <w:tc>
+          <w:tcPr>
+            <w:tcW w:type="dxa" w:w="1728"/>
+            <w:vAlign w:val="top"/>
+            <w:tcMar>
+              <w:top w:w="80" w:type="dxa"/>
+              <w:start w:w="100" w:type="dxa"/>
+              <w:bottom w:w="80" w:type="dxa"/>
+              <w:end w:w="100" w:type="dxa"/>
+            </w:tcMar>
+          </w:tcPr>
+          <w:p>
+            <w:pPr>
+              <w:spacing w:after="0" w:before="0" w:line="240" w:lineRule="auto"/>
+            </w:pPr>
+            <w:r>
+              <w:rPr>
+                <w:rFonts w:ascii="Arial" w:hAnsi="Arial"/>
+                <w:b w:val="0"/>
+                <w:sz w:val="18"/>
+              </w:rPr>
+              <w:t>BR-RULE-04</w:t>
+            </w:r>
+          </w:p>
+        </w:tc>
+        <w:tc>
+          <w:tcPr>
+            <w:tcW w:type="dxa" w:w="7560"/>
+            <w:vAlign w:val="top"/>
+            <w:tcMar>
+              <w:top w:w="80" w:type="dxa"/>
+              <w:start w:w="100" w:type="dxa"/>
+              <w:bottom w:w="80" w:type="dxa"/>
+              <w:end w:w="100" w:type="dxa"/>
+            </w:tcMar>
+          </w:tcPr>
+          <w:p>
+            <w:pPr>
+              <w:spacing w:after="0" w:before="0" w:line="240" w:lineRule="auto"/>
+            </w:pPr>
+            <w:r>
+              <w:rPr>
+                <w:rFonts w:ascii="Arial" w:hAnsi="Arial"/>
+                <w:b w:val="0"/>
+                <w:sz w:val="18"/>
+              </w:rPr>
+              <w:t>When multiple results match the same recommendation section, the system shall return eligible charms ordered by stored priority/rank rather than selecting an arbitrary single result.</w:t>
+            </w:r>
+          </w:p>
+        </w:tc>
+        <w:tc>
+          <w:tcPr>
+            <w:tcW w:type="dxa" w:w="1656"/>
+            <w:vAlign w:val="top"/>
+            <w:tcMar>
+              <w:top w:w="80" w:type="dxa"/>
+              <w:start w:w="100" w:type="dxa"/>
+              <w:bottom w:w="80" w:type="dxa"/>
+              <w:end w:w="100" w:type="dxa"/>
+            </w:tcMar>
+          </w:tcPr>
+          <w:p>
+            <w:pPr>
+              <w:spacing w:after="0" w:before="0" w:line="240" w:lineRule="auto"/>
+            </w:pPr>
+            <w:r>
+              <w:rPr>
+                <w:rFonts w:ascii="Arial" w:hAnsi="Arial"/>
+                <w:b w:val="0"/>
+                <w:sz w:val="18"/>
+              </w:rPr>
+              <w:t>Draft</w:t>
+            </w:r>
+          </w:p>
+        </w:tc>
+      </w:tr>
+      <w:tr>
+        <w:trPr>
+          <w:cantSplit/>
+        </w:trPr>
+        <w:tc>
+          <w:tcPr>
+            <w:tcW w:type="dxa" w:w="1728"/>
+            <w:vAlign w:val="top"/>
+            <w:tcMar>
+              <w:top w:w="80" w:type="dxa"/>
+              <w:start w:w="100" w:type="dxa"/>
+              <w:bottom w:w="80" w:type="dxa"/>
+              <w:end w:w="100" w:type="dxa"/>
+            </w:tcMar>
+          </w:tcPr>
+          <w:p>
+            <w:pPr>
+              <w:spacing w:after="0" w:before="0" w:line="240" w:lineRule="auto"/>
+            </w:pPr>
+            <w:r>
+              <w:rPr>
+                <w:rFonts w:ascii="Arial" w:hAnsi="Arial"/>
+                <w:b w:val="0"/>
+                <w:sz w:val="18"/>
+              </w:rPr>
+              <w:t>BR-RULE-05</w:t>
+            </w:r>
+          </w:p>
+        </w:tc>
+        <w:tc>
+          <w:tcPr>
+            <w:tcW w:type="dxa" w:w="7560"/>
+            <w:vAlign w:val="top"/>
+            <w:tcMar>
+              <w:top w:w="80" w:type="dxa"/>
+              <w:start w:w="100" w:type="dxa"/>
+              <w:bottom w:w="80" w:type="dxa"/>
+              <w:end w:w="100" w:type="dxa"/>
+            </w:tcMar>
+          </w:tcPr>
+          <w:p>
+            <w:pPr>
+              <w:spacing w:after="0" w:before="0" w:line="240" w:lineRule="auto"/>
+            </w:pPr>
+            <w:r>
+              <w:rPr>
+                <w:rFonts w:ascii="Arial" w:hAnsi="Arial"/>
+                <w:b w:val="0"/>
+                <w:sz w:val="18"/>
+              </w:rPr>
+              <w:t>A stored rule reference does not override charm eligibility; INACTIVE or OUT_OF_STOCK charms must be filtered out at recommendation time.</w:t>
+            </w:r>
+          </w:p>
+        </w:tc>
+        <w:tc>
+          <w:tcPr>
+            <w:tcW w:type="dxa" w:w="1656"/>
+            <w:vAlign w:val="top"/>
+            <w:tcMar>
+              <w:top w:w="80" w:type="dxa"/>
+              <w:start w:w="100" w:type="dxa"/>
+              <w:bottom w:w="80" w:type="dxa"/>
+              <w:end w:w="100" w:type="dxa"/>
+            </w:tcMar>
+          </w:tcPr>
+          <w:p>
+            <w:pPr>
+              <w:spacing w:after="0" w:before="0" w:line="240" w:lineRule="auto"/>
+            </w:pPr>
+            <w:r>
+              <w:rPr>
+                <w:rFonts w:ascii="Arial" w:hAnsi="Arial"/>
+                <w:b w:val="0"/>
+                <w:sz w:val="18"/>
+              </w:rPr>
+              <w:t>Draft</w:t>
+            </w:r>
+          </w:p>
+        </w:tc>
+      </w:tr>
+      <w:tr>
+        <w:trPr>
+          <w:cantSplit/>
+        </w:trPr>
+        <w:tc>
+          <w:tcPr>
+            <w:tcW w:type="dxa" w:w="1728"/>
+            <w:vAlign w:val="top"/>
+            <w:tcMar>
+              <w:top w:w="80" w:type="dxa"/>
+              <w:start w:w="100" w:type="dxa"/>
+              <w:bottom w:w="80" w:type="dxa"/>
+              <w:end w:w="100" w:type="dxa"/>
+            </w:tcMar>
+          </w:tcPr>
+          <w:p>
+            <w:pPr>
+              <w:spacing w:after="0" w:before="0" w:line="240" w:lineRule="auto"/>
+            </w:pPr>
+            <w:r>
+              <w:rPr>
+                <w:rFonts w:ascii="Arial" w:hAnsi="Arial"/>
+                <w:b w:val="0"/>
+                <w:sz w:val="18"/>
+              </w:rPr>
+              <w:t>BR-RULE-06</w:t>
+            </w:r>
+          </w:p>
+        </w:tc>
+        <w:tc>
+          <w:tcPr>
+            <w:tcW w:type="dxa" w:w="7560"/>
+            <w:vAlign w:val="top"/>
+            <w:tcMar>
+              <w:top w:w="80" w:type="dxa"/>
+              <w:start w:w="100" w:type="dxa"/>
+              <w:bottom w:w="80" w:type="dxa"/>
+              <w:end w:w="100" w:type="dxa"/>
+            </w:tcMar>
+          </w:tcPr>
+          <w:p>
+            <w:pPr>
+              <w:spacing w:after="0" w:before="0" w:line="240" w:lineRule="auto"/>
+            </w:pPr>
+            <w:r>
+              <w:rPr>
+                <w:rFonts w:ascii="Arial" w:hAnsi="Arial"/>
+                <w:b w:val="0"/>
+                <w:sz w:val="18"/>
+              </w:rPr>
+              <w:t>Manager must be able to create, edit, activate/deactivate, and reorder recommendation mappings without modifying source code.</w:t>
+            </w:r>
+          </w:p>
+        </w:tc>
+        <w:tc>
+          <w:tcPr>
+            <w:tcW w:type="dxa" w:w="1656"/>
+            <w:vAlign w:val="top"/>
+            <w:tcMar>
+              <w:top w:w="80" w:type="dxa"/>
+              <w:start w:w="100" w:type="dxa"/>
+              <w:bottom w:w="80" w:type="dxa"/>
+              <w:end w:w="100" w:type="dxa"/>
+            </w:tcMar>
+          </w:tcPr>
+          <w:p>
+            <w:pPr>
+              <w:spacing w:after="0" w:before="0" w:line="240" w:lineRule="auto"/>
+            </w:pPr>
+            <w:r>
+              <w:rPr>
+                <w:rFonts w:ascii="Arial" w:hAnsi="Arial"/>
+                <w:b w:val="0"/>
+                <w:sz w:val="18"/>
+              </w:rPr>
+              <w:t>Draft</w:t>
+            </w:r>
+          </w:p>
+        </w:tc>
+      </w:tr>
+      <w:tr>
+        <w:trPr>
+          <w:cantSplit/>
+        </w:trPr>
+        <w:tc>
+          <w:tcPr>
+            <w:tcW w:type="dxa" w:w="1728"/>
+            <w:vAlign w:val="top"/>
+            <w:tcMar>
+              <w:top w:w="80" w:type="dxa"/>
+              <w:start w:w="100" w:type="dxa"/>
+              <w:bottom w:w="80" w:type="dxa"/>
+              <w:end w:w="100" w:type="dxa"/>
+            </w:tcMar>
+          </w:tcPr>
+          <w:p>
+            <w:pPr>
+              <w:spacing w:after="0" w:before="0" w:line="240" w:lineRule="auto"/>
+            </w:pPr>
+            <w:r>
+              <w:rPr>
+                <w:rFonts w:ascii="Arial" w:hAnsi="Arial"/>
+                <w:b w:val="0"/>
+                <w:sz w:val="18"/>
+              </w:rPr>
+              <w:t>BR-RULE-07</w:t>
+            </w:r>
+          </w:p>
+        </w:tc>
+        <w:tc>
+          <w:tcPr>
+            <w:tcW w:type="dxa" w:w="7560"/>
+            <w:vAlign w:val="top"/>
+            <w:tcMar>
+              <w:top w:w="80" w:type="dxa"/>
+              <w:start w:w="100" w:type="dxa"/>
+              <w:bottom w:w="80" w:type="dxa"/>
+              <w:end w:w="100" w:type="dxa"/>
+            </w:tcMar>
+          </w:tcPr>
+          <w:p>
+            <w:pPr>
+              <w:spacing w:after="0" w:before="0" w:line="240" w:lineRule="auto"/>
+            </w:pPr>
+            <w:r>
+              <w:rPr>
+                <w:rFonts w:ascii="Arial" w:hAnsi="Arial"/>
+                <w:b w:val="0"/>
+                <w:sz w:val="18"/>
+              </w:rPr>
+              <w:t>The Manager UI may use drag-and-drop or an equivalent reorder control, but the authoritative order must be persisted as backend priority/rank data.</w:t>
+            </w:r>
+          </w:p>
+        </w:tc>
+        <w:tc>
+          <w:tcPr>
+            <w:tcW w:type="dxa" w:w="1656"/>
+            <w:vAlign w:val="top"/>
+            <w:tcMar>
+              <w:top w:w="80" w:type="dxa"/>
+              <w:start w:w="100" w:type="dxa"/>
+              <w:bottom w:w="80" w:type="dxa"/>
+              <w:end w:w="100" w:type="dxa"/>
+            </w:tcMar>
+          </w:tcPr>
+          <w:p>
+            <w:pPr>
+              <w:spacing w:after="0" w:before="0" w:line="240" w:lineRule="auto"/>
+            </w:pPr>
+            <w:r>
+              <w:rPr>
+                <w:rFonts w:ascii="Arial" w:hAnsi="Arial"/>
+                <w:b w:val="0"/>
+                <w:sz w:val="18"/>
+              </w:rPr>
+              <w:t>Draft</w:t>
+            </w:r>
+          </w:p>
+        </w:tc>
+      </w:tr>
+    </w:tbl>
+    <w:p>
+      <w:pPr>
+        <w:spacing w:after="40"/>
+      </w:pPr>
+    </w:p>
+    <w:p>
+      <w:pPr>
+        <w:pStyle w:val="Heading1"/>
+        <w:keepNext/>
+      </w:pPr>
+      <w:r>
+        <w:t>7. Quiz JSON Import Rules</w:t>
+      </w:r>
+    </w:p>
+    <w:tbl>
+      <w:tblPr>
+        <w:tblStyle w:val="TableGrid"/>
+        <w:tblW w:type="auto" w:w="0"/>
+        <w:jc w:val="center"/>
+        <w:tblLayout w:type="autofit"/>
+        <w:tblLook w:firstColumn="1" w:firstRow="1" w:lastColumn="0" w:lastRow="0" w:noHBand="0" w:noVBand="1" w:val="04A0"/>
+      </w:tblPr>
+      <w:tblGrid>
+        <w:gridCol w:w="3360"/>
+        <w:gridCol w:w="3360"/>
+        <w:gridCol w:w="3360"/>
+      </w:tblGrid>
+      <w:tr>
+        <w:trPr>
+          <w:tblHeader w:val="true"/>
+        </w:trPr>
+        <w:tc>
+          <w:tcPr>
+            <w:tcW w:type="dxa" w:w="1728"/>
+            <w:shd w:fill="D9EAF7"/>
+            <w:vAlign w:val="center"/>
+            <w:tcMar>
+              <w:top w:w="80" w:type="dxa"/>
+              <w:start w:w="100" w:type="dxa"/>
+              <w:bottom w:w="80" w:type="dxa"/>
+              <w:end w:w="100" w:type="dxa"/>
+            </w:tcMar>
+          </w:tcPr>
+          <w:p>
+            <w:pPr>
+              <w:spacing w:after="0" w:before="0" w:line="240" w:lineRule="auto"/>
+            </w:pPr>
+            <w:r>
+              <w:rPr>
+                <w:rFonts w:ascii="Arial" w:hAnsi="Arial"/>
+                <w:b/>
+                <w:color w:val="17365D"/>
+                <w:sz w:val="18"/>
+              </w:rPr>
+              <w:t>BR ID</w:t>
+            </w:r>
+          </w:p>
+        </w:tc>
+        <w:tc>
+          <w:tcPr>
+            <w:tcW w:type="dxa" w:w="7560"/>
+            <w:shd w:fill="D9EAF7"/>
+            <w:vAlign w:val="center"/>
+            <w:tcMar>
+              <w:top w:w="80" w:type="dxa"/>
+              <w:start w:w="100" w:type="dxa"/>
+              <w:bottom w:w="80" w:type="dxa"/>
+              <w:end w:w="100" w:type="dxa"/>
+            </w:tcMar>
+          </w:tcPr>
+          <w:p>
+            <w:pPr>
+              <w:spacing w:after="0" w:before="0" w:line="240" w:lineRule="auto"/>
+            </w:pPr>
+            <w:r>
+              <w:rPr>
+                <w:rFonts w:ascii="Arial" w:hAnsi="Arial"/>
+                <w:b/>
+                <w:color w:val="17365D"/>
+                <w:sz w:val="18"/>
+              </w:rPr>
+              <w:t>Business Rule</w:t>
+            </w:r>
+          </w:p>
+        </w:tc>
+        <w:tc>
+          <w:tcPr>
+            <w:tcW w:type="dxa" w:w="1656"/>
+            <w:shd w:fill="D9EAF7"/>
+            <w:vAlign w:val="center"/>
+            <w:tcMar>
+              <w:top w:w="80" w:type="dxa"/>
+              <w:start w:w="100" w:type="dxa"/>
+              <w:bottom w:w="80" w:type="dxa"/>
+              <w:end w:w="100" w:type="dxa"/>
+            </w:tcMar>
+          </w:tcPr>
+          <w:p>
+            <w:pPr>
+              <w:spacing w:after="0" w:before="0" w:line="240" w:lineRule="auto"/>
+            </w:pPr>
+            <w:r>
+              <w:rPr>
+                <w:rFonts w:ascii="Arial" w:hAnsi="Arial"/>
+                <w:b/>
+                <w:color w:val="17365D"/>
+                <w:sz w:val="18"/>
+              </w:rPr>
+              <w:t>Status</w:t>
+            </w:r>
+          </w:p>
+        </w:tc>
+      </w:tr>
+      <w:tr>
+        <w:trPr>
+          <w:cantSplit/>
+        </w:trPr>
+        <w:tc>
+          <w:tcPr>
+            <w:tcW w:type="dxa" w:w="1728"/>
+            <w:vAlign w:val="top"/>
+            <w:tcMar>
+              <w:top w:w="80" w:type="dxa"/>
+              <w:start w:w="100" w:type="dxa"/>
+              <w:bottom w:w="80" w:type="dxa"/>
+              <w:end w:w="100" w:type="dxa"/>
+            </w:tcMar>
+          </w:tcPr>
+          <w:p>
+            <w:pPr>
+              <w:spacing w:after="0" w:before="0" w:line="240" w:lineRule="auto"/>
+            </w:pPr>
+            <w:r>
+              <w:rPr>
+                <w:rFonts w:ascii="Arial" w:hAnsi="Arial"/>
+                <w:b w:val="0"/>
+                <w:sz w:val="18"/>
+              </w:rPr>
               <w:t>BR-JSON-01</w:t>
             </w:r>
           </w:p>
         </w:tc>
         <w:tc>
           <w:tcPr>
-            <w:tcW w:type="dxa" w:w="3360"/>
+            <w:tcW w:type="dxa" w:w="7560"/>
             <w:vAlign w:val="top"/>
+            <w:tcMar>
+              <w:top w:w="80" w:type="dxa"/>
+              <w:start w:w="100" w:type="dxa"/>
+              <w:bottom w:w="80" w:type="dxa"/>
+              <w:end w:w="100" w:type="dxa"/>
+            </w:tcMar>
           </w:tcPr>
           <w:p>
+            <w:pPr>
+              <w:spacing w:after="0" w:before="0" w:line="240" w:lineRule="auto"/>
+            </w:pPr>
             <w:r>
+              <w:rPr>
+                <w:rFonts w:ascii="Arial" w:hAnsi="Arial"/>
+                <w:b w:val="0"/>
+                <w:sz w:val="18"/>
+              </w:rPr>
               <w:t>Each imported quiz question must follow the JSON schema defined by the system.</w:t>
             </w:r>
           </w:p>
         </w:tc>
         <w:tc>
           <w:tcPr>
-            <w:tcW w:type="dxa" w:w="3360"/>
+            <w:tcW w:type="dxa" w:w="1656"/>
             <w:vAlign w:val="top"/>
+            <w:tcMar>
+              <w:top w:w="80" w:type="dxa"/>
+              <w:start w:w="100" w:type="dxa"/>
+              <w:bottom w:w="80" w:type="dxa"/>
+              <w:end w:w="100" w:type="dxa"/>
+            </w:tcMar>
           </w:tcPr>
           <w:p>
+            <w:pPr>
+              <w:spacing w:after="0" w:before="0" w:line="240" w:lineRule="auto"/>
+            </w:pPr>
             <w:r>
+              <w:rPr>
+                <w:rFonts w:ascii="Arial" w:hAnsi="Arial"/>
+                <w:b w:val="0"/>
+                <w:sz w:val="18"/>
+              </w:rPr>
               <w:t>Draft</w:t>
             </w:r>
           </w:p>
         </w:tc>
       </w:tr>
       <w:tr>
+        <w:trPr>
+          <w:cantSplit/>
+        </w:trPr>
         <w:tc>
           <w:tcPr>
-            <w:tcW w:type="dxa" w:w="3360"/>
+            <w:tcW w:type="dxa" w:w="1728"/>
             <w:vAlign w:val="top"/>
+            <w:tcMar>
+              <w:top w:w="80" w:type="dxa"/>
+              <w:start w:w="100" w:type="dxa"/>
+              <w:bottom w:w="80" w:type="dxa"/>
+              <w:end w:w="100" w:type="dxa"/>
+            </w:tcMar>
           </w:tcPr>
           <w:p>
+            <w:pPr>
+              <w:spacing w:after="0" w:before="0" w:line="240" w:lineRule="auto"/>
+            </w:pPr>
             <w:r>
+              <w:rPr>
+                <w:rFonts w:ascii="Arial" w:hAnsi="Arial"/>
+                <w:b w:val="0"/>
+                <w:sz w:val="18"/>
+              </w:rPr>
               <w:t>BR-JSON-02</w:t>
             </w:r>
           </w:p>
         </w:tc>
         <w:tc>
           <w:tcPr>
-            <w:tcW w:type="dxa" w:w="3360"/>
+            <w:tcW w:type="dxa" w:w="7560"/>
             <w:vAlign w:val="top"/>
+            <w:tcMar>
+              <w:top w:w="80" w:type="dxa"/>
+              <w:start w:w="100" w:type="dxa"/>
+              <w:bottom w:w="80" w:type="dxa"/>
+              <w:end w:w="100" w:type="dxa"/>
+            </w:tcMar>
           </w:tcPr>
           <w:p>
+            <w:pPr>
+              <w:spacing w:after="0" w:before="0" w:line="240" w:lineRule="auto"/>
+            </w:pPr>
             <w:r>
+              <w:rPr>
+                <w:rFonts w:ascii="Arial" w:hAnsi="Arial"/>
+                <w:b w:val="0"/>
+                <w:sz w:val="18"/>
+              </w:rPr>
               <w:t>Each imported question must contain exactly 4 answer options.</w:t>
             </w:r>
           </w:p>
         </w:tc>
         <w:tc>
           <w:tcPr>
-            <w:tcW w:type="dxa" w:w="3360"/>
+            <w:tcW w:type="dxa" w:w="1656"/>
             <w:vAlign w:val="top"/>
+            <w:tcMar>
+              <w:top w:w="80" w:type="dxa"/>
+              <w:start w:w="100" w:type="dxa"/>
+              <w:bottom w:w="80" w:type="dxa"/>
+              <w:end w:w="100" w:type="dxa"/>
+            </w:tcMar>
           </w:tcPr>
           <w:p>
+            <w:pPr>
+              <w:spacing w:after="0" w:before="0" w:line="240" w:lineRule="auto"/>
+            </w:pPr>
             <w:r>
+              <w:rPr>
+                <w:rFonts w:ascii="Arial" w:hAnsi="Arial"/>
+                <w:b w:val="0"/>
+                <w:sz w:val="18"/>
+              </w:rPr>
               <w:t>Draft</w:t>
             </w:r>
           </w:p>
         </w:tc>
       </w:tr>
       <w:tr>
+        <w:trPr>
+          <w:cantSplit/>
+        </w:trPr>
         <w:tc>
           <w:tcPr>
-            <w:tcW w:type="dxa" w:w="3360"/>
+            <w:tcW w:type="dxa" w:w="1728"/>
             <w:vAlign w:val="top"/>
+            <w:tcMar>
+              <w:top w:w="80" w:type="dxa"/>
+              <w:start w:w="100" w:type="dxa"/>
+              <w:bottom w:w="80" w:type="dxa"/>
+              <w:end w:w="100" w:type="dxa"/>
+            </w:tcMar>
           </w:tcPr>
           <w:p>
+            <w:pPr>
+              <w:spacing w:after="0" w:before="0" w:line="240" w:lineRule="auto"/>
+            </w:pPr>
             <w:r>
+              <w:rPr>
+                <w:rFonts w:ascii="Arial" w:hAnsi="Arial"/>
+                <w:b w:val="0"/>
+                <w:sz w:val="18"/>
+              </w:rPr>
               <w:t>BR-JSON-03</w:t>
             </w:r>
           </w:p>
         </w:tc>
         <w:tc>
           <w:tcPr>
-            <w:tcW w:type="dxa" w:w="3360"/>
+            <w:tcW w:type="dxa" w:w="7560"/>
             <w:vAlign w:val="top"/>
+            <w:tcMar>
+              <w:top w:w="80" w:type="dxa"/>
+              <w:start w:w="100" w:type="dxa"/>
+              <w:bottom w:w="80" w:type="dxa"/>
+              <w:end w:w="100" w:type="dxa"/>
+            </w:tcMar>
           </w:tcPr>
           <w:p>
+            <w:pPr>
+              <w:spacing w:after="0" w:before="0" w:line="240" w:lineRule="auto"/>
+            </w:pPr>
             <w:r>
+              <w:rPr>
+                <w:rFonts w:ascii="Arial" w:hAnsi="Arial"/>
+                <w:b w:val="0"/>
+                <w:sz w:val="18"/>
+              </w:rPr>
               <w:t>The correctAnswer value must reference a valid option in the same question.</w:t>
             </w:r>
           </w:p>
         </w:tc>
         <w:tc>
           <w:tcPr>
-            <w:tcW w:type="dxa" w:w="3360"/>
+            <w:tcW w:type="dxa" w:w="1656"/>
             <w:vAlign w:val="top"/>
+            <w:tcMar>
+              <w:top w:w="80" w:type="dxa"/>
+              <w:start w:w="100" w:type="dxa"/>
+              <w:bottom w:w="80" w:type="dxa"/>
+              <w:end w:w="100" w:type="dxa"/>
+            </w:tcMar>
           </w:tcPr>
           <w:p>
+            <w:pPr>
+              <w:spacing w:after="0" w:before="0" w:line="240" w:lineRule="auto"/>
+            </w:pPr>
             <w:r>
+              <w:rPr>
+                <w:rFonts w:ascii="Arial" w:hAnsi="Arial"/>
+                <w:b w:val="0"/>
+                <w:sz w:val="18"/>
+              </w:rPr>
               <w:t>Draft</w:t>
             </w:r>
           </w:p>
         </w:tc>
       </w:tr>
       <w:tr>
+        <w:trPr>
+          <w:cantSplit/>
+        </w:trPr>
         <w:tc>
           <w:tcPr>
-            <w:tcW w:type="dxa" w:w="3360"/>
+            <w:tcW w:type="dxa" w:w="1728"/>
             <w:vAlign w:val="top"/>
+            <w:tcMar>
+              <w:top w:w="80" w:type="dxa"/>
+              <w:start w:w="100" w:type="dxa"/>
+              <w:bottom w:w="80" w:type="dxa"/>
+              <w:end w:w="100" w:type="dxa"/>
+            </w:tcMar>
           </w:tcPr>
           <w:p>
+            <w:pPr>
+              <w:spacing w:after="0" w:before="0" w:line="240" w:lineRule="auto"/>
+            </w:pPr>
             <w:r>
+              <w:rPr>
+                <w:rFonts w:ascii="Arial" w:hAnsi="Arial"/>
+                <w:b w:val="0"/>
+                <w:sz w:val="18"/>
+              </w:rPr>
               <w:t>BR-JSON-04</w:t>
             </w:r>
           </w:p>
         </w:tc>
         <w:tc>
           <w:tcPr>
-            <w:tcW w:type="dxa" w:w="3360"/>
+            <w:tcW w:type="dxa" w:w="7560"/>
             <w:vAlign w:val="top"/>
+            <w:tcMar>
+              <w:top w:w="80" w:type="dxa"/>
+              <w:start w:w="100" w:type="dxa"/>
+              <w:bottom w:w="80" w:type="dxa"/>
+              <w:end w:w="100" w:type="dxa"/>
+            </w:tcMar>
           </w:tcPr>
           <w:p>
+            <w:pPr>
+              <w:spacing w:after="0" w:before="0" w:line="240" w:lineRule="auto"/>
+            </w:pPr>
             <w:r>
+              <w:rPr>
+                <w:rFonts w:ascii="Arial" w:hAnsi="Arial"/>
+                <w:b w:val="0"/>
+                <w:sz w:val="18"/>
+              </w:rPr>
               <w:t>Invalid JSON must not be imported into the active quiz question set.</w:t>
             </w:r>
           </w:p>
         </w:tc>
         <w:tc>
           <w:tcPr>
-            <w:tcW w:type="dxa" w:w="3360"/>
+            <w:tcW w:type="dxa" w:w="1656"/>
             <w:vAlign w:val="top"/>
+            <w:tcMar>
+              <w:top w:w="80" w:type="dxa"/>
+              <w:start w:w="100" w:type="dxa"/>
+              <w:bottom w:w="80" w:type="dxa"/>
+              <w:end w:w="100" w:type="dxa"/>
+            </w:tcMar>
           </w:tcPr>
           <w:p>
+            <w:pPr>
+              <w:spacing w:after="0" w:before="0" w:line="240" w:lineRule="auto"/>
+            </w:pPr>
             <w:r>
+              <w:rPr>
+                <w:rFonts w:ascii="Arial" w:hAnsi="Arial"/>
+                <w:b w:val="0"/>
+                <w:sz w:val="18"/>
+              </w:rPr>
               <w:t>Draft</w:t>
             </w:r>
           </w:p>
         </w:tc>
       </w:tr>
       <w:tr>
+        <w:trPr>
+          <w:cantSplit/>
+        </w:trPr>
         <w:tc>
           <w:tcPr>
-            <w:tcW w:type="dxa" w:w="3360"/>
+            <w:tcW w:type="dxa" w:w="1728"/>
             <w:vAlign w:val="top"/>
+            <w:tcMar>
+              <w:top w:w="80" w:type="dxa"/>
+              <w:start w:w="100" w:type="dxa"/>
+              <w:bottom w:w="80" w:type="dxa"/>
+              <w:end w:w="100" w:type="dxa"/>
+            </w:tcMar>
           </w:tcPr>
           <w:p>
+            <w:pPr>
+              <w:spacing w:after="0" w:before="0" w:line="240" w:lineRule="auto"/>
+            </w:pPr>
             <w:r>
+              <w:rPr>
+                <w:rFonts w:ascii="Arial" w:hAnsi="Arial"/>
+                <w:b w:val="0"/>
+                <w:sz w:val="18"/>
+              </w:rPr>
               <w:t>BR-JSON-05</w:t>
             </w:r>
           </w:p>
         </w:tc>
         <w:tc>
           <w:tcPr>
-            <w:tcW w:type="dxa" w:w="3360"/>
+            <w:tcW w:type="dxa" w:w="7560"/>
             <w:vAlign w:val="top"/>
+            <w:tcMar>
+              <w:top w:w="80" w:type="dxa"/>
+              <w:start w:w="100" w:type="dxa"/>
+              <w:bottom w:w="80" w:type="dxa"/>
+              <w:end w:w="100" w:type="dxa"/>
+            </w:tcMar>
           </w:tcPr>
           <w:p>
+            <w:pPr>
+              <w:spacing w:after="0" w:before="0" w:line="240" w:lineRule="auto"/>
+            </w:pPr>
             <w:r>
+              <w:rPr>
+                <w:rFonts w:ascii="Arial" w:hAnsi="Arial"/>
+                <w:b w:val="0"/>
+                <w:sz w:val="18"/>
+              </w:rPr>
               <w:t>Imported questions must be previewed and confirmed by the Manager before being used for Customer quizzes.</w:t>
             </w:r>
           </w:p>
         </w:tc>
         <w:tc>
           <w:tcPr>
-            <w:tcW w:type="dxa" w:w="3360"/>
+            <w:tcW w:type="dxa" w:w="1656"/>
             <w:vAlign w:val="top"/>
+            <w:tcMar>
+              <w:top w:w="80" w:type="dxa"/>
+              <w:start w:w="100" w:type="dxa"/>
+              <w:bottom w:w="80" w:type="dxa"/>
+              <w:end w:w="100" w:type="dxa"/>
+            </w:tcMar>
           </w:tcPr>
           <w:p>
+            <w:pPr>
+              <w:spacing w:after="0" w:before="0" w:line="240" w:lineRule="auto"/>
+            </w:pPr>
             <w:r>
+              <w:rPr>
+                <w:rFonts w:ascii="Arial" w:hAnsi="Arial"/>
+                <w:b w:val="0"/>
+                <w:sz w:val="18"/>
+              </w:rPr>
               <w:t>Draft</w:t>
             </w:r>
           </w:p>
         </w:tc>
       </w:tr>
     </w:tbl>
-    <w:p/>
+    <w:p>
+      <w:pPr>
+        <w:spacing w:after="40"/>
+      </w:pPr>
+    </w:p>
     <w:p>
       <w:pPr>
         <w:pStyle w:val="Heading1"/>
+        <w:keepNext/>
       </w:pPr>
       <w:r>
-        <w:t>6. Proposed Quiz JSON Structure</w:t>
+        <w:t>8. Proposed Quiz JSON Structure</w:t>
       </w:r>
     </w:p>
     <w:p>
       <w:pPr/>
       <w:r>
+        <w:rPr>
+          <w:rFonts w:ascii="Consolas" w:hAnsi="Consolas"/>
+          <w:sz w:val="19"/>
+        </w:rPr>
         <w:t>{</w:t>
         <w:br/>
         <w:t xml:space="preserve">  "question": "Question text",</w:t>
@@ -1388,14 +5048,52 @@
     <w:p>
       <w:pPr>
         <w:pStyle w:val="Heading1"/>
+        <w:keepNext/>
       </w:pPr>
       <w:r>
-        <w:t>7. Open Business Decisions (TBD)</w:t>
+        <w:t>9. Open Business Decisions (TBD)</w:t>
       </w:r>
     </w:p>
     <w:p>
       <w:pPr>
         <w:pStyle w:val="ListBullet"/>
+        <w:spacing w:after="40"/>
+      </w:pPr>
+      <w:r>
+        <w:t>Life-path / numerology calculation: confirm the exact formula and whether 11, 22, and 33 remain as master numbers.</w:t>
+      </w:r>
+    </w:p>
+    <w:p>
+      <w:pPr>
+        <w:pStyle w:val="ListBullet"/>
+        <w:spacing w:after="40"/>
+      </w:pPr>
+      <w:r>
+        <w:t>AI provider/model, free-tier/paid quota strategy, retry policy, and operational timeout values.</w:t>
+      </w:r>
+    </w:p>
+    <w:p>
+      <w:pPr>
+        <w:pStyle w:val="ListBullet"/>
+        <w:spacing w:after="40"/>
+      </w:pPr>
+      <w:r>
+        <w:t>Maximum number of recommended charms returned per section when many rules or AI/local matches exist.</w:t>
+      </w:r>
+    </w:p>
+    <w:p>
+      <w:pPr>
+        <w:pStyle w:val="ListBullet"/>
+        <w:spacing w:after="40"/>
+      </w:pPr>
+      <w:r>
+        <w:t>Whether all profile fields are mandatory or whether selected recommendation sections may be omitted when the Customer leaves a field blank.</w:t>
+      </w:r>
+    </w:p>
+    <w:p>
+      <w:pPr>
+        <w:pStyle w:val="ListBullet"/>
+        <w:spacing w:after="40"/>
       </w:pPr>
       <w:r>
         <w:t>Quiz question selection: fixed set of 10 questions OR random 10 questions from a larger question bank.</w:t>
@@ -1404,6 +5102,7 @@
     <w:p>
       <w:pPr>
         <w:pStyle w:val="ListBullet"/>
+        <w:spacing w:after="40"/>
       </w:pPr>
       <w:r>
         <w:t>Quiz retry policy: unlimited retries, limited retries, or one attempt only.</w:t>
@@ -1412,6 +5111,7 @@
     <w:p>
       <w:pPr>
         <w:pStyle w:val="ListBullet"/>
+        <w:spacing w:after="40"/>
       </w:pPr>
       <w:r>
         <w:t>Reward verification: result screen only OR reward code/QR for staff verification.</w:t>
@@ -1419,45 +5119,19 @@
     </w:p>
     <w:p>
       <w:pPr>
-        <w:pStyle w:val="ListBullet"/>
+        <w:pStyle w:val="Heading1"/>
+        <w:keepNext/>
       </w:pPr>
       <w:r>
-        <w:t>Multiple matching recommendation rules: highest priority, scoring mechanism, or return multiple charms.</w:t>
+        <w:t>10. Status</w:t>
       </w:r>
     </w:p>
     <w:p>
       <w:pPr>
-        <w:pStyle w:val="ListBullet"/>
+        <w:spacing w:after="100"/>
       </w:pPr>
       <w:r>
-        <w:t>AI participation: fallback only OR AI participates in every recommendation.</w:t>
-      </w:r>
-    </w:p>
-    <w:p>
-      <w:pPr>
-        <w:pStyle w:val="ListBullet"/>
-      </w:pPr>
-      <w:r>
-        <w:t>Customer Profile fields: finalize mandatory and optional fields used by recommendation logic.</w:t>
-      </w:r>
-    </w:p>
-    <w:p>
-      <w:pPr>
-        <w:pStyle w:val="Heading1"/>
-      </w:pPr>
-      <w:r>
-        <w:t>8. Status</w:t>
-      </w:r>
-    </w:p>
-    <w:p>
-      <w:r>
-        <w:rPr>
-          <w:b/>
-        </w:rPr>
-        <w:t xml:space="preserve">Document status: </w:t>
-      </w:r>
-      <w:r>
-        <w:t>DRAFT — for team review and confirmation before FR/Use Case/Activity Diagram/ERD/API design.</w:t>
+        <w:t>Document status: DRAFT — updated after team confirmation of grouped recommendation results, separate charm visibility/stock status, real-time Customer catalog updates, Manager-configurable rule ordering, and three-layer Rule → AI → Local fallback behavior. Finalize remaining TBD items before ERD/API baselining.</w:t>
       </w:r>
     </w:p>
     <w:sectPr>
